--- a/data/KHT Operation knowledge sample data.docx
+++ b/data/KHT Operation knowledge sample data.docx
@@ -23,15 +23,7 @@
         <w:t>Document status:</w:t>
       </w:r>
       <w:r>
-        <w:t xml:space="preserve"> Training sample only. These SOPs must be reviewed and approved by KHT Operations, HSE, Maintenance, and the relevant Permit Issuing Authority before site use. Follow the latest company standards, equipment manuals, MSDS/SDS, local regulations, and terminal instructions </w:t>
-      </w:r>
-      <w:proofErr w:type="gramStart"/>
-      <w:r>
-        <w:t>at all times</w:t>
-      </w:r>
-      <w:proofErr w:type="gramEnd"/>
-      <w:r>
-        <w:t>.</w:t>
+        <w:t xml:space="preserve"> Training sample only. These SOPs must be reviewed and approved by KHT Operations, HSE, Maintenance, and the relevant Permit Issuing Authority before site use. Follow the latest company standards, equipment manuals, MSDS/SDS, local regulations, and terminal instructions at all times.</w:t>
       </w:r>
     </w:p>
     <w:p>
@@ -158,15 +150,7 @@
         <w:t>Emergency actions:</w:t>
       </w:r>
       <w:r>
-        <w:t xml:space="preserve"> Activate emergency stop, raise alarm, stop all ignition sources, isolate valves if safe, evacuate non-essential personnel, use spill kit for </w:t>
-      </w:r>
-      <w:proofErr w:type="gramStart"/>
-      <w:r>
-        <w:t>small contained</w:t>
-      </w:r>
-      <w:proofErr w:type="gramEnd"/>
-      <w:r>
-        <w:t xml:space="preserve"> spills, and call the emergency response team for major spill, fire, medical injury, or uncontrolled release.</w:t>
+        <w:t xml:space="preserve"> Activate emergency stop, raise alarm, stop all ignition sources, isolate valves if safe, evacuate non-essential personnel, use spill kit for small contained spills, and call the emergency response team for major spill, fire, medical injury, or uncontrolled release.</w:t>
       </w:r>
     </w:p>
     <w:p>
@@ -213,15 +197,7 @@
         <w:t>Responsibilities:</w:t>
       </w:r>
       <w:r>
-        <w:t xml:space="preserve"> The operator conducts checks and </w:t>
-      </w:r>
-      <w:proofErr w:type="gramStart"/>
-      <w:r>
-        <w:t>transfer</w:t>
-      </w:r>
-      <w:proofErr w:type="gramEnd"/>
-      <w:r>
-        <w:t xml:space="preserve">; the supervisor authorizes the job and verifies risk controls; HSE verifies spill, fire, and PPE readiness; maintenance supports pumps, hoses, and valves; the driver or supplier supports vehicle positioning and isolation. </w:t>
+        <w:t xml:space="preserve"> The operator conducts checks and transfer; the supervisor authorizes the job and verifies risk controls; HSE verifies spill, fire, and PPE readiness; maintenance supports pumps, hoses, and valves; the driver or supplier supports vehicle positioning and isolation. </w:t>
       </w:r>
       <w:r>
         <w:rPr>
@@ -342,15 +318,7 @@
         <w:t>Responsibilities:</w:t>
       </w:r>
       <w:r>
-        <w:t xml:space="preserve"> Operations </w:t>
-      </w:r>
-      <w:proofErr w:type="gramStart"/>
-      <w:r>
-        <w:t>owns</w:t>
-      </w:r>
-      <w:proofErr w:type="gramEnd"/>
-      <w:r>
-        <w:t xml:space="preserve"> the test boundary and process safety; Instrument/Electrical performs functional testing; HSE verifies risk controls; Control Room records alarms and responses; Supervisor authorizes bypasses and restores normal service.</w:t>
+        <w:t xml:space="preserve"> Operations owns the test boundary and process safety; Instrument/Electrical performs functional testing; HSE verifies risk controls; Control Room records alarms and responses; Supervisor authorizes bypasses and restores normal service.</w:t>
       </w:r>
     </w:p>
     <w:p>
@@ -463,43 +431,11 @@
       </w:r>
       <w:proofErr w:type="spellEnd"/>
       <w:r>
-        <w:t xml:space="preserve">, oxygen, and toxic gases if required by area classification or job type. 6) Verify that fire </w:t>
-      </w:r>
-      <w:proofErr w:type="gramStart"/>
-      <w:r>
-        <w:t>watch</w:t>
-      </w:r>
-      <w:proofErr w:type="gramEnd"/>
-      <w:r>
-        <w:t xml:space="preserve">, standby person, barricades, signs, </w:t>
+        <w:t xml:space="preserve">, oxygen, and toxic gases if required by area classification or job type. 6) Verify that fire watch, standby person, barricades, signs, </w:t>
       </w:r>
       <w:r>
         <w:lastRenderedPageBreak/>
-        <w:t xml:space="preserve">ventilation, rescue </w:t>
-      </w:r>
-      <w:proofErr w:type="gramStart"/>
-      <w:r>
-        <w:t>plan</w:t>
-      </w:r>
-      <w:proofErr w:type="gramEnd"/>
-      <w:r>
-        <w:t xml:space="preserve">, communication </w:t>
-      </w:r>
-      <w:proofErr w:type="gramStart"/>
-      <w:r>
-        <w:t>method</w:t>
-      </w:r>
-      <w:proofErr w:type="gramEnd"/>
-      <w:r>
-        <w:t xml:space="preserve">, and firefighting equipment are ready. 7) Issue the permit only after the site has been physically checked and all controls are implemented. 8) The performer shall brief the work team and keep the permit at the worksite. 9) Suspend work if conditions change, alarm sounds, weather becomes unsafe, gas </w:t>
-      </w:r>
-      <w:proofErr w:type="gramStart"/>
-      <w:r>
-        <w:t>test</w:t>
-      </w:r>
-      <w:proofErr w:type="gramEnd"/>
-      <w:r>
-        <w:t xml:space="preserve"> expires, SIMOPS conflict arises, scope changes, or controls are removed. 10) On completion, clear the area, remove tools and waste, reinstate guards and covers, close isolations only after authorization, and hand back the permit to Operations for final acceptance.</w:t>
+        <w:t>ventilation, rescue plan, communication method, and firefighting equipment are ready. 7) Issue the permit only after the site has been physically checked and all controls are implemented. 8) The performer shall brief the work team and keep the permit at the worksite. 9) Suspend work if conditions change, alarm sounds, weather becomes unsafe, gas test expires, SIMOPS conflict arises, scope changes, or controls are removed. 10) On completion, clear the area, remove tools and waste, reinstate guards and covers, close isolations only after authorization, and hand back the permit to Operations for final acceptance.</w:t>
       </w:r>
     </w:p>
     <w:p>
@@ -588,15 +524,7 @@
         <w:t>Procedure:</w:t>
       </w:r>
       <w:r>
-        <w:t xml:space="preserve"> 1) Attend daily toolbox talk and understand the job hazards before starting work. 2) Wear mandatory PPE and task-specific PPE at all times in designated areas. 3) Maintain housekeeping: keep walkways clear, remove oil-soaked waste, control trip hazards, and keep access to extinguishers, hydrants, showers, eyewash stations, exits, and emergency equipment unobstructed. 4) Follow traffic management: use pedestrian routes, obey speed limits, reverse only with banksman where required, and maintain safe separation from trucks and forklifts. 5) Control ignition sources: no smoking, no unauthorized mobile phones, no hot work without permit, and no non-rated electrical tools in classified areas. 6) Use approved tools and inspect them before use. Defective tools, hoses, ladders, lifting gear, and electrical leads must be tagged and removed from service. 7) Prevent spills by using drip trays, caps, plugs, proper valve line-up, and continuous monitoring during transfer. 8) Segregate waste and </w:t>
-      </w:r>
-      <w:proofErr w:type="gramStart"/>
-      <w:r>
-        <w:t>dispose</w:t>
-      </w:r>
-      <w:proofErr w:type="gramEnd"/>
-      <w:r>
-        <w:t xml:space="preserve"> through approved routes. Do not discharge oil, diesel, solvents, or contaminated water into drains. 9) Report all injuries, spills, leaks, unsafe acts, equipment damage, and near misses immediately. 10) </w:t>
+        <w:t xml:space="preserve"> 1) Attend daily toolbox talk and understand the job hazards before starting work. 2) Wear mandatory PPE and task-specific PPE at all times in designated areas. 3) Maintain housekeeping: keep walkways clear, remove oil-soaked waste, control trip hazards, and keep access to extinguishers, hydrants, showers, eyewash stations, exits, and emergency equipment unobstructed. 4) Follow traffic management: use pedestrian routes, obey speed limits, reverse only with banksman where required, and maintain safe separation from trucks and forklifts. 5) Control ignition sources: no smoking, no unauthorized mobile phones, no hot work without permit, and no non-rated electrical tools in classified areas. 6) Use approved tools and inspect them before use. Defective tools, hoses, ladders, lifting gear, and electrical leads must be tagged and removed from service. 7) Prevent spills by using drip trays, caps, plugs, proper valve line-up, and continuous monitoring during transfer. 8) Segregate waste and dispose through approved routes. Do not discharge oil, diesel, solvents, or contaminated water into drains. 9) Report all injuries, spills, leaks, unsafe acts, equipment damage, and near misses immediately. 10) </w:t>
       </w:r>
       <w:r>
         <w:lastRenderedPageBreak/>
@@ -622,15 +550,7 @@
         <w:t>Stop-work triggers:</w:t>
       </w:r>
       <w:r>
-        <w:t xml:space="preserve"> missing permit, unsafe weather, uncontrolled leak, missing PPE, defective equipment, poor visibility, fatigue, untrained </w:t>
-      </w:r>
-      <w:proofErr w:type="gramStart"/>
-      <w:r>
-        <w:t>worker</w:t>
-      </w:r>
-      <w:proofErr w:type="gramEnd"/>
-      <w:r>
-        <w:t>, or any condition that could cause injury, fire, spill, or environmental harm.</w:t>
+        <w:t xml:space="preserve"> missing permit, unsafe weather, uncontrolled leak, missing PPE, defective equipment, poor visibility, fatigue, untrained worker, or any condition that could cause injury, fire, spill, or environmental harm.</w:t>
       </w:r>
     </w:p>
     <w:p>
@@ -869,15 +789,7 @@
         <w:t>Procedure:</w:t>
       </w:r>
       <w:r>
-        <w:t xml:space="preserve"> 1) Stop the activity immediately and make the situation safe only if it can be done without personal risk. 2) Raise the alarm by nearest alarm point, radio, phone, or verbal warning. State the location, emergency type, injured persons, product involved, and immediate hazards. 3) Activate emergency stop for loading/transfer operations if safe and applicable. 4) Move upwind and away from the release, avoiding low-lying areas, drains, ignition sources, and traffic. 5) Evacuate to the designated muster point when alarm or supervisor instruction is given. Do not re-enter until authorized. 6) For </w:t>
-      </w:r>
-      <w:proofErr w:type="gramStart"/>
-      <w:r>
-        <w:t>small contained</w:t>
-      </w:r>
-      <w:proofErr w:type="gramEnd"/>
-      <w:r>
-        <w:t xml:space="preserve"> spills, trained personnel may use spill kits after ignition sources are controlled and PPE is worn. For large spills, uncontrolled leaks, </w:t>
+        <w:t xml:space="preserve"> 1) Stop the activity immediately and make the situation safe only if it can be done without personal risk. 2) Raise the alarm by nearest alarm point, radio, phone, or verbal warning. State the location, emergency type, injured persons, product involved, and immediate hazards. 3) Activate emergency stop for loading/transfer operations if safe and applicable. 4) Move upwind and away from the release, avoiding low-lying areas, drains, ignition sources, and traffic. 5) Evacuate to the designated muster point when alarm or supervisor instruction is given. Do not re-enter until authorized. 6) For small contained spills, trained personnel may use spill kits after ignition sources are controlled and PPE is worn. For large spills, uncontrolled leaks, </w:t>
       </w:r>
       <w:proofErr w:type="spellStart"/>
       <w:r>
@@ -885,15 +797,7 @@
       </w:r>
       <w:proofErr w:type="spellEnd"/>
       <w:r>
-        <w:t xml:space="preserve"> clouds, or product entering drains, withdraw and wait for emergency response. 7) For fire, do not attempt firefighting unless trained, the fire is small, escape route is clear, and correct extinguisher is available. 8) For injury, call first aider/medical support, do not move the injured person unless exposed to immediate danger, and provide first aid within competence. 9) For vehicle </w:t>
-      </w:r>
-      <w:proofErr w:type="gramStart"/>
-      <w:r>
-        <w:t>incident</w:t>
-      </w:r>
-      <w:proofErr w:type="gramEnd"/>
-      <w:r>
-        <w:t>, stop traffic, isolate engines if safe, protect the scene, and report to control room/security. 10) After emergency control, preserve evidence, support investigation, replenish emergency equipment, and complete incident report.</w:t>
+        <w:t xml:space="preserve"> clouds, or product entering drains, withdraw and wait for emergency response. 7) For fire, do not attempt firefighting unless trained, the fire is small, escape route is clear, and correct extinguisher is available. 8) For injury, call first aider/medical support, do not move the injured person unless exposed to immediate danger, and provide first aid within competence. 9) For vehicle incident, stop traffic, isolate engines if safe, protect the scene, and report to control room/security. 10) After emergency control, preserve evidence, support investigation, replenish emergency equipment, and complete incident report.</w:t>
       </w:r>
     </w:p>
     <w:p>
@@ -918,6 +822,6263 @@
         <w:t xml:space="preserve"> medical care, area isolation, product recovery, waste disposal, root cause investigation, corrective actions, refresher training, and management review before restarting affected operations.</w:t>
       </w:r>
     </w:p>
+    <w:p>
+      <w:r>
+        <w:br w:type="page"/>
+      </w:r>
+    </w:p>
+    <w:p>
+      <w:pPr>
+        <w:pStyle w:val="Heading1"/>
+      </w:pPr>
+      <w:r>
+        <w:lastRenderedPageBreak/>
+        <w:t>Sample Tank Farm Data Sheet</w:t>
+      </w:r>
+    </w:p>
+    <w:p/>
+    <w:tbl>
+      <w:tblPr>
+        <w:tblStyle w:val="TableGrid"/>
+        <w:tblW w:w="0" w:type="auto"/>
+        <w:tblLook w:val="04A0" w:firstRow="1" w:lastRow="0" w:firstColumn="1" w:lastColumn="0" w:noHBand="0" w:noVBand="1"/>
+      </w:tblPr>
+      <w:tblGrid>
+        <w:gridCol w:w="1440"/>
+        <w:gridCol w:w="1440"/>
+        <w:gridCol w:w="1440"/>
+        <w:gridCol w:w="1440"/>
+        <w:gridCol w:w="1440"/>
+        <w:gridCol w:w="1440"/>
+      </w:tblGrid>
+      <w:tr>
+        <w:tc>
+          <w:tcPr>
+            <w:tcW w:w="1440" w:type="dxa"/>
+            <w:tcBorders>
+              <w:top w:val="single" w:sz="4" w:space="0" w:color="auto"/>
+              <w:left w:val="single" w:sz="4" w:space="0" w:color="auto"/>
+              <w:bottom w:val="single" w:sz="4" w:space="0" w:color="auto"/>
+              <w:right w:val="single" w:sz="4" w:space="0" w:color="auto"/>
+            </w:tcBorders>
+            <w:hideMark/>
+          </w:tcPr>
+          <w:p>
+            <w:pPr>
+              <w:spacing w:after="160" w:line="278" w:lineRule="auto"/>
+            </w:pPr>
+            <w:r>
+              <w:t>Tank ID</w:t>
+            </w:r>
+          </w:p>
+        </w:tc>
+        <w:tc>
+          <w:tcPr>
+            <w:tcW w:w="1440" w:type="dxa"/>
+            <w:tcBorders>
+              <w:top w:val="single" w:sz="4" w:space="0" w:color="auto"/>
+              <w:left w:val="single" w:sz="4" w:space="0" w:color="auto"/>
+              <w:bottom w:val="single" w:sz="4" w:space="0" w:color="auto"/>
+              <w:right w:val="single" w:sz="4" w:space="0" w:color="auto"/>
+            </w:tcBorders>
+            <w:hideMark/>
+          </w:tcPr>
+          <w:p>
+            <w:pPr>
+              <w:spacing w:after="160" w:line="278" w:lineRule="auto"/>
+            </w:pPr>
+            <w:r>
+              <w:t>Tank Name</w:t>
+            </w:r>
+          </w:p>
+        </w:tc>
+        <w:tc>
+          <w:tcPr>
+            <w:tcW w:w="1440" w:type="dxa"/>
+            <w:tcBorders>
+              <w:top w:val="single" w:sz="4" w:space="0" w:color="auto"/>
+              <w:left w:val="single" w:sz="4" w:space="0" w:color="auto"/>
+              <w:bottom w:val="single" w:sz="4" w:space="0" w:color="auto"/>
+              <w:right w:val="single" w:sz="4" w:space="0" w:color="auto"/>
+            </w:tcBorders>
+            <w:hideMark/>
+          </w:tcPr>
+          <w:p>
+            <w:pPr>
+              <w:spacing w:after="160" w:line="278" w:lineRule="auto"/>
+            </w:pPr>
+            <w:r>
+              <w:t>Capacity (m3)</w:t>
+            </w:r>
+          </w:p>
+        </w:tc>
+        <w:tc>
+          <w:tcPr>
+            <w:tcW w:w="1440" w:type="dxa"/>
+            <w:tcBorders>
+              <w:top w:val="single" w:sz="4" w:space="0" w:color="auto"/>
+              <w:left w:val="single" w:sz="4" w:space="0" w:color="auto"/>
+              <w:bottom w:val="single" w:sz="4" w:space="0" w:color="auto"/>
+              <w:right w:val="single" w:sz="4" w:space="0" w:color="auto"/>
+            </w:tcBorders>
+            <w:hideMark/>
+          </w:tcPr>
+          <w:p>
+            <w:pPr>
+              <w:spacing w:after="160" w:line="278" w:lineRule="auto"/>
+            </w:pPr>
+            <w:r>
+              <w:t>MWL (m)</w:t>
+            </w:r>
+          </w:p>
+        </w:tc>
+        <w:tc>
+          <w:tcPr>
+            <w:tcW w:w="1440" w:type="dxa"/>
+            <w:tcBorders>
+              <w:top w:val="single" w:sz="4" w:space="0" w:color="auto"/>
+              <w:left w:val="single" w:sz="4" w:space="0" w:color="auto"/>
+              <w:bottom w:val="single" w:sz="4" w:space="0" w:color="auto"/>
+              <w:right w:val="single" w:sz="4" w:space="0" w:color="auto"/>
+            </w:tcBorders>
+            <w:hideMark/>
+          </w:tcPr>
+          <w:p>
+            <w:pPr>
+              <w:spacing w:after="160" w:line="278" w:lineRule="auto"/>
+            </w:pPr>
+            <w:r>
+              <w:t>LHH (m)</w:t>
+            </w:r>
+          </w:p>
+        </w:tc>
+        <w:tc>
+          <w:tcPr>
+            <w:tcW w:w="1440" w:type="dxa"/>
+            <w:tcBorders>
+              <w:top w:val="single" w:sz="4" w:space="0" w:color="auto"/>
+              <w:left w:val="single" w:sz="4" w:space="0" w:color="auto"/>
+              <w:bottom w:val="single" w:sz="4" w:space="0" w:color="auto"/>
+              <w:right w:val="single" w:sz="4" w:space="0" w:color="auto"/>
+            </w:tcBorders>
+            <w:hideMark/>
+          </w:tcPr>
+          <w:p>
+            <w:pPr>
+              <w:spacing w:after="160" w:line="278" w:lineRule="auto"/>
+            </w:pPr>
+            <w:r>
+              <w:t>SON (m)</w:t>
+            </w:r>
+          </w:p>
+        </w:tc>
+      </w:tr>
+      <w:tr>
+        <w:tc>
+          <w:tcPr>
+            <w:tcW w:w="1440" w:type="dxa"/>
+            <w:tcBorders>
+              <w:top w:val="single" w:sz="4" w:space="0" w:color="auto"/>
+              <w:left w:val="single" w:sz="4" w:space="0" w:color="auto"/>
+              <w:bottom w:val="single" w:sz="4" w:space="0" w:color="auto"/>
+              <w:right w:val="single" w:sz="4" w:space="0" w:color="auto"/>
+            </w:tcBorders>
+            <w:hideMark/>
+          </w:tcPr>
+          <w:p>
+            <w:pPr>
+              <w:spacing w:after="160" w:line="278" w:lineRule="auto"/>
+            </w:pPr>
+            <w:r>
+              <w:t>TK-001</w:t>
+            </w:r>
+          </w:p>
+        </w:tc>
+        <w:tc>
+          <w:tcPr>
+            <w:tcW w:w="1440" w:type="dxa"/>
+            <w:tcBorders>
+              <w:top w:val="single" w:sz="4" w:space="0" w:color="auto"/>
+              <w:left w:val="single" w:sz="4" w:space="0" w:color="auto"/>
+              <w:bottom w:val="single" w:sz="4" w:space="0" w:color="auto"/>
+              <w:right w:val="single" w:sz="4" w:space="0" w:color="auto"/>
+            </w:tcBorders>
+            <w:hideMark/>
+          </w:tcPr>
+          <w:p>
+            <w:pPr>
+              <w:spacing w:after="160" w:line="278" w:lineRule="auto"/>
+            </w:pPr>
+            <w:r>
+              <w:t>Storage Tank 1</w:t>
+            </w:r>
+          </w:p>
+        </w:tc>
+        <w:tc>
+          <w:tcPr>
+            <w:tcW w:w="1440" w:type="dxa"/>
+            <w:tcBorders>
+              <w:top w:val="single" w:sz="4" w:space="0" w:color="auto"/>
+              <w:left w:val="single" w:sz="4" w:space="0" w:color="auto"/>
+              <w:bottom w:val="single" w:sz="4" w:space="0" w:color="auto"/>
+              <w:right w:val="single" w:sz="4" w:space="0" w:color="auto"/>
+            </w:tcBorders>
+            <w:hideMark/>
+          </w:tcPr>
+          <w:p>
+            <w:pPr>
+              <w:spacing w:after="160" w:line="278" w:lineRule="auto"/>
+            </w:pPr>
+            <w:r>
+              <w:t>20000</w:t>
+            </w:r>
+          </w:p>
+        </w:tc>
+        <w:tc>
+          <w:tcPr>
+            <w:tcW w:w="1440" w:type="dxa"/>
+            <w:tcBorders>
+              <w:top w:val="single" w:sz="4" w:space="0" w:color="auto"/>
+              <w:left w:val="single" w:sz="4" w:space="0" w:color="auto"/>
+              <w:bottom w:val="single" w:sz="4" w:space="0" w:color="auto"/>
+              <w:right w:val="single" w:sz="4" w:space="0" w:color="auto"/>
+            </w:tcBorders>
+            <w:hideMark/>
+          </w:tcPr>
+          <w:p>
+            <w:pPr>
+              <w:spacing w:after="160" w:line="278" w:lineRule="auto"/>
+            </w:pPr>
+            <w:r>
+              <w:t>10.86</w:t>
+            </w:r>
+          </w:p>
+        </w:tc>
+        <w:tc>
+          <w:tcPr>
+            <w:tcW w:w="1440" w:type="dxa"/>
+            <w:tcBorders>
+              <w:top w:val="single" w:sz="4" w:space="0" w:color="auto"/>
+              <w:left w:val="single" w:sz="4" w:space="0" w:color="auto"/>
+              <w:bottom w:val="single" w:sz="4" w:space="0" w:color="auto"/>
+              <w:right w:val="single" w:sz="4" w:space="0" w:color="auto"/>
+            </w:tcBorders>
+            <w:hideMark/>
+          </w:tcPr>
+          <w:p>
+            <w:pPr>
+              <w:spacing w:after="160" w:line="278" w:lineRule="auto"/>
+            </w:pPr>
+            <w:r>
+              <w:t>11.59</w:t>
+            </w:r>
+          </w:p>
+        </w:tc>
+        <w:tc>
+          <w:tcPr>
+            <w:tcW w:w="1440" w:type="dxa"/>
+            <w:tcBorders>
+              <w:top w:val="single" w:sz="4" w:space="0" w:color="auto"/>
+              <w:left w:val="single" w:sz="4" w:space="0" w:color="auto"/>
+              <w:bottom w:val="single" w:sz="4" w:space="0" w:color="auto"/>
+              <w:right w:val="single" w:sz="4" w:space="0" w:color="auto"/>
+            </w:tcBorders>
+            <w:hideMark/>
+          </w:tcPr>
+          <w:p>
+            <w:pPr>
+              <w:spacing w:after="160" w:line="278" w:lineRule="auto"/>
+            </w:pPr>
+            <w:r>
+              <w:t>0.74</w:t>
+            </w:r>
+          </w:p>
+        </w:tc>
+      </w:tr>
+      <w:tr>
+        <w:tc>
+          <w:tcPr>
+            <w:tcW w:w="1440" w:type="dxa"/>
+            <w:tcBorders>
+              <w:top w:val="single" w:sz="4" w:space="0" w:color="auto"/>
+              <w:left w:val="single" w:sz="4" w:space="0" w:color="auto"/>
+              <w:bottom w:val="single" w:sz="4" w:space="0" w:color="auto"/>
+              <w:right w:val="single" w:sz="4" w:space="0" w:color="auto"/>
+            </w:tcBorders>
+            <w:hideMark/>
+          </w:tcPr>
+          <w:p>
+            <w:pPr>
+              <w:spacing w:after="160" w:line="278" w:lineRule="auto"/>
+            </w:pPr>
+            <w:r>
+              <w:t>TK-002</w:t>
+            </w:r>
+          </w:p>
+        </w:tc>
+        <w:tc>
+          <w:tcPr>
+            <w:tcW w:w="1440" w:type="dxa"/>
+            <w:tcBorders>
+              <w:top w:val="single" w:sz="4" w:space="0" w:color="auto"/>
+              <w:left w:val="single" w:sz="4" w:space="0" w:color="auto"/>
+              <w:bottom w:val="single" w:sz="4" w:space="0" w:color="auto"/>
+              <w:right w:val="single" w:sz="4" w:space="0" w:color="auto"/>
+            </w:tcBorders>
+            <w:hideMark/>
+          </w:tcPr>
+          <w:p>
+            <w:pPr>
+              <w:spacing w:after="160" w:line="278" w:lineRule="auto"/>
+            </w:pPr>
+            <w:r>
+              <w:t>Storage Tank 2</w:t>
+            </w:r>
+          </w:p>
+        </w:tc>
+        <w:tc>
+          <w:tcPr>
+            <w:tcW w:w="1440" w:type="dxa"/>
+            <w:tcBorders>
+              <w:top w:val="single" w:sz="4" w:space="0" w:color="auto"/>
+              <w:left w:val="single" w:sz="4" w:space="0" w:color="auto"/>
+              <w:bottom w:val="single" w:sz="4" w:space="0" w:color="auto"/>
+              <w:right w:val="single" w:sz="4" w:space="0" w:color="auto"/>
+            </w:tcBorders>
+            <w:hideMark/>
+          </w:tcPr>
+          <w:p>
+            <w:pPr>
+              <w:spacing w:after="160" w:line="278" w:lineRule="auto"/>
+            </w:pPr>
+            <w:r>
+              <w:t>7500</w:t>
+            </w:r>
+          </w:p>
+        </w:tc>
+        <w:tc>
+          <w:tcPr>
+            <w:tcW w:w="1440" w:type="dxa"/>
+            <w:tcBorders>
+              <w:top w:val="single" w:sz="4" w:space="0" w:color="auto"/>
+              <w:left w:val="single" w:sz="4" w:space="0" w:color="auto"/>
+              <w:bottom w:val="single" w:sz="4" w:space="0" w:color="auto"/>
+              <w:right w:val="single" w:sz="4" w:space="0" w:color="auto"/>
+            </w:tcBorders>
+            <w:hideMark/>
+          </w:tcPr>
+          <w:p>
+            <w:pPr>
+              <w:spacing w:after="160" w:line="278" w:lineRule="auto"/>
+            </w:pPr>
+            <w:r>
+              <w:t>10.48</w:t>
+            </w:r>
+          </w:p>
+        </w:tc>
+        <w:tc>
+          <w:tcPr>
+            <w:tcW w:w="1440" w:type="dxa"/>
+            <w:tcBorders>
+              <w:top w:val="single" w:sz="4" w:space="0" w:color="auto"/>
+              <w:left w:val="single" w:sz="4" w:space="0" w:color="auto"/>
+              <w:bottom w:val="single" w:sz="4" w:space="0" w:color="auto"/>
+              <w:right w:val="single" w:sz="4" w:space="0" w:color="auto"/>
+            </w:tcBorders>
+            <w:hideMark/>
+          </w:tcPr>
+          <w:p>
+            <w:pPr>
+              <w:spacing w:after="160" w:line="278" w:lineRule="auto"/>
+            </w:pPr>
+            <w:r>
+              <w:t>11.91</w:t>
+            </w:r>
+          </w:p>
+        </w:tc>
+        <w:tc>
+          <w:tcPr>
+            <w:tcW w:w="1440" w:type="dxa"/>
+            <w:tcBorders>
+              <w:top w:val="single" w:sz="4" w:space="0" w:color="auto"/>
+              <w:left w:val="single" w:sz="4" w:space="0" w:color="auto"/>
+              <w:bottom w:val="single" w:sz="4" w:space="0" w:color="auto"/>
+              <w:right w:val="single" w:sz="4" w:space="0" w:color="auto"/>
+            </w:tcBorders>
+            <w:hideMark/>
+          </w:tcPr>
+          <w:p>
+            <w:pPr>
+              <w:spacing w:after="160" w:line="278" w:lineRule="auto"/>
+            </w:pPr>
+            <w:r>
+              <w:t>0.56</w:t>
+            </w:r>
+          </w:p>
+        </w:tc>
+      </w:tr>
+      <w:tr>
+        <w:tc>
+          <w:tcPr>
+            <w:tcW w:w="1440" w:type="dxa"/>
+            <w:tcBorders>
+              <w:top w:val="single" w:sz="4" w:space="0" w:color="auto"/>
+              <w:left w:val="single" w:sz="4" w:space="0" w:color="auto"/>
+              <w:bottom w:val="single" w:sz="4" w:space="0" w:color="auto"/>
+              <w:right w:val="single" w:sz="4" w:space="0" w:color="auto"/>
+            </w:tcBorders>
+            <w:hideMark/>
+          </w:tcPr>
+          <w:p>
+            <w:pPr>
+              <w:spacing w:after="160" w:line="278" w:lineRule="auto"/>
+            </w:pPr>
+            <w:r>
+              <w:t>TK-003</w:t>
+            </w:r>
+          </w:p>
+        </w:tc>
+        <w:tc>
+          <w:tcPr>
+            <w:tcW w:w="1440" w:type="dxa"/>
+            <w:tcBorders>
+              <w:top w:val="single" w:sz="4" w:space="0" w:color="auto"/>
+              <w:left w:val="single" w:sz="4" w:space="0" w:color="auto"/>
+              <w:bottom w:val="single" w:sz="4" w:space="0" w:color="auto"/>
+              <w:right w:val="single" w:sz="4" w:space="0" w:color="auto"/>
+            </w:tcBorders>
+            <w:hideMark/>
+          </w:tcPr>
+          <w:p>
+            <w:pPr>
+              <w:spacing w:after="160" w:line="278" w:lineRule="auto"/>
+            </w:pPr>
+            <w:r>
+              <w:t>Storage Tank 3</w:t>
+            </w:r>
+          </w:p>
+        </w:tc>
+        <w:tc>
+          <w:tcPr>
+            <w:tcW w:w="1440" w:type="dxa"/>
+            <w:tcBorders>
+              <w:top w:val="single" w:sz="4" w:space="0" w:color="auto"/>
+              <w:left w:val="single" w:sz="4" w:space="0" w:color="auto"/>
+              <w:bottom w:val="single" w:sz="4" w:space="0" w:color="auto"/>
+              <w:right w:val="single" w:sz="4" w:space="0" w:color="auto"/>
+            </w:tcBorders>
+            <w:hideMark/>
+          </w:tcPr>
+          <w:p>
+            <w:pPr>
+              <w:spacing w:after="160" w:line="278" w:lineRule="auto"/>
+            </w:pPr>
+            <w:r>
+              <w:t>7500</w:t>
+            </w:r>
+          </w:p>
+        </w:tc>
+        <w:tc>
+          <w:tcPr>
+            <w:tcW w:w="1440" w:type="dxa"/>
+            <w:tcBorders>
+              <w:top w:val="single" w:sz="4" w:space="0" w:color="auto"/>
+              <w:left w:val="single" w:sz="4" w:space="0" w:color="auto"/>
+              <w:bottom w:val="single" w:sz="4" w:space="0" w:color="auto"/>
+              <w:right w:val="single" w:sz="4" w:space="0" w:color="auto"/>
+            </w:tcBorders>
+            <w:hideMark/>
+          </w:tcPr>
+          <w:p>
+            <w:pPr>
+              <w:spacing w:after="160" w:line="278" w:lineRule="auto"/>
+            </w:pPr>
+            <w:r>
+              <w:t>17.3</w:t>
+            </w:r>
+          </w:p>
+        </w:tc>
+        <w:tc>
+          <w:tcPr>
+            <w:tcW w:w="1440" w:type="dxa"/>
+            <w:tcBorders>
+              <w:top w:val="single" w:sz="4" w:space="0" w:color="auto"/>
+              <w:left w:val="single" w:sz="4" w:space="0" w:color="auto"/>
+              <w:bottom w:val="single" w:sz="4" w:space="0" w:color="auto"/>
+              <w:right w:val="single" w:sz="4" w:space="0" w:color="auto"/>
+            </w:tcBorders>
+            <w:hideMark/>
+          </w:tcPr>
+          <w:p>
+            <w:pPr>
+              <w:spacing w:after="160" w:line="278" w:lineRule="auto"/>
+            </w:pPr>
+            <w:r>
+              <w:t>18.31</w:t>
+            </w:r>
+          </w:p>
+        </w:tc>
+        <w:tc>
+          <w:tcPr>
+            <w:tcW w:w="1440" w:type="dxa"/>
+            <w:tcBorders>
+              <w:top w:val="single" w:sz="4" w:space="0" w:color="auto"/>
+              <w:left w:val="single" w:sz="4" w:space="0" w:color="auto"/>
+              <w:bottom w:val="single" w:sz="4" w:space="0" w:color="auto"/>
+              <w:right w:val="single" w:sz="4" w:space="0" w:color="auto"/>
+            </w:tcBorders>
+            <w:hideMark/>
+          </w:tcPr>
+          <w:p>
+            <w:pPr>
+              <w:spacing w:after="160" w:line="278" w:lineRule="auto"/>
+            </w:pPr>
+            <w:r>
+              <w:t>0.94</w:t>
+            </w:r>
+          </w:p>
+        </w:tc>
+      </w:tr>
+      <w:tr>
+        <w:tc>
+          <w:tcPr>
+            <w:tcW w:w="1440" w:type="dxa"/>
+            <w:tcBorders>
+              <w:top w:val="single" w:sz="4" w:space="0" w:color="auto"/>
+              <w:left w:val="single" w:sz="4" w:space="0" w:color="auto"/>
+              <w:bottom w:val="single" w:sz="4" w:space="0" w:color="auto"/>
+              <w:right w:val="single" w:sz="4" w:space="0" w:color="auto"/>
+            </w:tcBorders>
+            <w:hideMark/>
+          </w:tcPr>
+          <w:p>
+            <w:pPr>
+              <w:spacing w:after="160" w:line="278" w:lineRule="auto"/>
+            </w:pPr>
+            <w:r>
+              <w:t>TK-004</w:t>
+            </w:r>
+          </w:p>
+        </w:tc>
+        <w:tc>
+          <w:tcPr>
+            <w:tcW w:w="1440" w:type="dxa"/>
+            <w:tcBorders>
+              <w:top w:val="single" w:sz="4" w:space="0" w:color="auto"/>
+              <w:left w:val="single" w:sz="4" w:space="0" w:color="auto"/>
+              <w:bottom w:val="single" w:sz="4" w:space="0" w:color="auto"/>
+              <w:right w:val="single" w:sz="4" w:space="0" w:color="auto"/>
+            </w:tcBorders>
+            <w:hideMark/>
+          </w:tcPr>
+          <w:p>
+            <w:pPr>
+              <w:spacing w:after="160" w:line="278" w:lineRule="auto"/>
+            </w:pPr>
+            <w:r>
+              <w:t>Storage Tank 4</w:t>
+            </w:r>
+          </w:p>
+        </w:tc>
+        <w:tc>
+          <w:tcPr>
+            <w:tcW w:w="1440" w:type="dxa"/>
+            <w:tcBorders>
+              <w:top w:val="single" w:sz="4" w:space="0" w:color="auto"/>
+              <w:left w:val="single" w:sz="4" w:space="0" w:color="auto"/>
+              <w:bottom w:val="single" w:sz="4" w:space="0" w:color="auto"/>
+              <w:right w:val="single" w:sz="4" w:space="0" w:color="auto"/>
+            </w:tcBorders>
+            <w:hideMark/>
+          </w:tcPr>
+          <w:p>
+            <w:pPr>
+              <w:spacing w:after="160" w:line="278" w:lineRule="auto"/>
+            </w:pPr>
+            <w:r>
+              <w:t>12000</w:t>
+            </w:r>
+          </w:p>
+        </w:tc>
+        <w:tc>
+          <w:tcPr>
+            <w:tcW w:w="1440" w:type="dxa"/>
+            <w:tcBorders>
+              <w:top w:val="single" w:sz="4" w:space="0" w:color="auto"/>
+              <w:left w:val="single" w:sz="4" w:space="0" w:color="auto"/>
+              <w:bottom w:val="single" w:sz="4" w:space="0" w:color="auto"/>
+              <w:right w:val="single" w:sz="4" w:space="0" w:color="auto"/>
+            </w:tcBorders>
+            <w:hideMark/>
+          </w:tcPr>
+          <w:p>
+            <w:pPr>
+              <w:spacing w:after="160" w:line="278" w:lineRule="auto"/>
+            </w:pPr>
+            <w:r>
+              <w:t>10.46</w:t>
+            </w:r>
+          </w:p>
+        </w:tc>
+        <w:tc>
+          <w:tcPr>
+            <w:tcW w:w="1440" w:type="dxa"/>
+            <w:tcBorders>
+              <w:top w:val="single" w:sz="4" w:space="0" w:color="auto"/>
+              <w:left w:val="single" w:sz="4" w:space="0" w:color="auto"/>
+              <w:bottom w:val="single" w:sz="4" w:space="0" w:color="auto"/>
+              <w:right w:val="single" w:sz="4" w:space="0" w:color="auto"/>
+            </w:tcBorders>
+            <w:hideMark/>
+          </w:tcPr>
+          <w:p>
+            <w:pPr>
+              <w:spacing w:after="160" w:line="278" w:lineRule="auto"/>
+            </w:pPr>
+            <w:r>
+              <w:t>11.29</w:t>
+            </w:r>
+          </w:p>
+        </w:tc>
+        <w:tc>
+          <w:tcPr>
+            <w:tcW w:w="1440" w:type="dxa"/>
+            <w:tcBorders>
+              <w:top w:val="single" w:sz="4" w:space="0" w:color="auto"/>
+              <w:left w:val="single" w:sz="4" w:space="0" w:color="auto"/>
+              <w:bottom w:val="single" w:sz="4" w:space="0" w:color="auto"/>
+              <w:right w:val="single" w:sz="4" w:space="0" w:color="auto"/>
+            </w:tcBorders>
+            <w:hideMark/>
+          </w:tcPr>
+          <w:p>
+            <w:pPr>
+              <w:spacing w:after="160" w:line="278" w:lineRule="auto"/>
+            </w:pPr>
+            <w:r>
+              <w:t>1.38</w:t>
+            </w:r>
+          </w:p>
+        </w:tc>
+      </w:tr>
+      <w:tr>
+        <w:tc>
+          <w:tcPr>
+            <w:tcW w:w="1440" w:type="dxa"/>
+            <w:tcBorders>
+              <w:top w:val="single" w:sz="4" w:space="0" w:color="auto"/>
+              <w:left w:val="single" w:sz="4" w:space="0" w:color="auto"/>
+              <w:bottom w:val="single" w:sz="4" w:space="0" w:color="auto"/>
+              <w:right w:val="single" w:sz="4" w:space="0" w:color="auto"/>
+            </w:tcBorders>
+            <w:hideMark/>
+          </w:tcPr>
+          <w:p>
+            <w:pPr>
+              <w:spacing w:after="160" w:line="278" w:lineRule="auto"/>
+            </w:pPr>
+            <w:r>
+              <w:t>TK-005</w:t>
+            </w:r>
+          </w:p>
+        </w:tc>
+        <w:tc>
+          <w:tcPr>
+            <w:tcW w:w="1440" w:type="dxa"/>
+            <w:tcBorders>
+              <w:top w:val="single" w:sz="4" w:space="0" w:color="auto"/>
+              <w:left w:val="single" w:sz="4" w:space="0" w:color="auto"/>
+              <w:bottom w:val="single" w:sz="4" w:space="0" w:color="auto"/>
+              <w:right w:val="single" w:sz="4" w:space="0" w:color="auto"/>
+            </w:tcBorders>
+            <w:hideMark/>
+          </w:tcPr>
+          <w:p>
+            <w:pPr>
+              <w:spacing w:after="160" w:line="278" w:lineRule="auto"/>
+            </w:pPr>
+            <w:r>
+              <w:t>Storage Tank 5</w:t>
+            </w:r>
+          </w:p>
+        </w:tc>
+        <w:tc>
+          <w:tcPr>
+            <w:tcW w:w="1440" w:type="dxa"/>
+            <w:tcBorders>
+              <w:top w:val="single" w:sz="4" w:space="0" w:color="auto"/>
+              <w:left w:val="single" w:sz="4" w:space="0" w:color="auto"/>
+              <w:bottom w:val="single" w:sz="4" w:space="0" w:color="auto"/>
+              <w:right w:val="single" w:sz="4" w:space="0" w:color="auto"/>
+            </w:tcBorders>
+            <w:hideMark/>
+          </w:tcPr>
+          <w:p>
+            <w:pPr>
+              <w:spacing w:after="160" w:line="278" w:lineRule="auto"/>
+            </w:pPr>
+            <w:r>
+              <w:t>12000</w:t>
+            </w:r>
+          </w:p>
+        </w:tc>
+        <w:tc>
+          <w:tcPr>
+            <w:tcW w:w="1440" w:type="dxa"/>
+            <w:tcBorders>
+              <w:top w:val="single" w:sz="4" w:space="0" w:color="auto"/>
+              <w:left w:val="single" w:sz="4" w:space="0" w:color="auto"/>
+              <w:bottom w:val="single" w:sz="4" w:space="0" w:color="auto"/>
+              <w:right w:val="single" w:sz="4" w:space="0" w:color="auto"/>
+            </w:tcBorders>
+            <w:hideMark/>
+          </w:tcPr>
+          <w:p>
+            <w:pPr>
+              <w:spacing w:after="160" w:line="278" w:lineRule="auto"/>
+            </w:pPr>
+            <w:r>
+              <w:t>13.59</w:t>
+            </w:r>
+          </w:p>
+        </w:tc>
+        <w:tc>
+          <w:tcPr>
+            <w:tcW w:w="1440" w:type="dxa"/>
+            <w:tcBorders>
+              <w:top w:val="single" w:sz="4" w:space="0" w:color="auto"/>
+              <w:left w:val="single" w:sz="4" w:space="0" w:color="auto"/>
+              <w:bottom w:val="single" w:sz="4" w:space="0" w:color="auto"/>
+              <w:right w:val="single" w:sz="4" w:space="0" w:color="auto"/>
+            </w:tcBorders>
+            <w:hideMark/>
+          </w:tcPr>
+          <w:p>
+            <w:pPr>
+              <w:spacing w:after="160" w:line="278" w:lineRule="auto"/>
+            </w:pPr>
+            <w:r>
+              <w:t>14.83</w:t>
+            </w:r>
+          </w:p>
+        </w:tc>
+        <w:tc>
+          <w:tcPr>
+            <w:tcW w:w="1440" w:type="dxa"/>
+            <w:tcBorders>
+              <w:top w:val="single" w:sz="4" w:space="0" w:color="auto"/>
+              <w:left w:val="single" w:sz="4" w:space="0" w:color="auto"/>
+              <w:bottom w:val="single" w:sz="4" w:space="0" w:color="auto"/>
+              <w:right w:val="single" w:sz="4" w:space="0" w:color="auto"/>
+            </w:tcBorders>
+            <w:hideMark/>
+          </w:tcPr>
+          <w:p>
+            <w:pPr>
+              <w:spacing w:after="160" w:line="278" w:lineRule="auto"/>
+            </w:pPr>
+            <w:r>
+              <w:t>0.76</w:t>
+            </w:r>
+          </w:p>
+        </w:tc>
+      </w:tr>
+      <w:tr>
+        <w:tc>
+          <w:tcPr>
+            <w:tcW w:w="1440" w:type="dxa"/>
+            <w:tcBorders>
+              <w:top w:val="single" w:sz="4" w:space="0" w:color="auto"/>
+              <w:left w:val="single" w:sz="4" w:space="0" w:color="auto"/>
+              <w:bottom w:val="single" w:sz="4" w:space="0" w:color="auto"/>
+              <w:right w:val="single" w:sz="4" w:space="0" w:color="auto"/>
+            </w:tcBorders>
+            <w:hideMark/>
+          </w:tcPr>
+          <w:p>
+            <w:pPr>
+              <w:spacing w:after="160" w:line="278" w:lineRule="auto"/>
+            </w:pPr>
+            <w:r>
+              <w:t>TK-006</w:t>
+            </w:r>
+          </w:p>
+        </w:tc>
+        <w:tc>
+          <w:tcPr>
+            <w:tcW w:w="1440" w:type="dxa"/>
+            <w:tcBorders>
+              <w:top w:val="single" w:sz="4" w:space="0" w:color="auto"/>
+              <w:left w:val="single" w:sz="4" w:space="0" w:color="auto"/>
+              <w:bottom w:val="single" w:sz="4" w:space="0" w:color="auto"/>
+              <w:right w:val="single" w:sz="4" w:space="0" w:color="auto"/>
+            </w:tcBorders>
+            <w:hideMark/>
+          </w:tcPr>
+          <w:p>
+            <w:pPr>
+              <w:spacing w:after="160" w:line="278" w:lineRule="auto"/>
+            </w:pPr>
+            <w:r>
+              <w:t>Storage Tank 6</w:t>
+            </w:r>
+          </w:p>
+        </w:tc>
+        <w:tc>
+          <w:tcPr>
+            <w:tcW w:w="1440" w:type="dxa"/>
+            <w:tcBorders>
+              <w:top w:val="single" w:sz="4" w:space="0" w:color="auto"/>
+              <w:left w:val="single" w:sz="4" w:space="0" w:color="auto"/>
+              <w:bottom w:val="single" w:sz="4" w:space="0" w:color="auto"/>
+              <w:right w:val="single" w:sz="4" w:space="0" w:color="auto"/>
+            </w:tcBorders>
+            <w:hideMark/>
+          </w:tcPr>
+          <w:p>
+            <w:pPr>
+              <w:spacing w:after="160" w:line="278" w:lineRule="auto"/>
+            </w:pPr>
+            <w:r>
+              <w:t>5000</w:t>
+            </w:r>
+          </w:p>
+        </w:tc>
+        <w:tc>
+          <w:tcPr>
+            <w:tcW w:w="1440" w:type="dxa"/>
+            <w:tcBorders>
+              <w:top w:val="single" w:sz="4" w:space="0" w:color="auto"/>
+              <w:left w:val="single" w:sz="4" w:space="0" w:color="auto"/>
+              <w:bottom w:val="single" w:sz="4" w:space="0" w:color="auto"/>
+              <w:right w:val="single" w:sz="4" w:space="0" w:color="auto"/>
+            </w:tcBorders>
+            <w:hideMark/>
+          </w:tcPr>
+          <w:p>
+            <w:pPr>
+              <w:spacing w:after="160" w:line="278" w:lineRule="auto"/>
+            </w:pPr>
+            <w:r>
+              <w:t>10.92</w:t>
+            </w:r>
+          </w:p>
+        </w:tc>
+        <w:tc>
+          <w:tcPr>
+            <w:tcW w:w="1440" w:type="dxa"/>
+            <w:tcBorders>
+              <w:top w:val="single" w:sz="4" w:space="0" w:color="auto"/>
+              <w:left w:val="single" w:sz="4" w:space="0" w:color="auto"/>
+              <w:bottom w:val="single" w:sz="4" w:space="0" w:color="auto"/>
+              <w:right w:val="single" w:sz="4" w:space="0" w:color="auto"/>
+            </w:tcBorders>
+            <w:hideMark/>
+          </w:tcPr>
+          <w:p>
+            <w:pPr>
+              <w:spacing w:after="160" w:line="278" w:lineRule="auto"/>
+            </w:pPr>
+            <w:r>
+              <w:t>11.69</w:t>
+            </w:r>
+          </w:p>
+        </w:tc>
+        <w:tc>
+          <w:tcPr>
+            <w:tcW w:w="1440" w:type="dxa"/>
+            <w:tcBorders>
+              <w:top w:val="single" w:sz="4" w:space="0" w:color="auto"/>
+              <w:left w:val="single" w:sz="4" w:space="0" w:color="auto"/>
+              <w:bottom w:val="single" w:sz="4" w:space="0" w:color="auto"/>
+              <w:right w:val="single" w:sz="4" w:space="0" w:color="auto"/>
+            </w:tcBorders>
+            <w:hideMark/>
+          </w:tcPr>
+          <w:p>
+            <w:pPr>
+              <w:spacing w:after="160" w:line="278" w:lineRule="auto"/>
+            </w:pPr>
+            <w:r>
+              <w:t>0.66</w:t>
+            </w:r>
+          </w:p>
+        </w:tc>
+      </w:tr>
+      <w:tr>
+        <w:tc>
+          <w:tcPr>
+            <w:tcW w:w="1440" w:type="dxa"/>
+            <w:tcBorders>
+              <w:top w:val="single" w:sz="4" w:space="0" w:color="auto"/>
+              <w:left w:val="single" w:sz="4" w:space="0" w:color="auto"/>
+              <w:bottom w:val="single" w:sz="4" w:space="0" w:color="auto"/>
+              <w:right w:val="single" w:sz="4" w:space="0" w:color="auto"/>
+            </w:tcBorders>
+            <w:hideMark/>
+          </w:tcPr>
+          <w:p>
+            <w:pPr>
+              <w:spacing w:after="160" w:line="278" w:lineRule="auto"/>
+            </w:pPr>
+            <w:r>
+              <w:t>TK-007</w:t>
+            </w:r>
+          </w:p>
+        </w:tc>
+        <w:tc>
+          <w:tcPr>
+            <w:tcW w:w="1440" w:type="dxa"/>
+            <w:tcBorders>
+              <w:top w:val="single" w:sz="4" w:space="0" w:color="auto"/>
+              <w:left w:val="single" w:sz="4" w:space="0" w:color="auto"/>
+              <w:bottom w:val="single" w:sz="4" w:space="0" w:color="auto"/>
+              <w:right w:val="single" w:sz="4" w:space="0" w:color="auto"/>
+            </w:tcBorders>
+            <w:hideMark/>
+          </w:tcPr>
+          <w:p>
+            <w:pPr>
+              <w:spacing w:after="160" w:line="278" w:lineRule="auto"/>
+            </w:pPr>
+            <w:r>
+              <w:t>Storage Tank 7</w:t>
+            </w:r>
+          </w:p>
+        </w:tc>
+        <w:tc>
+          <w:tcPr>
+            <w:tcW w:w="1440" w:type="dxa"/>
+            <w:tcBorders>
+              <w:top w:val="single" w:sz="4" w:space="0" w:color="auto"/>
+              <w:left w:val="single" w:sz="4" w:space="0" w:color="auto"/>
+              <w:bottom w:val="single" w:sz="4" w:space="0" w:color="auto"/>
+              <w:right w:val="single" w:sz="4" w:space="0" w:color="auto"/>
+            </w:tcBorders>
+            <w:hideMark/>
+          </w:tcPr>
+          <w:p>
+            <w:pPr>
+              <w:spacing w:after="160" w:line="278" w:lineRule="auto"/>
+            </w:pPr>
+            <w:r>
+              <w:t>12000</w:t>
+            </w:r>
+          </w:p>
+        </w:tc>
+        <w:tc>
+          <w:tcPr>
+            <w:tcW w:w="1440" w:type="dxa"/>
+            <w:tcBorders>
+              <w:top w:val="single" w:sz="4" w:space="0" w:color="auto"/>
+              <w:left w:val="single" w:sz="4" w:space="0" w:color="auto"/>
+              <w:bottom w:val="single" w:sz="4" w:space="0" w:color="auto"/>
+              <w:right w:val="single" w:sz="4" w:space="0" w:color="auto"/>
+            </w:tcBorders>
+            <w:hideMark/>
+          </w:tcPr>
+          <w:p>
+            <w:pPr>
+              <w:spacing w:after="160" w:line="278" w:lineRule="auto"/>
+            </w:pPr>
+            <w:r>
+              <w:t>15.77</w:t>
+            </w:r>
+          </w:p>
+        </w:tc>
+        <w:tc>
+          <w:tcPr>
+            <w:tcW w:w="1440" w:type="dxa"/>
+            <w:tcBorders>
+              <w:top w:val="single" w:sz="4" w:space="0" w:color="auto"/>
+              <w:left w:val="single" w:sz="4" w:space="0" w:color="auto"/>
+              <w:bottom w:val="single" w:sz="4" w:space="0" w:color="auto"/>
+              <w:right w:val="single" w:sz="4" w:space="0" w:color="auto"/>
+            </w:tcBorders>
+            <w:hideMark/>
+          </w:tcPr>
+          <w:p>
+            <w:pPr>
+              <w:spacing w:after="160" w:line="278" w:lineRule="auto"/>
+            </w:pPr>
+            <w:r>
+              <w:t>16.53</w:t>
+            </w:r>
+          </w:p>
+        </w:tc>
+        <w:tc>
+          <w:tcPr>
+            <w:tcW w:w="1440" w:type="dxa"/>
+            <w:tcBorders>
+              <w:top w:val="single" w:sz="4" w:space="0" w:color="auto"/>
+              <w:left w:val="single" w:sz="4" w:space="0" w:color="auto"/>
+              <w:bottom w:val="single" w:sz="4" w:space="0" w:color="auto"/>
+              <w:right w:val="single" w:sz="4" w:space="0" w:color="auto"/>
+            </w:tcBorders>
+            <w:hideMark/>
+          </w:tcPr>
+          <w:p>
+            <w:pPr>
+              <w:spacing w:after="160" w:line="278" w:lineRule="auto"/>
+            </w:pPr>
+            <w:r>
+              <w:t>0.45</w:t>
+            </w:r>
+          </w:p>
+        </w:tc>
+      </w:tr>
+      <w:tr>
+        <w:tc>
+          <w:tcPr>
+            <w:tcW w:w="1440" w:type="dxa"/>
+            <w:tcBorders>
+              <w:top w:val="single" w:sz="4" w:space="0" w:color="auto"/>
+              <w:left w:val="single" w:sz="4" w:space="0" w:color="auto"/>
+              <w:bottom w:val="single" w:sz="4" w:space="0" w:color="auto"/>
+              <w:right w:val="single" w:sz="4" w:space="0" w:color="auto"/>
+            </w:tcBorders>
+            <w:hideMark/>
+          </w:tcPr>
+          <w:p>
+            <w:pPr>
+              <w:spacing w:after="160" w:line="278" w:lineRule="auto"/>
+            </w:pPr>
+            <w:r>
+              <w:t>TK-008</w:t>
+            </w:r>
+          </w:p>
+        </w:tc>
+        <w:tc>
+          <w:tcPr>
+            <w:tcW w:w="1440" w:type="dxa"/>
+            <w:tcBorders>
+              <w:top w:val="single" w:sz="4" w:space="0" w:color="auto"/>
+              <w:left w:val="single" w:sz="4" w:space="0" w:color="auto"/>
+              <w:bottom w:val="single" w:sz="4" w:space="0" w:color="auto"/>
+              <w:right w:val="single" w:sz="4" w:space="0" w:color="auto"/>
+            </w:tcBorders>
+            <w:hideMark/>
+          </w:tcPr>
+          <w:p>
+            <w:pPr>
+              <w:spacing w:after="160" w:line="278" w:lineRule="auto"/>
+            </w:pPr>
+            <w:r>
+              <w:t>Storage Tank 8</w:t>
+            </w:r>
+          </w:p>
+        </w:tc>
+        <w:tc>
+          <w:tcPr>
+            <w:tcW w:w="1440" w:type="dxa"/>
+            <w:tcBorders>
+              <w:top w:val="single" w:sz="4" w:space="0" w:color="auto"/>
+              <w:left w:val="single" w:sz="4" w:space="0" w:color="auto"/>
+              <w:bottom w:val="single" w:sz="4" w:space="0" w:color="auto"/>
+              <w:right w:val="single" w:sz="4" w:space="0" w:color="auto"/>
+            </w:tcBorders>
+            <w:hideMark/>
+          </w:tcPr>
+          <w:p>
+            <w:pPr>
+              <w:spacing w:after="160" w:line="278" w:lineRule="auto"/>
+            </w:pPr>
+            <w:r>
+              <w:t>7500</w:t>
+            </w:r>
+          </w:p>
+        </w:tc>
+        <w:tc>
+          <w:tcPr>
+            <w:tcW w:w="1440" w:type="dxa"/>
+            <w:tcBorders>
+              <w:top w:val="single" w:sz="4" w:space="0" w:color="auto"/>
+              <w:left w:val="single" w:sz="4" w:space="0" w:color="auto"/>
+              <w:bottom w:val="single" w:sz="4" w:space="0" w:color="auto"/>
+              <w:right w:val="single" w:sz="4" w:space="0" w:color="auto"/>
+            </w:tcBorders>
+            <w:hideMark/>
+          </w:tcPr>
+          <w:p>
+            <w:pPr>
+              <w:spacing w:after="160" w:line="278" w:lineRule="auto"/>
+            </w:pPr>
+            <w:r>
+              <w:t>11.05</w:t>
+            </w:r>
+          </w:p>
+        </w:tc>
+        <w:tc>
+          <w:tcPr>
+            <w:tcW w:w="1440" w:type="dxa"/>
+            <w:tcBorders>
+              <w:top w:val="single" w:sz="4" w:space="0" w:color="auto"/>
+              <w:left w:val="single" w:sz="4" w:space="0" w:color="auto"/>
+              <w:bottom w:val="single" w:sz="4" w:space="0" w:color="auto"/>
+              <w:right w:val="single" w:sz="4" w:space="0" w:color="auto"/>
+            </w:tcBorders>
+            <w:hideMark/>
+          </w:tcPr>
+          <w:p>
+            <w:pPr>
+              <w:spacing w:after="160" w:line="278" w:lineRule="auto"/>
+            </w:pPr>
+            <w:r>
+              <w:t>12.3</w:t>
+            </w:r>
+          </w:p>
+        </w:tc>
+        <w:tc>
+          <w:tcPr>
+            <w:tcW w:w="1440" w:type="dxa"/>
+            <w:tcBorders>
+              <w:top w:val="single" w:sz="4" w:space="0" w:color="auto"/>
+              <w:left w:val="single" w:sz="4" w:space="0" w:color="auto"/>
+              <w:bottom w:val="single" w:sz="4" w:space="0" w:color="auto"/>
+              <w:right w:val="single" w:sz="4" w:space="0" w:color="auto"/>
+            </w:tcBorders>
+            <w:hideMark/>
+          </w:tcPr>
+          <w:p>
+            <w:pPr>
+              <w:spacing w:after="160" w:line="278" w:lineRule="auto"/>
+            </w:pPr>
+            <w:r>
+              <w:t>0.89</w:t>
+            </w:r>
+          </w:p>
+        </w:tc>
+      </w:tr>
+      <w:tr>
+        <w:tc>
+          <w:tcPr>
+            <w:tcW w:w="1440" w:type="dxa"/>
+            <w:tcBorders>
+              <w:top w:val="single" w:sz="4" w:space="0" w:color="auto"/>
+              <w:left w:val="single" w:sz="4" w:space="0" w:color="auto"/>
+              <w:bottom w:val="single" w:sz="4" w:space="0" w:color="auto"/>
+              <w:right w:val="single" w:sz="4" w:space="0" w:color="auto"/>
+            </w:tcBorders>
+            <w:hideMark/>
+          </w:tcPr>
+          <w:p>
+            <w:pPr>
+              <w:spacing w:after="160" w:line="278" w:lineRule="auto"/>
+            </w:pPr>
+            <w:r>
+              <w:t>TK-009</w:t>
+            </w:r>
+          </w:p>
+        </w:tc>
+        <w:tc>
+          <w:tcPr>
+            <w:tcW w:w="1440" w:type="dxa"/>
+            <w:tcBorders>
+              <w:top w:val="single" w:sz="4" w:space="0" w:color="auto"/>
+              <w:left w:val="single" w:sz="4" w:space="0" w:color="auto"/>
+              <w:bottom w:val="single" w:sz="4" w:space="0" w:color="auto"/>
+              <w:right w:val="single" w:sz="4" w:space="0" w:color="auto"/>
+            </w:tcBorders>
+            <w:hideMark/>
+          </w:tcPr>
+          <w:p>
+            <w:pPr>
+              <w:spacing w:after="160" w:line="278" w:lineRule="auto"/>
+            </w:pPr>
+            <w:r>
+              <w:t>Storage Tank 9</w:t>
+            </w:r>
+          </w:p>
+        </w:tc>
+        <w:tc>
+          <w:tcPr>
+            <w:tcW w:w="1440" w:type="dxa"/>
+            <w:tcBorders>
+              <w:top w:val="single" w:sz="4" w:space="0" w:color="auto"/>
+              <w:left w:val="single" w:sz="4" w:space="0" w:color="auto"/>
+              <w:bottom w:val="single" w:sz="4" w:space="0" w:color="auto"/>
+              <w:right w:val="single" w:sz="4" w:space="0" w:color="auto"/>
+            </w:tcBorders>
+            <w:hideMark/>
+          </w:tcPr>
+          <w:p>
+            <w:pPr>
+              <w:spacing w:after="160" w:line="278" w:lineRule="auto"/>
+            </w:pPr>
+            <w:r>
+              <w:t>15000</w:t>
+            </w:r>
+          </w:p>
+        </w:tc>
+        <w:tc>
+          <w:tcPr>
+            <w:tcW w:w="1440" w:type="dxa"/>
+            <w:tcBorders>
+              <w:top w:val="single" w:sz="4" w:space="0" w:color="auto"/>
+              <w:left w:val="single" w:sz="4" w:space="0" w:color="auto"/>
+              <w:bottom w:val="single" w:sz="4" w:space="0" w:color="auto"/>
+              <w:right w:val="single" w:sz="4" w:space="0" w:color="auto"/>
+            </w:tcBorders>
+            <w:hideMark/>
+          </w:tcPr>
+          <w:p>
+            <w:pPr>
+              <w:spacing w:after="160" w:line="278" w:lineRule="auto"/>
+            </w:pPr>
+            <w:r>
+              <w:t>11.93</w:t>
+            </w:r>
+          </w:p>
+        </w:tc>
+        <w:tc>
+          <w:tcPr>
+            <w:tcW w:w="1440" w:type="dxa"/>
+            <w:tcBorders>
+              <w:top w:val="single" w:sz="4" w:space="0" w:color="auto"/>
+              <w:left w:val="single" w:sz="4" w:space="0" w:color="auto"/>
+              <w:bottom w:val="single" w:sz="4" w:space="0" w:color="auto"/>
+              <w:right w:val="single" w:sz="4" w:space="0" w:color="auto"/>
+            </w:tcBorders>
+            <w:hideMark/>
+          </w:tcPr>
+          <w:p>
+            <w:pPr>
+              <w:spacing w:after="160" w:line="278" w:lineRule="auto"/>
+            </w:pPr>
+            <w:r>
+              <w:t>13.64</w:t>
+            </w:r>
+          </w:p>
+        </w:tc>
+        <w:tc>
+          <w:tcPr>
+            <w:tcW w:w="1440" w:type="dxa"/>
+            <w:tcBorders>
+              <w:top w:val="single" w:sz="4" w:space="0" w:color="auto"/>
+              <w:left w:val="single" w:sz="4" w:space="0" w:color="auto"/>
+              <w:bottom w:val="single" w:sz="4" w:space="0" w:color="auto"/>
+              <w:right w:val="single" w:sz="4" w:space="0" w:color="auto"/>
+            </w:tcBorders>
+            <w:hideMark/>
+          </w:tcPr>
+          <w:p>
+            <w:pPr>
+              <w:spacing w:after="160" w:line="278" w:lineRule="auto"/>
+            </w:pPr>
+            <w:r>
+              <w:t>0.48</w:t>
+            </w:r>
+          </w:p>
+        </w:tc>
+      </w:tr>
+      <w:tr>
+        <w:tc>
+          <w:tcPr>
+            <w:tcW w:w="1440" w:type="dxa"/>
+            <w:tcBorders>
+              <w:top w:val="single" w:sz="4" w:space="0" w:color="auto"/>
+              <w:left w:val="single" w:sz="4" w:space="0" w:color="auto"/>
+              <w:bottom w:val="single" w:sz="4" w:space="0" w:color="auto"/>
+              <w:right w:val="single" w:sz="4" w:space="0" w:color="auto"/>
+            </w:tcBorders>
+            <w:hideMark/>
+          </w:tcPr>
+          <w:p>
+            <w:pPr>
+              <w:spacing w:after="160" w:line="278" w:lineRule="auto"/>
+            </w:pPr>
+            <w:r>
+              <w:t>TK-010</w:t>
+            </w:r>
+          </w:p>
+        </w:tc>
+        <w:tc>
+          <w:tcPr>
+            <w:tcW w:w="1440" w:type="dxa"/>
+            <w:tcBorders>
+              <w:top w:val="single" w:sz="4" w:space="0" w:color="auto"/>
+              <w:left w:val="single" w:sz="4" w:space="0" w:color="auto"/>
+              <w:bottom w:val="single" w:sz="4" w:space="0" w:color="auto"/>
+              <w:right w:val="single" w:sz="4" w:space="0" w:color="auto"/>
+            </w:tcBorders>
+            <w:hideMark/>
+          </w:tcPr>
+          <w:p>
+            <w:pPr>
+              <w:spacing w:after="160" w:line="278" w:lineRule="auto"/>
+            </w:pPr>
+            <w:r>
+              <w:t>Storage Tank 10</w:t>
+            </w:r>
+          </w:p>
+        </w:tc>
+        <w:tc>
+          <w:tcPr>
+            <w:tcW w:w="1440" w:type="dxa"/>
+            <w:tcBorders>
+              <w:top w:val="single" w:sz="4" w:space="0" w:color="auto"/>
+              <w:left w:val="single" w:sz="4" w:space="0" w:color="auto"/>
+              <w:bottom w:val="single" w:sz="4" w:space="0" w:color="auto"/>
+              <w:right w:val="single" w:sz="4" w:space="0" w:color="auto"/>
+            </w:tcBorders>
+            <w:hideMark/>
+          </w:tcPr>
+          <w:p>
+            <w:pPr>
+              <w:spacing w:after="160" w:line="278" w:lineRule="auto"/>
+            </w:pPr>
+            <w:r>
+              <w:t>7500</w:t>
+            </w:r>
+          </w:p>
+        </w:tc>
+        <w:tc>
+          <w:tcPr>
+            <w:tcW w:w="1440" w:type="dxa"/>
+            <w:tcBorders>
+              <w:top w:val="single" w:sz="4" w:space="0" w:color="auto"/>
+              <w:left w:val="single" w:sz="4" w:space="0" w:color="auto"/>
+              <w:bottom w:val="single" w:sz="4" w:space="0" w:color="auto"/>
+              <w:right w:val="single" w:sz="4" w:space="0" w:color="auto"/>
+            </w:tcBorders>
+            <w:hideMark/>
+          </w:tcPr>
+          <w:p>
+            <w:pPr>
+              <w:spacing w:after="160" w:line="278" w:lineRule="auto"/>
+            </w:pPr>
+            <w:r>
+              <w:t>14.18</w:t>
+            </w:r>
+          </w:p>
+        </w:tc>
+        <w:tc>
+          <w:tcPr>
+            <w:tcW w:w="1440" w:type="dxa"/>
+            <w:tcBorders>
+              <w:top w:val="single" w:sz="4" w:space="0" w:color="auto"/>
+              <w:left w:val="single" w:sz="4" w:space="0" w:color="auto"/>
+              <w:bottom w:val="single" w:sz="4" w:space="0" w:color="auto"/>
+              <w:right w:val="single" w:sz="4" w:space="0" w:color="auto"/>
+            </w:tcBorders>
+            <w:hideMark/>
+          </w:tcPr>
+          <w:p>
+            <w:pPr>
+              <w:spacing w:after="160" w:line="278" w:lineRule="auto"/>
+            </w:pPr>
+            <w:r>
+              <w:t>14.9</w:t>
+            </w:r>
+          </w:p>
+        </w:tc>
+        <w:tc>
+          <w:tcPr>
+            <w:tcW w:w="1440" w:type="dxa"/>
+            <w:tcBorders>
+              <w:top w:val="single" w:sz="4" w:space="0" w:color="auto"/>
+              <w:left w:val="single" w:sz="4" w:space="0" w:color="auto"/>
+              <w:bottom w:val="single" w:sz="4" w:space="0" w:color="auto"/>
+              <w:right w:val="single" w:sz="4" w:space="0" w:color="auto"/>
+            </w:tcBorders>
+            <w:hideMark/>
+          </w:tcPr>
+          <w:p>
+            <w:pPr>
+              <w:spacing w:after="160" w:line="278" w:lineRule="auto"/>
+            </w:pPr>
+            <w:r>
+              <w:t>0.83</w:t>
+            </w:r>
+          </w:p>
+        </w:tc>
+      </w:tr>
+      <w:tr>
+        <w:tc>
+          <w:tcPr>
+            <w:tcW w:w="1440" w:type="dxa"/>
+            <w:tcBorders>
+              <w:top w:val="single" w:sz="4" w:space="0" w:color="auto"/>
+              <w:left w:val="single" w:sz="4" w:space="0" w:color="auto"/>
+              <w:bottom w:val="single" w:sz="4" w:space="0" w:color="auto"/>
+              <w:right w:val="single" w:sz="4" w:space="0" w:color="auto"/>
+            </w:tcBorders>
+            <w:hideMark/>
+          </w:tcPr>
+          <w:p>
+            <w:pPr>
+              <w:spacing w:after="160" w:line="278" w:lineRule="auto"/>
+            </w:pPr>
+            <w:r>
+              <w:t>TK-011</w:t>
+            </w:r>
+          </w:p>
+        </w:tc>
+        <w:tc>
+          <w:tcPr>
+            <w:tcW w:w="1440" w:type="dxa"/>
+            <w:tcBorders>
+              <w:top w:val="single" w:sz="4" w:space="0" w:color="auto"/>
+              <w:left w:val="single" w:sz="4" w:space="0" w:color="auto"/>
+              <w:bottom w:val="single" w:sz="4" w:space="0" w:color="auto"/>
+              <w:right w:val="single" w:sz="4" w:space="0" w:color="auto"/>
+            </w:tcBorders>
+            <w:hideMark/>
+          </w:tcPr>
+          <w:p>
+            <w:pPr>
+              <w:spacing w:after="160" w:line="278" w:lineRule="auto"/>
+            </w:pPr>
+            <w:r>
+              <w:t>Storage Tank 11</w:t>
+            </w:r>
+          </w:p>
+        </w:tc>
+        <w:tc>
+          <w:tcPr>
+            <w:tcW w:w="1440" w:type="dxa"/>
+            <w:tcBorders>
+              <w:top w:val="single" w:sz="4" w:space="0" w:color="auto"/>
+              <w:left w:val="single" w:sz="4" w:space="0" w:color="auto"/>
+              <w:bottom w:val="single" w:sz="4" w:space="0" w:color="auto"/>
+              <w:right w:val="single" w:sz="4" w:space="0" w:color="auto"/>
+            </w:tcBorders>
+            <w:hideMark/>
+          </w:tcPr>
+          <w:p>
+            <w:pPr>
+              <w:spacing w:after="160" w:line="278" w:lineRule="auto"/>
+            </w:pPr>
+            <w:r>
+              <w:t>12000</w:t>
+            </w:r>
+          </w:p>
+        </w:tc>
+        <w:tc>
+          <w:tcPr>
+            <w:tcW w:w="1440" w:type="dxa"/>
+            <w:tcBorders>
+              <w:top w:val="single" w:sz="4" w:space="0" w:color="auto"/>
+              <w:left w:val="single" w:sz="4" w:space="0" w:color="auto"/>
+              <w:bottom w:val="single" w:sz="4" w:space="0" w:color="auto"/>
+              <w:right w:val="single" w:sz="4" w:space="0" w:color="auto"/>
+            </w:tcBorders>
+            <w:hideMark/>
+          </w:tcPr>
+          <w:p>
+            <w:pPr>
+              <w:spacing w:after="160" w:line="278" w:lineRule="auto"/>
+            </w:pPr>
+            <w:r>
+              <w:t>13.95</w:t>
+            </w:r>
+          </w:p>
+        </w:tc>
+        <w:tc>
+          <w:tcPr>
+            <w:tcW w:w="1440" w:type="dxa"/>
+            <w:tcBorders>
+              <w:top w:val="single" w:sz="4" w:space="0" w:color="auto"/>
+              <w:left w:val="single" w:sz="4" w:space="0" w:color="auto"/>
+              <w:bottom w:val="single" w:sz="4" w:space="0" w:color="auto"/>
+              <w:right w:val="single" w:sz="4" w:space="0" w:color="auto"/>
+            </w:tcBorders>
+            <w:hideMark/>
+          </w:tcPr>
+          <w:p>
+            <w:pPr>
+              <w:spacing w:after="160" w:line="278" w:lineRule="auto"/>
+            </w:pPr>
+            <w:r>
+              <w:t>15.62</w:t>
+            </w:r>
+          </w:p>
+        </w:tc>
+        <w:tc>
+          <w:tcPr>
+            <w:tcW w:w="1440" w:type="dxa"/>
+            <w:tcBorders>
+              <w:top w:val="single" w:sz="4" w:space="0" w:color="auto"/>
+              <w:left w:val="single" w:sz="4" w:space="0" w:color="auto"/>
+              <w:bottom w:val="single" w:sz="4" w:space="0" w:color="auto"/>
+              <w:right w:val="single" w:sz="4" w:space="0" w:color="auto"/>
+            </w:tcBorders>
+            <w:hideMark/>
+          </w:tcPr>
+          <w:p>
+            <w:pPr>
+              <w:spacing w:after="160" w:line="278" w:lineRule="auto"/>
+            </w:pPr>
+            <w:r>
+              <w:t>0.85</w:t>
+            </w:r>
+          </w:p>
+        </w:tc>
+      </w:tr>
+      <w:tr>
+        <w:tc>
+          <w:tcPr>
+            <w:tcW w:w="1440" w:type="dxa"/>
+            <w:tcBorders>
+              <w:top w:val="single" w:sz="4" w:space="0" w:color="auto"/>
+              <w:left w:val="single" w:sz="4" w:space="0" w:color="auto"/>
+              <w:bottom w:val="single" w:sz="4" w:space="0" w:color="auto"/>
+              <w:right w:val="single" w:sz="4" w:space="0" w:color="auto"/>
+            </w:tcBorders>
+            <w:hideMark/>
+          </w:tcPr>
+          <w:p>
+            <w:pPr>
+              <w:spacing w:after="160" w:line="278" w:lineRule="auto"/>
+            </w:pPr>
+            <w:r>
+              <w:t>TK-012</w:t>
+            </w:r>
+          </w:p>
+        </w:tc>
+        <w:tc>
+          <w:tcPr>
+            <w:tcW w:w="1440" w:type="dxa"/>
+            <w:tcBorders>
+              <w:top w:val="single" w:sz="4" w:space="0" w:color="auto"/>
+              <w:left w:val="single" w:sz="4" w:space="0" w:color="auto"/>
+              <w:bottom w:val="single" w:sz="4" w:space="0" w:color="auto"/>
+              <w:right w:val="single" w:sz="4" w:space="0" w:color="auto"/>
+            </w:tcBorders>
+            <w:hideMark/>
+          </w:tcPr>
+          <w:p>
+            <w:pPr>
+              <w:spacing w:after="160" w:line="278" w:lineRule="auto"/>
+            </w:pPr>
+            <w:r>
+              <w:t>Storage Tank 12</w:t>
+            </w:r>
+          </w:p>
+        </w:tc>
+        <w:tc>
+          <w:tcPr>
+            <w:tcW w:w="1440" w:type="dxa"/>
+            <w:tcBorders>
+              <w:top w:val="single" w:sz="4" w:space="0" w:color="auto"/>
+              <w:left w:val="single" w:sz="4" w:space="0" w:color="auto"/>
+              <w:bottom w:val="single" w:sz="4" w:space="0" w:color="auto"/>
+              <w:right w:val="single" w:sz="4" w:space="0" w:color="auto"/>
+            </w:tcBorders>
+            <w:hideMark/>
+          </w:tcPr>
+          <w:p>
+            <w:pPr>
+              <w:spacing w:after="160" w:line="278" w:lineRule="auto"/>
+            </w:pPr>
+            <w:r>
+              <w:t>20000</w:t>
+            </w:r>
+          </w:p>
+        </w:tc>
+        <w:tc>
+          <w:tcPr>
+            <w:tcW w:w="1440" w:type="dxa"/>
+            <w:tcBorders>
+              <w:top w:val="single" w:sz="4" w:space="0" w:color="auto"/>
+              <w:left w:val="single" w:sz="4" w:space="0" w:color="auto"/>
+              <w:bottom w:val="single" w:sz="4" w:space="0" w:color="auto"/>
+              <w:right w:val="single" w:sz="4" w:space="0" w:color="auto"/>
+            </w:tcBorders>
+            <w:hideMark/>
+          </w:tcPr>
+          <w:p>
+            <w:pPr>
+              <w:spacing w:after="160" w:line="278" w:lineRule="auto"/>
+            </w:pPr>
+            <w:r>
+              <w:t>16.49</w:t>
+            </w:r>
+          </w:p>
+        </w:tc>
+        <w:tc>
+          <w:tcPr>
+            <w:tcW w:w="1440" w:type="dxa"/>
+            <w:tcBorders>
+              <w:top w:val="single" w:sz="4" w:space="0" w:color="auto"/>
+              <w:left w:val="single" w:sz="4" w:space="0" w:color="auto"/>
+              <w:bottom w:val="single" w:sz="4" w:space="0" w:color="auto"/>
+              <w:right w:val="single" w:sz="4" w:space="0" w:color="auto"/>
+            </w:tcBorders>
+            <w:hideMark/>
+          </w:tcPr>
+          <w:p>
+            <w:pPr>
+              <w:spacing w:after="160" w:line="278" w:lineRule="auto"/>
+            </w:pPr>
+            <w:r>
+              <w:t>17.26</w:t>
+            </w:r>
+          </w:p>
+        </w:tc>
+        <w:tc>
+          <w:tcPr>
+            <w:tcW w:w="1440" w:type="dxa"/>
+            <w:tcBorders>
+              <w:top w:val="single" w:sz="4" w:space="0" w:color="auto"/>
+              <w:left w:val="single" w:sz="4" w:space="0" w:color="auto"/>
+              <w:bottom w:val="single" w:sz="4" w:space="0" w:color="auto"/>
+              <w:right w:val="single" w:sz="4" w:space="0" w:color="auto"/>
+            </w:tcBorders>
+            <w:hideMark/>
+          </w:tcPr>
+          <w:p>
+            <w:pPr>
+              <w:spacing w:after="160" w:line="278" w:lineRule="auto"/>
+            </w:pPr>
+            <w:r>
+              <w:t>0.56</w:t>
+            </w:r>
+          </w:p>
+        </w:tc>
+      </w:tr>
+      <w:tr>
+        <w:tc>
+          <w:tcPr>
+            <w:tcW w:w="1440" w:type="dxa"/>
+            <w:tcBorders>
+              <w:top w:val="single" w:sz="4" w:space="0" w:color="auto"/>
+              <w:left w:val="single" w:sz="4" w:space="0" w:color="auto"/>
+              <w:bottom w:val="single" w:sz="4" w:space="0" w:color="auto"/>
+              <w:right w:val="single" w:sz="4" w:space="0" w:color="auto"/>
+            </w:tcBorders>
+            <w:hideMark/>
+          </w:tcPr>
+          <w:p>
+            <w:pPr>
+              <w:spacing w:after="160" w:line="278" w:lineRule="auto"/>
+            </w:pPr>
+            <w:r>
+              <w:lastRenderedPageBreak/>
+              <w:t>TK-013</w:t>
+            </w:r>
+          </w:p>
+        </w:tc>
+        <w:tc>
+          <w:tcPr>
+            <w:tcW w:w="1440" w:type="dxa"/>
+            <w:tcBorders>
+              <w:top w:val="single" w:sz="4" w:space="0" w:color="auto"/>
+              <w:left w:val="single" w:sz="4" w:space="0" w:color="auto"/>
+              <w:bottom w:val="single" w:sz="4" w:space="0" w:color="auto"/>
+              <w:right w:val="single" w:sz="4" w:space="0" w:color="auto"/>
+            </w:tcBorders>
+            <w:hideMark/>
+          </w:tcPr>
+          <w:p>
+            <w:pPr>
+              <w:spacing w:after="160" w:line="278" w:lineRule="auto"/>
+            </w:pPr>
+            <w:r>
+              <w:t>Storage Tank 13</w:t>
+            </w:r>
+          </w:p>
+        </w:tc>
+        <w:tc>
+          <w:tcPr>
+            <w:tcW w:w="1440" w:type="dxa"/>
+            <w:tcBorders>
+              <w:top w:val="single" w:sz="4" w:space="0" w:color="auto"/>
+              <w:left w:val="single" w:sz="4" w:space="0" w:color="auto"/>
+              <w:bottom w:val="single" w:sz="4" w:space="0" w:color="auto"/>
+              <w:right w:val="single" w:sz="4" w:space="0" w:color="auto"/>
+            </w:tcBorders>
+            <w:hideMark/>
+          </w:tcPr>
+          <w:p>
+            <w:pPr>
+              <w:spacing w:after="160" w:line="278" w:lineRule="auto"/>
+            </w:pPr>
+            <w:r>
+              <w:t>20000</w:t>
+            </w:r>
+          </w:p>
+        </w:tc>
+        <w:tc>
+          <w:tcPr>
+            <w:tcW w:w="1440" w:type="dxa"/>
+            <w:tcBorders>
+              <w:top w:val="single" w:sz="4" w:space="0" w:color="auto"/>
+              <w:left w:val="single" w:sz="4" w:space="0" w:color="auto"/>
+              <w:bottom w:val="single" w:sz="4" w:space="0" w:color="auto"/>
+              <w:right w:val="single" w:sz="4" w:space="0" w:color="auto"/>
+            </w:tcBorders>
+            <w:hideMark/>
+          </w:tcPr>
+          <w:p>
+            <w:pPr>
+              <w:spacing w:after="160" w:line="278" w:lineRule="auto"/>
+            </w:pPr>
+            <w:r>
+              <w:t>14.28</w:t>
+            </w:r>
+          </w:p>
+        </w:tc>
+        <w:tc>
+          <w:tcPr>
+            <w:tcW w:w="1440" w:type="dxa"/>
+            <w:tcBorders>
+              <w:top w:val="single" w:sz="4" w:space="0" w:color="auto"/>
+              <w:left w:val="single" w:sz="4" w:space="0" w:color="auto"/>
+              <w:bottom w:val="single" w:sz="4" w:space="0" w:color="auto"/>
+              <w:right w:val="single" w:sz="4" w:space="0" w:color="auto"/>
+            </w:tcBorders>
+            <w:hideMark/>
+          </w:tcPr>
+          <w:p>
+            <w:pPr>
+              <w:spacing w:after="160" w:line="278" w:lineRule="auto"/>
+            </w:pPr>
+            <w:r>
+              <w:t>16.26</w:t>
+            </w:r>
+          </w:p>
+        </w:tc>
+        <w:tc>
+          <w:tcPr>
+            <w:tcW w:w="1440" w:type="dxa"/>
+            <w:tcBorders>
+              <w:top w:val="single" w:sz="4" w:space="0" w:color="auto"/>
+              <w:left w:val="single" w:sz="4" w:space="0" w:color="auto"/>
+              <w:bottom w:val="single" w:sz="4" w:space="0" w:color="auto"/>
+              <w:right w:val="single" w:sz="4" w:space="0" w:color="auto"/>
+            </w:tcBorders>
+            <w:hideMark/>
+          </w:tcPr>
+          <w:p>
+            <w:pPr>
+              <w:spacing w:after="160" w:line="278" w:lineRule="auto"/>
+            </w:pPr>
+            <w:r>
+              <w:t>1.39</w:t>
+            </w:r>
+          </w:p>
+        </w:tc>
+      </w:tr>
+      <w:tr>
+        <w:tc>
+          <w:tcPr>
+            <w:tcW w:w="1440" w:type="dxa"/>
+            <w:tcBorders>
+              <w:top w:val="single" w:sz="4" w:space="0" w:color="auto"/>
+              <w:left w:val="single" w:sz="4" w:space="0" w:color="auto"/>
+              <w:bottom w:val="single" w:sz="4" w:space="0" w:color="auto"/>
+              <w:right w:val="single" w:sz="4" w:space="0" w:color="auto"/>
+            </w:tcBorders>
+            <w:hideMark/>
+          </w:tcPr>
+          <w:p>
+            <w:pPr>
+              <w:spacing w:after="160" w:line="278" w:lineRule="auto"/>
+            </w:pPr>
+            <w:r>
+              <w:t>TK-014</w:t>
+            </w:r>
+          </w:p>
+        </w:tc>
+        <w:tc>
+          <w:tcPr>
+            <w:tcW w:w="1440" w:type="dxa"/>
+            <w:tcBorders>
+              <w:top w:val="single" w:sz="4" w:space="0" w:color="auto"/>
+              <w:left w:val="single" w:sz="4" w:space="0" w:color="auto"/>
+              <w:bottom w:val="single" w:sz="4" w:space="0" w:color="auto"/>
+              <w:right w:val="single" w:sz="4" w:space="0" w:color="auto"/>
+            </w:tcBorders>
+            <w:hideMark/>
+          </w:tcPr>
+          <w:p>
+            <w:pPr>
+              <w:spacing w:after="160" w:line="278" w:lineRule="auto"/>
+            </w:pPr>
+            <w:r>
+              <w:t>Storage Tank 14</w:t>
+            </w:r>
+          </w:p>
+        </w:tc>
+        <w:tc>
+          <w:tcPr>
+            <w:tcW w:w="1440" w:type="dxa"/>
+            <w:tcBorders>
+              <w:top w:val="single" w:sz="4" w:space="0" w:color="auto"/>
+              <w:left w:val="single" w:sz="4" w:space="0" w:color="auto"/>
+              <w:bottom w:val="single" w:sz="4" w:space="0" w:color="auto"/>
+              <w:right w:val="single" w:sz="4" w:space="0" w:color="auto"/>
+            </w:tcBorders>
+            <w:hideMark/>
+          </w:tcPr>
+          <w:p>
+            <w:pPr>
+              <w:spacing w:after="160" w:line="278" w:lineRule="auto"/>
+            </w:pPr>
+            <w:r>
+              <w:t>5000</w:t>
+            </w:r>
+          </w:p>
+        </w:tc>
+        <w:tc>
+          <w:tcPr>
+            <w:tcW w:w="1440" w:type="dxa"/>
+            <w:tcBorders>
+              <w:top w:val="single" w:sz="4" w:space="0" w:color="auto"/>
+              <w:left w:val="single" w:sz="4" w:space="0" w:color="auto"/>
+              <w:bottom w:val="single" w:sz="4" w:space="0" w:color="auto"/>
+              <w:right w:val="single" w:sz="4" w:space="0" w:color="auto"/>
+            </w:tcBorders>
+            <w:hideMark/>
+          </w:tcPr>
+          <w:p>
+            <w:pPr>
+              <w:spacing w:after="160" w:line="278" w:lineRule="auto"/>
+            </w:pPr>
+            <w:r>
+              <w:t>17.45</w:t>
+            </w:r>
+          </w:p>
+        </w:tc>
+        <w:tc>
+          <w:tcPr>
+            <w:tcW w:w="1440" w:type="dxa"/>
+            <w:tcBorders>
+              <w:top w:val="single" w:sz="4" w:space="0" w:color="auto"/>
+              <w:left w:val="single" w:sz="4" w:space="0" w:color="auto"/>
+              <w:bottom w:val="single" w:sz="4" w:space="0" w:color="auto"/>
+              <w:right w:val="single" w:sz="4" w:space="0" w:color="auto"/>
+            </w:tcBorders>
+            <w:hideMark/>
+          </w:tcPr>
+          <w:p>
+            <w:pPr>
+              <w:spacing w:after="160" w:line="278" w:lineRule="auto"/>
+            </w:pPr>
+            <w:r>
+              <w:t>19.44</w:t>
+            </w:r>
+          </w:p>
+        </w:tc>
+        <w:tc>
+          <w:tcPr>
+            <w:tcW w:w="1440" w:type="dxa"/>
+            <w:tcBorders>
+              <w:top w:val="single" w:sz="4" w:space="0" w:color="auto"/>
+              <w:left w:val="single" w:sz="4" w:space="0" w:color="auto"/>
+              <w:bottom w:val="single" w:sz="4" w:space="0" w:color="auto"/>
+              <w:right w:val="single" w:sz="4" w:space="0" w:color="auto"/>
+            </w:tcBorders>
+            <w:hideMark/>
+          </w:tcPr>
+          <w:p>
+            <w:pPr>
+              <w:spacing w:after="160" w:line="278" w:lineRule="auto"/>
+            </w:pPr>
+            <w:r>
+              <w:t>0.89</w:t>
+            </w:r>
+          </w:p>
+        </w:tc>
+      </w:tr>
+      <w:tr>
+        <w:tc>
+          <w:tcPr>
+            <w:tcW w:w="1440" w:type="dxa"/>
+            <w:tcBorders>
+              <w:top w:val="single" w:sz="4" w:space="0" w:color="auto"/>
+              <w:left w:val="single" w:sz="4" w:space="0" w:color="auto"/>
+              <w:bottom w:val="single" w:sz="4" w:space="0" w:color="auto"/>
+              <w:right w:val="single" w:sz="4" w:space="0" w:color="auto"/>
+            </w:tcBorders>
+            <w:hideMark/>
+          </w:tcPr>
+          <w:p>
+            <w:pPr>
+              <w:spacing w:after="160" w:line="278" w:lineRule="auto"/>
+            </w:pPr>
+            <w:r>
+              <w:t>TK-015</w:t>
+            </w:r>
+          </w:p>
+        </w:tc>
+        <w:tc>
+          <w:tcPr>
+            <w:tcW w:w="1440" w:type="dxa"/>
+            <w:tcBorders>
+              <w:top w:val="single" w:sz="4" w:space="0" w:color="auto"/>
+              <w:left w:val="single" w:sz="4" w:space="0" w:color="auto"/>
+              <w:bottom w:val="single" w:sz="4" w:space="0" w:color="auto"/>
+              <w:right w:val="single" w:sz="4" w:space="0" w:color="auto"/>
+            </w:tcBorders>
+            <w:hideMark/>
+          </w:tcPr>
+          <w:p>
+            <w:pPr>
+              <w:spacing w:after="160" w:line="278" w:lineRule="auto"/>
+            </w:pPr>
+            <w:r>
+              <w:t>Storage Tank 15</w:t>
+            </w:r>
+          </w:p>
+        </w:tc>
+        <w:tc>
+          <w:tcPr>
+            <w:tcW w:w="1440" w:type="dxa"/>
+            <w:tcBorders>
+              <w:top w:val="single" w:sz="4" w:space="0" w:color="auto"/>
+              <w:left w:val="single" w:sz="4" w:space="0" w:color="auto"/>
+              <w:bottom w:val="single" w:sz="4" w:space="0" w:color="auto"/>
+              <w:right w:val="single" w:sz="4" w:space="0" w:color="auto"/>
+            </w:tcBorders>
+            <w:hideMark/>
+          </w:tcPr>
+          <w:p>
+            <w:pPr>
+              <w:spacing w:after="160" w:line="278" w:lineRule="auto"/>
+            </w:pPr>
+            <w:r>
+              <w:t>10000</w:t>
+            </w:r>
+          </w:p>
+        </w:tc>
+        <w:tc>
+          <w:tcPr>
+            <w:tcW w:w="1440" w:type="dxa"/>
+            <w:tcBorders>
+              <w:top w:val="single" w:sz="4" w:space="0" w:color="auto"/>
+              <w:left w:val="single" w:sz="4" w:space="0" w:color="auto"/>
+              <w:bottom w:val="single" w:sz="4" w:space="0" w:color="auto"/>
+              <w:right w:val="single" w:sz="4" w:space="0" w:color="auto"/>
+            </w:tcBorders>
+            <w:hideMark/>
+          </w:tcPr>
+          <w:p>
+            <w:pPr>
+              <w:spacing w:after="160" w:line="278" w:lineRule="auto"/>
+            </w:pPr>
+            <w:r>
+              <w:t>11.9</w:t>
+            </w:r>
+          </w:p>
+        </w:tc>
+        <w:tc>
+          <w:tcPr>
+            <w:tcW w:w="1440" w:type="dxa"/>
+            <w:tcBorders>
+              <w:top w:val="single" w:sz="4" w:space="0" w:color="auto"/>
+              <w:left w:val="single" w:sz="4" w:space="0" w:color="auto"/>
+              <w:bottom w:val="single" w:sz="4" w:space="0" w:color="auto"/>
+              <w:right w:val="single" w:sz="4" w:space="0" w:color="auto"/>
+            </w:tcBorders>
+            <w:hideMark/>
+          </w:tcPr>
+          <w:p>
+            <w:pPr>
+              <w:spacing w:after="160" w:line="278" w:lineRule="auto"/>
+            </w:pPr>
+            <w:r>
+              <w:t>13.04</w:t>
+            </w:r>
+          </w:p>
+        </w:tc>
+        <w:tc>
+          <w:tcPr>
+            <w:tcW w:w="1440" w:type="dxa"/>
+            <w:tcBorders>
+              <w:top w:val="single" w:sz="4" w:space="0" w:color="auto"/>
+              <w:left w:val="single" w:sz="4" w:space="0" w:color="auto"/>
+              <w:bottom w:val="single" w:sz="4" w:space="0" w:color="auto"/>
+              <w:right w:val="single" w:sz="4" w:space="0" w:color="auto"/>
+            </w:tcBorders>
+            <w:hideMark/>
+          </w:tcPr>
+          <w:p>
+            <w:pPr>
+              <w:spacing w:after="160" w:line="278" w:lineRule="auto"/>
+            </w:pPr>
+            <w:r>
+              <w:t>0.39</w:t>
+            </w:r>
+          </w:p>
+        </w:tc>
+      </w:tr>
+      <w:tr>
+        <w:tc>
+          <w:tcPr>
+            <w:tcW w:w="1440" w:type="dxa"/>
+            <w:tcBorders>
+              <w:top w:val="single" w:sz="4" w:space="0" w:color="auto"/>
+              <w:left w:val="single" w:sz="4" w:space="0" w:color="auto"/>
+              <w:bottom w:val="single" w:sz="4" w:space="0" w:color="auto"/>
+              <w:right w:val="single" w:sz="4" w:space="0" w:color="auto"/>
+            </w:tcBorders>
+            <w:hideMark/>
+          </w:tcPr>
+          <w:p>
+            <w:pPr>
+              <w:spacing w:after="160" w:line="278" w:lineRule="auto"/>
+            </w:pPr>
+            <w:r>
+              <w:t>TK-016</w:t>
+            </w:r>
+          </w:p>
+        </w:tc>
+        <w:tc>
+          <w:tcPr>
+            <w:tcW w:w="1440" w:type="dxa"/>
+            <w:tcBorders>
+              <w:top w:val="single" w:sz="4" w:space="0" w:color="auto"/>
+              <w:left w:val="single" w:sz="4" w:space="0" w:color="auto"/>
+              <w:bottom w:val="single" w:sz="4" w:space="0" w:color="auto"/>
+              <w:right w:val="single" w:sz="4" w:space="0" w:color="auto"/>
+            </w:tcBorders>
+            <w:hideMark/>
+          </w:tcPr>
+          <w:p>
+            <w:pPr>
+              <w:spacing w:after="160" w:line="278" w:lineRule="auto"/>
+            </w:pPr>
+            <w:r>
+              <w:t>Storage Tank 16</w:t>
+            </w:r>
+          </w:p>
+        </w:tc>
+        <w:tc>
+          <w:tcPr>
+            <w:tcW w:w="1440" w:type="dxa"/>
+            <w:tcBorders>
+              <w:top w:val="single" w:sz="4" w:space="0" w:color="auto"/>
+              <w:left w:val="single" w:sz="4" w:space="0" w:color="auto"/>
+              <w:bottom w:val="single" w:sz="4" w:space="0" w:color="auto"/>
+              <w:right w:val="single" w:sz="4" w:space="0" w:color="auto"/>
+            </w:tcBorders>
+            <w:hideMark/>
+          </w:tcPr>
+          <w:p>
+            <w:pPr>
+              <w:spacing w:after="160" w:line="278" w:lineRule="auto"/>
+            </w:pPr>
+            <w:r>
+              <w:t>10000</w:t>
+            </w:r>
+          </w:p>
+        </w:tc>
+        <w:tc>
+          <w:tcPr>
+            <w:tcW w:w="1440" w:type="dxa"/>
+            <w:tcBorders>
+              <w:top w:val="single" w:sz="4" w:space="0" w:color="auto"/>
+              <w:left w:val="single" w:sz="4" w:space="0" w:color="auto"/>
+              <w:bottom w:val="single" w:sz="4" w:space="0" w:color="auto"/>
+              <w:right w:val="single" w:sz="4" w:space="0" w:color="auto"/>
+            </w:tcBorders>
+            <w:hideMark/>
+          </w:tcPr>
+          <w:p>
+            <w:pPr>
+              <w:spacing w:after="160" w:line="278" w:lineRule="auto"/>
+            </w:pPr>
+            <w:r>
+              <w:t>17.98</w:t>
+            </w:r>
+          </w:p>
+        </w:tc>
+        <w:tc>
+          <w:tcPr>
+            <w:tcW w:w="1440" w:type="dxa"/>
+            <w:tcBorders>
+              <w:top w:val="single" w:sz="4" w:space="0" w:color="auto"/>
+              <w:left w:val="single" w:sz="4" w:space="0" w:color="auto"/>
+              <w:bottom w:val="single" w:sz="4" w:space="0" w:color="auto"/>
+              <w:right w:val="single" w:sz="4" w:space="0" w:color="auto"/>
+            </w:tcBorders>
+            <w:hideMark/>
+          </w:tcPr>
+          <w:p>
+            <w:pPr>
+              <w:spacing w:after="160" w:line="278" w:lineRule="auto"/>
+            </w:pPr>
+            <w:r>
+              <w:t>18.51</w:t>
+            </w:r>
+          </w:p>
+        </w:tc>
+        <w:tc>
+          <w:tcPr>
+            <w:tcW w:w="1440" w:type="dxa"/>
+            <w:tcBorders>
+              <w:top w:val="single" w:sz="4" w:space="0" w:color="auto"/>
+              <w:left w:val="single" w:sz="4" w:space="0" w:color="auto"/>
+              <w:bottom w:val="single" w:sz="4" w:space="0" w:color="auto"/>
+              <w:right w:val="single" w:sz="4" w:space="0" w:color="auto"/>
+            </w:tcBorders>
+            <w:hideMark/>
+          </w:tcPr>
+          <w:p>
+            <w:pPr>
+              <w:spacing w:after="160" w:line="278" w:lineRule="auto"/>
+            </w:pPr>
+            <w:r>
+              <w:t>0.84</w:t>
+            </w:r>
+          </w:p>
+        </w:tc>
+      </w:tr>
+      <w:tr>
+        <w:tc>
+          <w:tcPr>
+            <w:tcW w:w="1440" w:type="dxa"/>
+            <w:tcBorders>
+              <w:top w:val="single" w:sz="4" w:space="0" w:color="auto"/>
+              <w:left w:val="single" w:sz="4" w:space="0" w:color="auto"/>
+              <w:bottom w:val="single" w:sz="4" w:space="0" w:color="auto"/>
+              <w:right w:val="single" w:sz="4" w:space="0" w:color="auto"/>
+            </w:tcBorders>
+            <w:hideMark/>
+          </w:tcPr>
+          <w:p>
+            <w:pPr>
+              <w:spacing w:after="160" w:line="278" w:lineRule="auto"/>
+            </w:pPr>
+            <w:r>
+              <w:t>TK-017</w:t>
+            </w:r>
+          </w:p>
+        </w:tc>
+        <w:tc>
+          <w:tcPr>
+            <w:tcW w:w="1440" w:type="dxa"/>
+            <w:tcBorders>
+              <w:top w:val="single" w:sz="4" w:space="0" w:color="auto"/>
+              <w:left w:val="single" w:sz="4" w:space="0" w:color="auto"/>
+              <w:bottom w:val="single" w:sz="4" w:space="0" w:color="auto"/>
+              <w:right w:val="single" w:sz="4" w:space="0" w:color="auto"/>
+            </w:tcBorders>
+            <w:hideMark/>
+          </w:tcPr>
+          <w:p>
+            <w:pPr>
+              <w:spacing w:after="160" w:line="278" w:lineRule="auto"/>
+            </w:pPr>
+            <w:r>
+              <w:t>Storage Tank 17</w:t>
+            </w:r>
+          </w:p>
+        </w:tc>
+        <w:tc>
+          <w:tcPr>
+            <w:tcW w:w="1440" w:type="dxa"/>
+            <w:tcBorders>
+              <w:top w:val="single" w:sz="4" w:space="0" w:color="auto"/>
+              <w:left w:val="single" w:sz="4" w:space="0" w:color="auto"/>
+              <w:bottom w:val="single" w:sz="4" w:space="0" w:color="auto"/>
+              <w:right w:val="single" w:sz="4" w:space="0" w:color="auto"/>
+            </w:tcBorders>
+            <w:hideMark/>
+          </w:tcPr>
+          <w:p>
+            <w:pPr>
+              <w:spacing w:after="160" w:line="278" w:lineRule="auto"/>
+            </w:pPr>
+            <w:r>
+              <w:t>10000</w:t>
+            </w:r>
+          </w:p>
+        </w:tc>
+        <w:tc>
+          <w:tcPr>
+            <w:tcW w:w="1440" w:type="dxa"/>
+            <w:tcBorders>
+              <w:top w:val="single" w:sz="4" w:space="0" w:color="auto"/>
+              <w:left w:val="single" w:sz="4" w:space="0" w:color="auto"/>
+              <w:bottom w:val="single" w:sz="4" w:space="0" w:color="auto"/>
+              <w:right w:val="single" w:sz="4" w:space="0" w:color="auto"/>
+            </w:tcBorders>
+            <w:hideMark/>
+          </w:tcPr>
+          <w:p>
+            <w:pPr>
+              <w:spacing w:after="160" w:line="278" w:lineRule="auto"/>
+            </w:pPr>
+            <w:r>
+              <w:t>10.77</w:t>
+            </w:r>
+          </w:p>
+        </w:tc>
+        <w:tc>
+          <w:tcPr>
+            <w:tcW w:w="1440" w:type="dxa"/>
+            <w:tcBorders>
+              <w:top w:val="single" w:sz="4" w:space="0" w:color="auto"/>
+              <w:left w:val="single" w:sz="4" w:space="0" w:color="auto"/>
+              <w:bottom w:val="single" w:sz="4" w:space="0" w:color="auto"/>
+              <w:right w:val="single" w:sz="4" w:space="0" w:color="auto"/>
+            </w:tcBorders>
+            <w:hideMark/>
+          </w:tcPr>
+          <w:p>
+            <w:pPr>
+              <w:spacing w:after="160" w:line="278" w:lineRule="auto"/>
+            </w:pPr>
+            <w:r>
+              <w:t>11.84</w:t>
+            </w:r>
+          </w:p>
+        </w:tc>
+        <w:tc>
+          <w:tcPr>
+            <w:tcW w:w="1440" w:type="dxa"/>
+            <w:tcBorders>
+              <w:top w:val="single" w:sz="4" w:space="0" w:color="auto"/>
+              <w:left w:val="single" w:sz="4" w:space="0" w:color="auto"/>
+              <w:bottom w:val="single" w:sz="4" w:space="0" w:color="auto"/>
+              <w:right w:val="single" w:sz="4" w:space="0" w:color="auto"/>
+            </w:tcBorders>
+            <w:hideMark/>
+          </w:tcPr>
+          <w:p>
+            <w:pPr>
+              <w:spacing w:after="160" w:line="278" w:lineRule="auto"/>
+            </w:pPr>
+            <w:r>
+              <w:t>0.9</w:t>
+            </w:r>
+          </w:p>
+        </w:tc>
+      </w:tr>
+      <w:tr>
+        <w:tc>
+          <w:tcPr>
+            <w:tcW w:w="1440" w:type="dxa"/>
+            <w:tcBorders>
+              <w:top w:val="single" w:sz="4" w:space="0" w:color="auto"/>
+              <w:left w:val="single" w:sz="4" w:space="0" w:color="auto"/>
+              <w:bottom w:val="single" w:sz="4" w:space="0" w:color="auto"/>
+              <w:right w:val="single" w:sz="4" w:space="0" w:color="auto"/>
+            </w:tcBorders>
+            <w:hideMark/>
+          </w:tcPr>
+          <w:p>
+            <w:pPr>
+              <w:spacing w:after="160" w:line="278" w:lineRule="auto"/>
+            </w:pPr>
+            <w:r>
+              <w:t>TK-018</w:t>
+            </w:r>
+          </w:p>
+        </w:tc>
+        <w:tc>
+          <w:tcPr>
+            <w:tcW w:w="1440" w:type="dxa"/>
+            <w:tcBorders>
+              <w:top w:val="single" w:sz="4" w:space="0" w:color="auto"/>
+              <w:left w:val="single" w:sz="4" w:space="0" w:color="auto"/>
+              <w:bottom w:val="single" w:sz="4" w:space="0" w:color="auto"/>
+              <w:right w:val="single" w:sz="4" w:space="0" w:color="auto"/>
+            </w:tcBorders>
+            <w:hideMark/>
+          </w:tcPr>
+          <w:p>
+            <w:pPr>
+              <w:spacing w:after="160" w:line="278" w:lineRule="auto"/>
+            </w:pPr>
+            <w:r>
+              <w:t>Storage Tank 18</w:t>
+            </w:r>
+          </w:p>
+        </w:tc>
+        <w:tc>
+          <w:tcPr>
+            <w:tcW w:w="1440" w:type="dxa"/>
+            <w:tcBorders>
+              <w:top w:val="single" w:sz="4" w:space="0" w:color="auto"/>
+              <w:left w:val="single" w:sz="4" w:space="0" w:color="auto"/>
+              <w:bottom w:val="single" w:sz="4" w:space="0" w:color="auto"/>
+              <w:right w:val="single" w:sz="4" w:space="0" w:color="auto"/>
+            </w:tcBorders>
+            <w:hideMark/>
+          </w:tcPr>
+          <w:p>
+            <w:pPr>
+              <w:spacing w:after="160" w:line="278" w:lineRule="auto"/>
+            </w:pPr>
+            <w:r>
+              <w:t>15000</w:t>
+            </w:r>
+          </w:p>
+        </w:tc>
+        <w:tc>
+          <w:tcPr>
+            <w:tcW w:w="1440" w:type="dxa"/>
+            <w:tcBorders>
+              <w:top w:val="single" w:sz="4" w:space="0" w:color="auto"/>
+              <w:left w:val="single" w:sz="4" w:space="0" w:color="auto"/>
+              <w:bottom w:val="single" w:sz="4" w:space="0" w:color="auto"/>
+              <w:right w:val="single" w:sz="4" w:space="0" w:color="auto"/>
+            </w:tcBorders>
+            <w:hideMark/>
+          </w:tcPr>
+          <w:p>
+            <w:pPr>
+              <w:spacing w:after="160" w:line="278" w:lineRule="auto"/>
+            </w:pPr>
+            <w:r>
+              <w:t>11.17</w:t>
+            </w:r>
+          </w:p>
+        </w:tc>
+        <w:tc>
+          <w:tcPr>
+            <w:tcW w:w="1440" w:type="dxa"/>
+            <w:tcBorders>
+              <w:top w:val="single" w:sz="4" w:space="0" w:color="auto"/>
+              <w:left w:val="single" w:sz="4" w:space="0" w:color="auto"/>
+              <w:bottom w:val="single" w:sz="4" w:space="0" w:color="auto"/>
+              <w:right w:val="single" w:sz="4" w:space="0" w:color="auto"/>
+            </w:tcBorders>
+            <w:hideMark/>
+          </w:tcPr>
+          <w:p>
+            <w:pPr>
+              <w:spacing w:after="160" w:line="278" w:lineRule="auto"/>
+            </w:pPr>
+            <w:r>
+              <w:t>12.38</w:t>
+            </w:r>
+          </w:p>
+        </w:tc>
+        <w:tc>
+          <w:tcPr>
+            <w:tcW w:w="1440" w:type="dxa"/>
+            <w:tcBorders>
+              <w:top w:val="single" w:sz="4" w:space="0" w:color="auto"/>
+              <w:left w:val="single" w:sz="4" w:space="0" w:color="auto"/>
+              <w:bottom w:val="single" w:sz="4" w:space="0" w:color="auto"/>
+              <w:right w:val="single" w:sz="4" w:space="0" w:color="auto"/>
+            </w:tcBorders>
+            <w:hideMark/>
+          </w:tcPr>
+          <w:p>
+            <w:pPr>
+              <w:spacing w:after="160" w:line="278" w:lineRule="auto"/>
+            </w:pPr>
+            <w:r>
+              <w:t>1.2</w:t>
+            </w:r>
+          </w:p>
+        </w:tc>
+      </w:tr>
+      <w:tr>
+        <w:tc>
+          <w:tcPr>
+            <w:tcW w:w="1440" w:type="dxa"/>
+            <w:tcBorders>
+              <w:top w:val="single" w:sz="4" w:space="0" w:color="auto"/>
+              <w:left w:val="single" w:sz="4" w:space="0" w:color="auto"/>
+              <w:bottom w:val="single" w:sz="4" w:space="0" w:color="auto"/>
+              <w:right w:val="single" w:sz="4" w:space="0" w:color="auto"/>
+            </w:tcBorders>
+            <w:hideMark/>
+          </w:tcPr>
+          <w:p>
+            <w:pPr>
+              <w:spacing w:after="160" w:line="278" w:lineRule="auto"/>
+            </w:pPr>
+            <w:r>
+              <w:t>TK-019</w:t>
+            </w:r>
+          </w:p>
+        </w:tc>
+        <w:tc>
+          <w:tcPr>
+            <w:tcW w:w="1440" w:type="dxa"/>
+            <w:tcBorders>
+              <w:top w:val="single" w:sz="4" w:space="0" w:color="auto"/>
+              <w:left w:val="single" w:sz="4" w:space="0" w:color="auto"/>
+              <w:bottom w:val="single" w:sz="4" w:space="0" w:color="auto"/>
+              <w:right w:val="single" w:sz="4" w:space="0" w:color="auto"/>
+            </w:tcBorders>
+            <w:hideMark/>
+          </w:tcPr>
+          <w:p>
+            <w:pPr>
+              <w:spacing w:after="160" w:line="278" w:lineRule="auto"/>
+            </w:pPr>
+            <w:r>
+              <w:t>Storage Tank 19</w:t>
+            </w:r>
+          </w:p>
+        </w:tc>
+        <w:tc>
+          <w:tcPr>
+            <w:tcW w:w="1440" w:type="dxa"/>
+            <w:tcBorders>
+              <w:top w:val="single" w:sz="4" w:space="0" w:color="auto"/>
+              <w:left w:val="single" w:sz="4" w:space="0" w:color="auto"/>
+              <w:bottom w:val="single" w:sz="4" w:space="0" w:color="auto"/>
+              <w:right w:val="single" w:sz="4" w:space="0" w:color="auto"/>
+            </w:tcBorders>
+            <w:hideMark/>
+          </w:tcPr>
+          <w:p>
+            <w:pPr>
+              <w:spacing w:after="160" w:line="278" w:lineRule="auto"/>
+            </w:pPr>
+            <w:r>
+              <w:t>5000</w:t>
+            </w:r>
+          </w:p>
+        </w:tc>
+        <w:tc>
+          <w:tcPr>
+            <w:tcW w:w="1440" w:type="dxa"/>
+            <w:tcBorders>
+              <w:top w:val="single" w:sz="4" w:space="0" w:color="auto"/>
+              <w:left w:val="single" w:sz="4" w:space="0" w:color="auto"/>
+              <w:bottom w:val="single" w:sz="4" w:space="0" w:color="auto"/>
+              <w:right w:val="single" w:sz="4" w:space="0" w:color="auto"/>
+            </w:tcBorders>
+            <w:hideMark/>
+          </w:tcPr>
+          <w:p>
+            <w:pPr>
+              <w:spacing w:after="160" w:line="278" w:lineRule="auto"/>
+            </w:pPr>
+            <w:r>
+              <w:t>12.1</w:t>
+            </w:r>
+          </w:p>
+        </w:tc>
+        <w:tc>
+          <w:tcPr>
+            <w:tcW w:w="1440" w:type="dxa"/>
+            <w:tcBorders>
+              <w:top w:val="single" w:sz="4" w:space="0" w:color="auto"/>
+              <w:left w:val="single" w:sz="4" w:space="0" w:color="auto"/>
+              <w:bottom w:val="single" w:sz="4" w:space="0" w:color="auto"/>
+              <w:right w:val="single" w:sz="4" w:space="0" w:color="auto"/>
+            </w:tcBorders>
+            <w:hideMark/>
+          </w:tcPr>
+          <w:p>
+            <w:pPr>
+              <w:spacing w:after="160" w:line="278" w:lineRule="auto"/>
+            </w:pPr>
+            <w:r>
+              <w:t>13.99</w:t>
+            </w:r>
+          </w:p>
+        </w:tc>
+        <w:tc>
+          <w:tcPr>
+            <w:tcW w:w="1440" w:type="dxa"/>
+            <w:tcBorders>
+              <w:top w:val="single" w:sz="4" w:space="0" w:color="auto"/>
+              <w:left w:val="single" w:sz="4" w:space="0" w:color="auto"/>
+              <w:bottom w:val="single" w:sz="4" w:space="0" w:color="auto"/>
+              <w:right w:val="single" w:sz="4" w:space="0" w:color="auto"/>
+            </w:tcBorders>
+            <w:hideMark/>
+          </w:tcPr>
+          <w:p>
+            <w:pPr>
+              <w:spacing w:after="160" w:line="278" w:lineRule="auto"/>
+            </w:pPr>
+            <w:r>
+              <w:t>1.01</w:t>
+            </w:r>
+          </w:p>
+        </w:tc>
+      </w:tr>
+      <w:tr>
+        <w:tc>
+          <w:tcPr>
+            <w:tcW w:w="1440" w:type="dxa"/>
+            <w:tcBorders>
+              <w:top w:val="single" w:sz="4" w:space="0" w:color="auto"/>
+              <w:left w:val="single" w:sz="4" w:space="0" w:color="auto"/>
+              <w:bottom w:val="single" w:sz="4" w:space="0" w:color="auto"/>
+              <w:right w:val="single" w:sz="4" w:space="0" w:color="auto"/>
+            </w:tcBorders>
+            <w:hideMark/>
+          </w:tcPr>
+          <w:p>
+            <w:pPr>
+              <w:spacing w:after="160" w:line="278" w:lineRule="auto"/>
+            </w:pPr>
+            <w:r>
+              <w:t>TK-020</w:t>
+            </w:r>
+          </w:p>
+        </w:tc>
+        <w:tc>
+          <w:tcPr>
+            <w:tcW w:w="1440" w:type="dxa"/>
+            <w:tcBorders>
+              <w:top w:val="single" w:sz="4" w:space="0" w:color="auto"/>
+              <w:left w:val="single" w:sz="4" w:space="0" w:color="auto"/>
+              <w:bottom w:val="single" w:sz="4" w:space="0" w:color="auto"/>
+              <w:right w:val="single" w:sz="4" w:space="0" w:color="auto"/>
+            </w:tcBorders>
+            <w:hideMark/>
+          </w:tcPr>
+          <w:p>
+            <w:pPr>
+              <w:spacing w:after="160" w:line="278" w:lineRule="auto"/>
+            </w:pPr>
+            <w:r>
+              <w:t>Storage Tank 20</w:t>
+            </w:r>
+          </w:p>
+        </w:tc>
+        <w:tc>
+          <w:tcPr>
+            <w:tcW w:w="1440" w:type="dxa"/>
+            <w:tcBorders>
+              <w:top w:val="single" w:sz="4" w:space="0" w:color="auto"/>
+              <w:left w:val="single" w:sz="4" w:space="0" w:color="auto"/>
+              <w:bottom w:val="single" w:sz="4" w:space="0" w:color="auto"/>
+              <w:right w:val="single" w:sz="4" w:space="0" w:color="auto"/>
+            </w:tcBorders>
+            <w:hideMark/>
+          </w:tcPr>
+          <w:p>
+            <w:pPr>
+              <w:spacing w:after="160" w:line="278" w:lineRule="auto"/>
+            </w:pPr>
+            <w:r>
+              <w:t>20000</w:t>
+            </w:r>
+          </w:p>
+        </w:tc>
+        <w:tc>
+          <w:tcPr>
+            <w:tcW w:w="1440" w:type="dxa"/>
+            <w:tcBorders>
+              <w:top w:val="single" w:sz="4" w:space="0" w:color="auto"/>
+              <w:left w:val="single" w:sz="4" w:space="0" w:color="auto"/>
+              <w:bottom w:val="single" w:sz="4" w:space="0" w:color="auto"/>
+              <w:right w:val="single" w:sz="4" w:space="0" w:color="auto"/>
+            </w:tcBorders>
+            <w:hideMark/>
+          </w:tcPr>
+          <w:p>
+            <w:pPr>
+              <w:spacing w:after="160" w:line="278" w:lineRule="auto"/>
+            </w:pPr>
+            <w:r>
+              <w:t>15.7</w:t>
+            </w:r>
+          </w:p>
+        </w:tc>
+        <w:tc>
+          <w:tcPr>
+            <w:tcW w:w="1440" w:type="dxa"/>
+            <w:tcBorders>
+              <w:top w:val="single" w:sz="4" w:space="0" w:color="auto"/>
+              <w:left w:val="single" w:sz="4" w:space="0" w:color="auto"/>
+              <w:bottom w:val="single" w:sz="4" w:space="0" w:color="auto"/>
+              <w:right w:val="single" w:sz="4" w:space="0" w:color="auto"/>
+            </w:tcBorders>
+            <w:hideMark/>
+          </w:tcPr>
+          <w:p>
+            <w:pPr>
+              <w:spacing w:after="160" w:line="278" w:lineRule="auto"/>
+            </w:pPr>
+            <w:r>
+              <w:t>16.49</w:t>
+            </w:r>
+          </w:p>
+        </w:tc>
+        <w:tc>
+          <w:tcPr>
+            <w:tcW w:w="1440" w:type="dxa"/>
+            <w:tcBorders>
+              <w:top w:val="single" w:sz="4" w:space="0" w:color="auto"/>
+              <w:left w:val="single" w:sz="4" w:space="0" w:color="auto"/>
+              <w:bottom w:val="single" w:sz="4" w:space="0" w:color="auto"/>
+              <w:right w:val="single" w:sz="4" w:space="0" w:color="auto"/>
+            </w:tcBorders>
+            <w:hideMark/>
+          </w:tcPr>
+          <w:p>
+            <w:pPr>
+              <w:spacing w:after="160" w:line="278" w:lineRule="auto"/>
+            </w:pPr>
+            <w:r>
+              <w:t>1.05</w:t>
+            </w:r>
+          </w:p>
+        </w:tc>
+      </w:tr>
+      <w:tr>
+        <w:tc>
+          <w:tcPr>
+            <w:tcW w:w="1440" w:type="dxa"/>
+            <w:tcBorders>
+              <w:top w:val="single" w:sz="4" w:space="0" w:color="auto"/>
+              <w:left w:val="single" w:sz="4" w:space="0" w:color="auto"/>
+              <w:bottom w:val="single" w:sz="4" w:space="0" w:color="auto"/>
+              <w:right w:val="single" w:sz="4" w:space="0" w:color="auto"/>
+            </w:tcBorders>
+            <w:hideMark/>
+          </w:tcPr>
+          <w:p>
+            <w:pPr>
+              <w:spacing w:after="160" w:line="278" w:lineRule="auto"/>
+            </w:pPr>
+            <w:r>
+              <w:t>TK-021</w:t>
+            </w:r>
+          </w:p>
+        </w:tc>
+        <w:tc>
+          <w:tcPr>
+            <w:tcW w:w="1440" w:type="dxa"/>
+            <w:tcBorders>
+              <w:top w:val="single" w:sz="4" w:space="0" w:color="auto"/>
+              <w:left w:val="single" w:sz="4" w:space="0" w:color="auto"/>
+              <w:bottom w:val="single" w:sz="4" w:space="0" w:color="auto"/>
+              <w:right w:val="single" w:sz="4" w:space="0" w:color="auto"/>
+            </w:tcBorders>
+            <w:hideMark/>
+          </w:tcPr>
+          <w:p>
+            <w:pPr>
+              <w:spacing w:after="160" w:line="278" w:lineRule="auto"/>
+            </w:pPr>
+            <w:r>
+              <w:t>Storage Tank 21</w:t>
+            </w:r>
+          </w:p>
+        </w:tc>
+        <w:tc>
+          <w:tcPr>
+            <w:tcW w:w="1440" w:type="dxa"/>
+            <w:tcBorders>
+              <w:top w:val="single" w:sz="4" w:space="0" w:color="auto"/>
+              <w:left w:val="single" w:sz="4" w:space="0" w:color="auto"/>
+              <w:bottom w:val="single" w:sz="4" w:space="0" w:color="auto"/>
+              <w:right w:val="single" w:sz="4" w:space="0" w:color="auto"/>
+            </w:tcBorders>
+            <w:hideMark/>
+          </w:tcPr>
+          <w:p>
+            <w:pPr>
+              <w:spacing w:after="160" w:line="278" w:lineRule="auto"/>
+            </w:pPr>
+            <w:r>
+              <w:t>7500</w:t>
+            </w:r>
+          </w:p>
+        </w:tc>
+        <w:tc>
+          <w:tcPr>
+            <w:tcW w:w="1440" w:type="dxa"/>
+            <w:tcBorders>
+              <w:top w:val="single" w:sz="4" w:space="0" w:color="auto"/>
+              <w:left w:val="single" w:sz="4" w:space="0" w:color="auto"/>
+              <w:bottom w:val="single" w:sz="4" w:space="0" w:color="auto"/>
+              <w:right w:val="single" w:sz="4" w:space="0" w:color="auto"/>
+            </w:tcBorders>
+            <w:hideMark/>
+          </w:tcPr>
+          <w:p>
+            <w:pPr>
+              <w:spacing w:after="160" w:line="278" w:lineRule="auto"/>
+            </w:pPr>
+            <w:r>
+              <w:t>15.05</w:t>
+            </w:r>
+          </w:p>
+        </w:tc>
+        <w:tc>
+          <w:tcPr>
+            <w:tcW w:w="1440" w:type="dxa"/>
+            <w:tcBorders>
+              <w:top w:val="single" w:sz="4" w:space="0" w:color="auto"/>
+              <w:left w:val="single" w:sz="4" w:space="0" w:color="auto"/>
+              <w:bottom w:val="single" w:sz="4" w:space="0" w:color="auto"/>
+              <w:right w:val="single" w:sz="4" w:space="0" w:color="auto"/>
+            </w:tcBorders>
+            <w:hideMark/>
+          </w:tcPr>
+          <w:p>
+            <w:pPr>
+              <w:spacing w:after="160" w:line="278" w:lineRule="auto"/>
+            </w:pPr>
+            <w:r>
+              <w:t>16.65</w:t>
+            </w:r>
+          </w:p>
+        </w:tc>
+        <w:tc>
+          <w:tcPr>
+            <w:tcW w:w="1440" w:type="dxa"/>
+            <w:tcBorders>
+              <w:top w:val="single" w:sz="4" w:space="0" w:color="auto"/>
+              <w:left w:val="single" w:sz="4" w:space="0" w:color="auto"/>
+              <w:bottom w:val="single" w:sz="4" w:space="0" w:color="auto"/>
+              <w:right w:val="single" w:sz="4" w:space="0" w:color="auto"/>
+            </w:tcBorders>
+            <w:hideMark/>
+          </w:tcPr>
+          <w:p>
+            <w:pPr>
+              <w:spacing w:after="160" w:line="278" w:lineRule="auto"/>
+            </w:pPr>
+            <w:r>
+              <w:t>1.22</w:t>
+            </w:r>
+          </w:p>
+        </w:tc>
+      </w:tr>
+      <w:tr>
+        <w:tc>
+          <w:tcPr>
+            <w:tcW w:w="1440" w:type="dxa"/>
+            <w:tcBorders>
+              <w:top w:val="single" w:sz="4" w:space="0" w:color="auto"/>
+              <w:left w:val="single" w:sz="4" w:space="0" w:color="auto"/>
+              <w:bottom w:val="single" w:sz="4" w:space="0" w:color="auto"/>
+              <w:right w:val="single" w:sz="4" w:space="0" w:color="auto"/>
+            </w:tcBorders>
+            <w:hideMark/>
+          </w:tcPr>
+          <w:p>
+            <w:pPr>
+              <w:spacing w:after="160" w:line="278" w:lineRule="auto"/>
+            </w:pPr>
+            <w:r>
+              <w:t>TK-022</w:t>
+            </w:r>
+          </w:p>
+        </w:tc>
+        <w:tc>
+          <w:tcPr>
+            <w:tcW w:w="1440" w:type="dxa"/>
+            <w:tcBorders>
+              <w:top w:val="single" w:sz="4" w:space="0" w:color="auto"/>
+              <w:left w:val="single" w:sz="4" w:space="0" w:color="auto"/>
+              <w:bottom w:val="single" w:sz="4" w:space="0" w:color="auto"/>
+              <w:right w:val="single" w:sz="4" w:space="0" w:color="auto"/>
+            </w:tcBorders>
+            <w:hideMark/>
+          </w:tcPr>
+          <w:p>
+            <w:pPr>
+              <w:spacing w:after="160" w:line="278" w:lineRule="auto"/>
+            </w:pPr>
+            <w:r>
+              <w:t>Storage Tank 22</w:t>
+            </w:r>
+          </w:p>
+        </w:tc>
+        <w:tc>
+          <w:tcPr>
+            <w:tcW w:w="1440" w:type="dxa"/>
+            <w:tcBorders>
+              <w:top w:val="single" w:sz="4" w:space="0" w:color="auto"/>
+              <w:left w:val="single" w:sz="4" w:space="0" w:color="auto"/>
+              <w:bottom w:val="single" w:sz="4" w:space="0" w:color="auto"/>
+              <w:right w:val="single" w:sz="4" w:space="0" w:color="auto"/>
+            </w:tcBorders>
+            <w:hideMark/>
+          </w:tcPr>
+          <w:p>
+            <w:pPr>
+              <w:spacing w:after="160" w:line="278" w:lineRule="auto"/>
+            </w:pPr>
+            <w:r>
+              <w:t>12000</w:t>
+            </w:r>
+          </w:p>
+        </w:tc>
+        <w:tc>
+          <w:tcPr>
+            <w:tcW w:w="1440" w:type="dxa"/>
+            <w:tcBorders>
+              <w:top w:val="single" w:sz="4" w:space="0" w:color="auto"/>
+              <w:left w:val="single" w:sz="4" w:space="0" w:color="auto"/>
+              <w:bottom w:val="single" w:sz="4" w:space="0" w:color="auto"/>
+              <w:right w:val="single" w:sz="4" w:space="0" w:color="auto"/>
+            </w:tcBorders>
+            <w:hideMark/>
+          </w:tcPr>
+          <w:p>
+            <w:pPr>
+              <w:spacing w:after="160" w:line="278" w:lineRule="auto"/>
+            </w:pPr>
+            <w:r>
+              <w:t>11.69</w:t>
+            </w:r>
+          </w:p>
+        </w:tc>
+        <w:tc>
+          <w:tcPr>
+            <w:tcW w:w="1440" w:type="dxa"/>
+            <w:tcBorders>
+              <w:top w:val="single" w:sz="4" w:space="0" w:color="auto"/>
+              <w:left w:val="single" w:sz="4" w:space="0" w:color="auto"/>
+              <w:bottom w:val="single" w:sz="4" w:space="0" w:color="auto"/>
+              <w:right w:val="single" w:sz="4" w:space="0" w:color="auto"/>
+            </w:tcBorders>
+            <w:hideMark/>
+          </w:tcPr>
+          <w:p>
+            <w:pPr>
+              <w:spacing w:after="160" w:line="278" w:lineRule="auto"/>
+            </w:pPr>
+            <w:r>
+              <w:t>12.95</w:t>
+            </w:r>
+          </w:p>
+        </w:tc>
+        <w:tc>
+          <w:tcPr>
+            <w:tcW w:w="1440" w:type="dxa"/>
+            <w:tcBorders>
+              <w:top w:val="single" w:sz="4" w:space="0" w:color="auto"/>
+              <w:left w:val="single" w:sz="4" w:space="0" w:color="auto"/>
+              <w:bottom w:val="single" w:sz="4" w:space="0" w:color="auto"/>
+              <w:right w:val="single" w:sz="4" w:space="0" w:color="auto"/>
+            </w:tcBorders>
+            <w:hideMark/>
+          </w:tcPr>
+          <w:p>
+            <w:pPr>
+              <w:spacing w:after="160" w:line="278" w:lineRule="auto"/>
+            </w:pPr>
+            <w:r>
+              <w:t>1.32</w:t>
+            </w:r>
+          </w:p>
+        </w:tc>
+      </w:tr>
+      <w:tr>
+        <w:tc>
+          <w:tcPr>
+            <w:tcW w:w="1440" w:type="dxa"/>
+            <w:tcBorders>
+              <w:top w:val="single" w:sz="4" w:space="0" w:color="auto"/>
+              <w:left w:val="single" w:sz="4" w:space="0" w:color="auto"/>
+              <w:bottom w:val="single" w:sz="4" w:space="0" w:color="auto"/>
+              <w:right w:val="single" w:sz="4" w:space="0" w:color="auto"/>
+            </w:tcBorders>
+            <w:hideMark/>
+          </w:tcPr>
+          <w:p>
+            <w:pPr>
+              <w:spacing w:after="160" w:line="278" w:lineRule="auto"/>
+            </w:pPr>
+            <w:r>
+              <w:t>TK-023</w:t>
+            </w:r>
+          </w:p>
+        </w:tc>
+        <w:tc>
+          <w:tcPr>
+            <w:tcW w:w="1440" w:type="dxa"/>
+            <w:tcBorders>
+              <w:top w:val="single" w:sz="4" w:space="0" w:color="auto"/>
+              <w:left w:val="single" w:sz="4" w:space="0" w:color="auto"/>
+              <w:bottom w:val="single" w:sz="4" w:space="0" w:color="auto"/>
+              <w:right w:val="single" w:sz="4" w:space="0" w:color="auto"/>
+            </w:tcBorders>
+            <w:hideMark/>
+          </w:tcPr>
+          <w:p>
+            <w:pPr>
+              <w:spacing w:after="160" w:line="278" w:lineRule="auto"/>
+            </w:pPr>
+            <w:r>
+              <w:t>Storage Tank 23</w:t>
+            </w:r>
+          </w:p>
+        </w:tc>
+        <w:tc>
+          <w:tcPr>
+            <w:tcW w:w="1440" w:type="dxa"/>
+            <w:tcBorders>
+              <w:top w:val="single" w:sz="4" w:space="0" w:color="auto"/>
+              <w:left w:val="single" w:sz="4" w:space="0" w:color="auto"/>
+              <w:bottom w:val="single" w:sz="4" w:space="0" w:color="auto"/>
+              <w:right w:val="single" w:sz="4" w:space="0" w:color="auto"/>
+            </w:tcBorders>
+            <w:hideMark/>
+          </w:tcPr>
+          <w:p>
+            <w:pPr>
+              <w:spacing w:after="160" w:line="278" w:lineRule="auto"/>
+            </w:pPr>
+            <w:r>
+              <w:t>5000</w:t>
+            </w:r>
+          </w:p>
+        </w:tc>
+        <w:tc>
+          <w:tcPr>
+            <w:tcW w:w="1440" w:type="dxa"/>
+            <w:tcBorders>
+              <w:top w:val="single" w:sz="4" w:space="0" w:color="auto"/>
+              <w:left w:val="single" w:sz="4" w:space="0" w:color="auto"/>
+              <w:bottom w:val="single" w:sz="4" w:space="0" w:color="auto"/>
+              <w:right w:val="single" w:sz="4" w:space="0" w:color="auto"/>
+            </w:tcBorders>
+            <w:hideMark/>
+          </w:tcPr>
+          <w:p>
+            <w:pPr>
+              <w:spacing w:after="160" w:line="278" w:lineRule="auto"/>
+            </w:pPr>
+            <w:r>
+              <w:t>14.1</w:t>
+            </w:r>
+          </w:p>
+        </w:tc>
+        <w:tc>
+          <w:tcPr>
+            <w:tcW w:w="1440" w:type="dxa"/>
+            <w:tcBorders>
+              <w:top w:val="single" w:sz="4" w:space="0" w:color="auto"/>
+              <w:left w:val="single" w:sz="4" w:space="0" w:color="auto"/>
+              <w:bottom w:val="single" w:sz="4" w:space="0" w:color="auto"/>
+              <w:right w:val="single" w:sz="4" w:space="0" w:color="auto"/>
+            </w:tcBorders>
+            <w:hideMark/>
+          </w:tcPr>
+          <w:p>
+            <w:pPr>
+              <w:spacing w:after="160" w:line="278" w:lineRule="auto"/>
+            </w:pPr>
+            <w:r>
+              <w:t>14.93</w:t>
+            </w:r>
+          </w:p>
+        </w:tc>
+        <w:tc>
+          <w:tcPr>
+            <w:tcW w:w="1440" w:type="dxa"/>
+            <w:tcBorders>
+              <w:top w:val="single" w:sz="4" w:space="0" w:color="auto"/>
+              <w:left w:val="single" w:sz="4" w:space="0" w:color="auto"/>
+              <w:bottom w:val="single" w:sz="4" w:space="0" w:color="auto"/>
+              <w:right w:val="single" w:sz="4" w:space="0" w:color="auto"/>
+            </w:tcBorders>
+            <w:hideMark/>
+          </w:tcPr>
+          <w:p>
+            <w:pPr>
+              <w:spacing w:after="160" w:line="278" w:lineRule="auto"/>
+            </w:pPr>
+            <w:r>
+              <w:t>1.4</w:t>
+            </w:r>
+          </w:p>
+        </w:tc>
+      </w:tr>
+      <w:tr>
+        <w:tc>
+          <w:tcPr>
+            <w:tcW w:w="1440" w:type="dxa"/>
+            <w:tcBorders>
+              <w:top w:val="single" w:sz="4" w:space="0" w:color="auto"/>
+              <w:left w:val="single" w:sz="4" w:space="0" w:color="auto"/>
+              <w:bottom w:val="single" w:sz="4" w:space="0" w:color="auto"/>
+              <w:right w:val="single" w:sz="4" w:space="0" w:color="auto"/>
+            </w:tcBorders>
+            <w:hideMark/>
+          </w:tcPr>
+          <w:p>
+            <w:pPr>
+              <w:spacing w:after="160" w:line="278" w:lineRule="auto"/>
+            </w:pPr>
+            <w:r>
+              <w:t>TK-024</w:t>
+            </w:r>
+          </w:p>
+        </w:tc>
+        <w:tc>
+          <w:tcPr>
+            <w:tcW w:w="1440" w:type="dxa"/>
+            <w:tcBorders>
+              <w:top w:val="single" w:sz="4" w:space="0" w:color="auto"/>
+              <w:left w:val="single" w:sz="4" w:space="0" w:color="auto"/>
+              <w:bottom w:val="single" w:sz="4" w:space="0" w:color="auto"/>
+              <w:right w:val="single" w:sz="4" w:space="0" w:color="auto"/>
+            </w:tcBorders>
+            <w:hideMark/>
+          </w:tcPr>
+          <w:p>
+            <w:pPr>
+              <w:spacing w:after="160" w:line="278" w:lineRule="auto"/>
+            </w:pPr>
+            <w:r>
+              <w:t>Storage Tank 24</w:t>
+            </w:r>
+          </w:p>
+        </w:tc>
+        <w:tc>
+          <w:tcPr>
+            <w:tcW w:w="1440" w:type="dxa"/>
+            <w:tcBorders>
+              <w:top w:val="single" w:sz="4" w:space="0" w:color="auto"/>
+              <w:left w:val="single" w:sz="4" w:space="0" w:color="auto"/>
+              <w:bottom w:val="single" w:sz="4" w:space="0" w:color="auto"/>
+              <w:right w:val="single" w:sz="4" w:space="0" w:color="auto"/>
+            </w:tcBorders>
+            <w:hideMark/>
+          </w:tcPr>
+          <w:p>
+            <w:pPr>
+              <w:spacing w:after="160" w:line="278" w:lineRule="auto"/>
+            </w:pPr>
+            <w:r>
+              <w:t>20000</w:t>
+            </w:r>
+          </w:p>
+        </w:tc>
+        <w:tc>
+          <w:tcPr>
+            <w:tcW w:w="1440" w:type="dxa"/>
+            <w:tcBorders>
+              <w:top w:val="single" w:sz="4" w:space="0" w:color="auto"/>
+              <w:left w:val="single" w:sz="4" w:space="0" w:color="auto"/>
+              <w:bottom w:val="single" w:sz="4" w:space="0" w:color="auto"/>
+              <w:right w:val="single" w:sz="4" w:space="0" w:color="auto"/>
+            </w:tcBorders>
+            <w:hideMark/>
+          </w:tcPr>
+          <w:p>
+            <w:pPr>
+              <w:spacing w:after="160" w:line="278" w:lineRule="auto"/>
+            </w:pPr>
+            <w:r>
+              <w:t>16.51</w:t>
+            </w:r>
+          </w:p>
+        </w:tc>
+        <w:tc>
+          <w:tcPr>
+            <w:tcW w:w="1440" w:type="dxa"/>
+            <w:tcBorders>
+              <w:top w:val="single" w:sz="4" w:space="0" w:color="auto"/>
+              <w:left w:val="single" w:sz="4" w:space="0" w:color="auto"/>
+              <w:bottom w:val="single" w:sz="4" w:space="0" w:color="auto"/>
+              <w:right w:val="single" w:sz="4" w:space="0" w:color="auto"/>
+            </w:tcBorders>
+            <w:hideMark/>
+          </w:tcPr>
+          <w:p>
+            <w:pPr>
+              <w:spacing w:after="160" w:line="278" w:lineRule="auto"/>
+            </w:pPr>
+            <w:r>
+              <w:t>17.75</w:t>
+            </w:r>
+          </w:p>
+        </w:tc>
+        <w:tc>
+          <w:tcPr>
+            <w:tcW w:w="1440" w:type="dxa"/>
+            <w:tcBorders>
+              <w:top w:val="single" w:sz="4" w:space="0" w:color="auto"/>
+              <w:left w:val="single" w:sz="4" w:space="0" w:color="auto"/>
+              <w:bottom w:val="single" w:sz="4" w:space="0" w:color="auto"/>
+              <w:right w:val="single" w:sz="4" w:space="0" w:color="auto"/>
+            </w:tcBorders>
+            <w:hideMark/>
+          </w:tcPr>
+          <w:p>
+            <w:pPr>
+              <w:spacing w:after="160" w:line="278" w:lineRule="auto"/>
+            </w:pPr>
+            <w:r>
+              <w:t>0.71</w:t>
+            </w:r>
+          </w:p>
+        </w:tc>
+      </w:tr>
+      <w:tr>
+        <w:tc>
+          <w:tcPr>
+            <w:tcW w:w="1440" w:type="dxa"/>
+            <w:tcBorders>
+              <w:top w:val="single" w:sz="4" w:space="0" w:color="auto"/>
+              <w:left w:val="single" w:sz="4" w:space="0" w:color="auto"/>
+              <w:bottom w:val="single" w:sz="4" w:space="0" w:color="auto"/>
+              <w:right w:val="single" w:sz="4" w:space="0" w:color="auto"/>
+            </w:tcBorders>
+            <w:hideMark/>
+          </w:tcPr>
+          <w:p>
+            <w:pPr>
+              <w:spacing w:after="160" w:line="278" w:lineRule="auto"/>
+            </w:pPr>
+            <w:r>
+              <w:t>TK-025</w:t>
+            </w:r>
+          </w:p>
+        </w:tc>
+        <w:tc>
+          <w:tcPr>
+            <w:tcW w:w="1440" w:type="dxa"/>
+            <w:tcBorders>
+              <w:top w:val="single" w:sz="4" w:space="0" w:color="auto"/>
+              <w:left w:val="single" w:sz="4" w:space="0" w:color="auto"/>
+              <w:bottom w:val="single" w:sz="4" w:space="0" w:color="auto"/>
+              <w:right w:val="single" w:sz="4" w:space="0" w:color="auto"/>
+            </w:tcBorders>
+            <w:hideMark/>
+          </w:tcPr>
+          <w:p>
+            <w:pPr>
+              <w:spacing w:after="160" w:line="278" w:lineRule="auto"/>
+            </w:pPr>
+            <w:r>
+              <w:t>Storage Tank 25</w:t>
+            </w:r>
+          </w:p>
+        </w:tc>
+        <w:tc>
+          <w:tcPr>
+            <w:tcW w:w="1440" w:type="dxa"/>
+            <w:tcBorders>
+              <w:top w:val="single" w:sz="4" w:space="0" w:color="auto"/>
+              <w:left w:val="single" w:sz="4" w:space="0" w:color="auto"/>
+              <w:bottom w:val="single" w:sz="4" w:space="0" w:color="auto"/>
+              <w:right w:val="single" w:sz="4" w:space="0" w:color="auto"/>
+            </w:tcBorders>
+            <w:hideMark/>
+          </w:tcPr>
+          <w:p>
+            <w:pPr>
+              <w:spacing w:after="160" w:line="278" w:lineRule="auto"/>
+            </w:pPr>
+            <w:r>
+              <w:t>10000</w:t>
+            </w:r>
+          </w:p>
+        </w:tc>
+        <w:tc>
+          <w:tcPr>
+            <w:tcW w:w="1440" w:type="dxa"/>
+            <w:tcBorders>
+              <w:top w:val="single" w:sz="4" w:space="0" w:color="auto"/>
+              <w:left w:val="single" w:sz="4" w:space="0" w:color="auto"/>
+              <w:bottom w:val="single" w:sz="4" w:space="0" w:color="auto"/>
+              <w:right w:val="single" w:sz="4" w:space="0" w:color="auto"/>
+            </w:tcBorders>
+            <w:hideMark/>
+          </w:tcPr>
+          <w:p>
+            <w:pPr>
+              <w:spacing w:after="160" w:line="278" w:lineRule="auto"/>
+            </w:pPr>
+            <w:r>
+              <w:t>12.2</w:t>
+            </w:r>
+          </w:p>
+        </w:tc>
+        <w:tc>
+          <w:tcPr>
+            <w:tcW w:w="1440" w:type="dxa"/>
+            <w:tcBorders>
+              <w:top w:val="single" w:sz="4" w:space="0" w:color="auto"/>
+              <w:left w:val="single" w:sz="4" w:space="0" w:color="auto"/>
+              <w:bottom w:val="single" w:sz="4" w:space="0" w:color="auto"/>
+              <w:right w:val="single" w:sz="4" w:space="0" w:color="auto"/>
+            </w:tcBorders>
+            <w:hideMark/>
+          </w:tcPr>
+          <w:p>
+            <w:pPr>
+              <w:spacing w:after="160" w:line="278" w:lineRule="auto"/>
+            </w:pPr>
+            <w:r>
+              <w:t>13.28</w:t>
+            </w:r>
+          </w:p>
+        </w:tc>
+        <w:tc>
+          <w:tcPr>
+            <w:tcW w:w="1440" w:type="dxa"/>
+            <w:tcBorders>
+              <w:top w:val="single" w:sz="4" w:space="0" w:color="auto"/>
+              <w:left w:val="single" w:sz="4" w:space="0" w:color="auto"/>
+              <w:bottom w:val="single" w:sz="4" w:space="0" w:color="auto"/>
+              <w:right w:val="single" w:sz="4" w:space="0" w:color="auto"/>
+            </w:tcBorders>
+            <w:hideMark/>
+          </w:tcPr>
+          <w:p>
+            <w:pPr>
+              <w:spacing w:after="160" w:line="278" w:lineRule="auto"/>
+            </w:pPr>
+            <w:r>
+              <w:t>0.74</w:t>
+            </w:r>
+          </w:p>
+        </w:tc>
+      </w:tr>
+      <w:tr>
+        <w:tc>
+          <w:tcPr>
+            <w:tcW w:w="1440" w:type="dxa"/>
+            <w:tcBorders>
+              <w:top w:val="single" w:sz="4" w:space="0" w:color="auto"/>
+              <w:left w:val="single" w:sz="4" w:space="0" w:color="auto"/>
+              <w:bottom w:val="single" w:sz="4" w:space="0" w:color="auto"/>
+              <w:right w:val="single" w:sz="4" w:space="0" w:color="auto"/>
+            </w:tcBorders>
+            <w:hideMark/>
+          </w:tcPr>
+          <w:p>
+            <w:pPr>
+              <w:spacing w:after="160" w:line="278" w:lineRule="auto"/>
+            </w:pPr>
+            <w:r>
+              <w:t>TK-026</w:t>
+            </w:r>
+          </w:p>
+        </w:tc>
+        <w:tc>
+          <w:tcPr>
+            <w:tcW w:w="1440" w:type="dxa"/>
+            <w:tcBorders>
+              <w:top w:val="single" w:sz="4" w:space="0" w:color="auto"/>
+              <w:left w:val="single" w:sz="4" w:space="0" w:color="auto"/>
+              <w:bottom w:val="single" w:sz="4" w:space="0" w:color="auto"/>
+              <w:right w:val="single" w:sz="4" w:space="0" w:color="auto"/>
+            </w:tcBorders>
+            <w:hideMark/>
+          </w:tcPr>
+          <w:p>
+            <w:pPr>
+              <w:spacing w:after="160" w:line="278" w:lineRule="auto"/>
+            </w:pPr>
+            <w:r>
+              <w:t>Storage Tank 26</w:t>
+            </w:r>
+          </w:p>
+        </w:tc>
+        <w:tc>
+          <w:tcPr>
+            <w:tcW w:w="1440" w:type="dxa"/>
+            <w:tcBorders>
+              <w:top w:val="single" w:sz="4" w:space="0" w:color="auto"/>
+              <w:left w:val="single" w:sz="4" w:space="0" w:color="auto"/>
+              <w:bottom w:val="single" w:sz="4" w:space="0" w:color="auto"/>
+              <w:right w:val="single" w:sz="4" w:space="0" w:color="auto"/>
+            </w:tcBorders>
+            <w:hideMark/>
+          </w:tcPr>
+          <w:p>
+            <w:pPr>
+              <w:spacing w:after="160" w:line="278" w:lineRule="auto"/>
+            </w:pPr>
+            <w:r>
+              <w:t>10000</w:t>
+            </w:r>
+          </w:p>
+        </w:tc>
+        <w:tc>
+          <w:tcPr>
+            <w:tcW w:w="1440" w:type="dxa"/>
+            <w:tcBorders>
+              <w:top w:val="single" w:sz="4" w:space="0" w:color="auto"/>
+              <w:left w:val="single" w:sz="4" w:space="0" w:color="auto"/>
+              <w:bottom w:val="single" w:sz="4" w:space="0" w:color="auto"/>
+              <w:right w:val="single" w:sz="4" w:space="0" w:color="auto"/>
+            </w:tcBorders>
+            <w:hideMark/>
+          </w:tcPr>
+          <w:p>
+            <w:pPr>
+              <w:spacing w:after="160" w:line="278" w:lineRule="auto"/>
+            </w:pPr>
+            <w:r>
+              <w:t>10.02</w:t>
+            </w:r>
+          </w:p>
+        </w:tc>
+        <w:tc>
+          <w:tcPr>
+            <w:tcW w:w="1440" w:type="dxa"/>
+            <w:tcBorders>
+              <w:top w:val="single" w:sz="4" w:space="0" w:color="auto"/>
+              <w:left w:val="single" w:sz="4" w:space="0" w:color="auto"/>
+              <w:bottom w:val="single" w:sz="4" w:space="0" w:color="auto"/>
+              <w:right w:val="single" w:sz="4" w:space="0" w:color="auto"/>
+            </w:tcBorders>
+            <w:hideMark/>
+          </w:tcPr>
+          <w:p>
+            <w:pPr>
+              <w:spacing w:after="160" w:line="278" w:lineRule="auto"/>
+            </w:pPr>
+            <w:r>
+              <w:t>10.85</w:t>
+            </w:r>
+          </w:p>
+        </w:tc>
+        <w:tc>
+          <w:tcPr>
+            <w:tcW w:w="1440" w:type="dxa"/>
+            <w:tcBorders>
+              <w:top w:val="single" w:sz="4" w:space="0" w:color="auto"/>
+              <w:left w:val="single" w:sz="4" w:space="0" w:color="auto"/>
+              <w:bottom w:val="single" w:sz="4" w:space="0" w:color="auto"/>
+              <w:right w:val="single" w:sz="4" w:space="0" w:color="auto"/>
+            </w:tcBorders>
+            <w:hideMark/>
+          </w:tcPr>
+          <w:p>
+            <w:pPr>
+              <w:spacing w:after="160" w:line="278" w:lineRule="auto"/>
+            </w:pPr>
+            <w:r>
+              <w:t>0.53</w:t>
+            </w:r>
+          </w:p>
+        </w:tc>
+      </w:tr>
+      <w:tr>
+        <w:tc>
+          <w:tcPr>
+            <w:tcW w:w="1440" w:type="dxa"/>
+            <w:tcBorders>
+              <w:top w:val="single" w:sz="4" w:space="0" w:color="auto"/>
+              <w:left w:val="single" w:sz="4" w:space="0" w:color="auto"/>
+              <w:bottom w:val="single" w:sz="4" w:space="0" w:color="auto"/>
+              <w:right w:val="single" w:sz="4" w:space="0" w:color="auto"/>
+            </w:tcBorders>
+            <w:hideMark/>
+          </w:tcPr>
+          <w:p>
+            <w:pPr>
+              <w:spacing w:after="160" w:line="278" w:lineRule="auto"/>
+            </w:pPr>
+            <w:r>
+              <w:t>TK-027</w:t>
+            </w:r>
+          </w:p>
+        </w:tc>
+        <w:tc>
+          <w:tcPr>
+            <w:tcW w:w="1440" w:type="dxa"/>
+            <w:tcBorders>
+              <w:top w:val="single" w:sz="4" w:space="0" w:color="auto"/>
+              <w:left w:val="single" w:sz="4" w:space="0" w:color="auto"/>
+              <w:bottom w:val="single" w:sz="4" w:space="0" w:color="auto"/>
+              <w:right w:val="single" w:sz="4" w:space="0" w:color="auto"/>
+            </w:tcBorders>
+            <w:hideMark/>
+          </w:tcPr>
+          <w:p>
+            <w:pPr>
+              <w:spacing w:after="160" w:line="278" w:lineRule="auto"/>
+            </w:pPr>
+            <w:r>
+              <w:t>Storage Tank 27</w:t>
+            </w:r>
+          </w:p>
+        </w:tc>
+        <w:tc>
+          <w:tcPr>
+            <w:tcW w:w="1440" w:type="dxa"/>
+            <w:tcBorders>
+              <w:top w:val="single" w:sz="4" w:space="0" w:color="auto"/>
+              <w:left w:val="single" w:sz="4" w:space="0" w:color="auto"/>
+              <w:bottom w:val="single" w:sz="4" w:space="0" w:color="auto"/>
+              <w:right w:val="single" w:sz="4" w:space="0" w:color="auto"/>
+            </w:tcBorders>
+            <w:hideMark/>
+          </w:tcPr>
+          <w:p>
+            <w:pPr>
+              <w:spacing w:after="160" w:line="278" w:lineRule="auto"/>
+            </w:pPr>
+            <w:r>
+              <w:t>20000</w:t>
+            </w:r>
+          </w:p>
+        </w:tc>
+        <w:tc>
+          <w:tcPr>
+            <w:tcW w:w="1440" w:type="dxa"/>
+            <w:tcBorders>
+              <w:top w:val="single" w:sz="4" w:space="0" w:color="auto"/>
+              <w:left w:val="single" w:sz="4" w:space="0" w:color="auto"/>
+              <w:bottom w:val="single" w:sz="4" w:space="0" w:color="auto"/>
+              <w:right w:val="single" w:sz="4" w:space="0" w:color="auto"/>
+            </w:tcBorders>
+            <w:hideMark/>
+          </w:tcPr>
+          <w:p>
+            <w:pPr>
+              <w:spacing w:after="160" w:line="278" w:lineRule="auto"/>
+            </w:pPr>
+            <w:r>
+              <w:t>11.74</w:t>
+            </w:r>
+          </w:p>
+        </w:tc>
+        <w:tc>
+          <w:tcPr>
+            <w:tcW w:w="1440" w:type="dxa"/>
+            <w:tcBorders>
+              <w:top w:val="single" w:sz="4" w:space="0" w:color="auto"/>
+              <w:left w:val="single" w:sz="4" w:space="0" w:color="auto"/>
+              <w:bottom w:val="single" w:sz="4" w:space="0" w:color="auto"/>
+              <w:right w:val="single" w:sz="4" w:space="0" w:color="auto"/>
+            </w:tcBorders>
+            <w:hideMark/>
+          </w:tcPr>
+          <w:p>
+            <w:pPr>
+              <w:spacing w:after="160" w:line="278" w:lineRule="auto"/>
+            </w:pPr>
+            <w:r>
+              <w:t>13.57</w:t>
+            </w:r>
+          </w:p>
+        </w:tc>
+        <w:tc>
+          <w:tcPr>
+            <w:tcW w:w="1440" w:type="dxa"/>
+            <w:tcBorders>
+              <w:top w:val="single" w:sz="4" w:space="0" w:color="auto"/>
+              <w:left w:val="single" w:sz="4" w:space="0" w:color="auto"/>
+              <w:bottom w:val="single" w:sz="4" w:space="0" w:color="auto"/>
+              <w:right w:val="single" w:sz="4" w:space="0" w:color="auto"/>
+            </w:tcBorders>
+            <w:hideMark/>
+          </w:tcPr>
+          <w:p>
+            <w:pPr>
+              <w:spacing w:after="160" w:line="278" w:lineRule="auto"/>
+            </w:pPr>
+            <w:r>
+              <w:t>0.36</w:t>
+            </w:r>
+          </w:p>
+        </w:tc>
+      </w:tr>
+      <w:tr>
+        <w:tc>
+          <w:tcPr>
+            <w:tcW w:w="1440" w:type="dxa"/>
+            <w:tcBorders>
+              <w:top w:val="single" w:sz="4" w:space="0" w:color="auto"/>
+              <w:left w:val="single" w:sz="4" w:space="0" w:color="auto"/>
+              <w:bottom w:val="single" w:sz="4" w:space="0" w:color="auto"/>
+              <w:right w:val="single" w:sz="4" w:space="0" w:color="auto"/>
+            </w:tcBorders>
+            <w:hideMark/>
+          </w:tcPr>
+          <w:p>
+            <w:pPr>
+              <w:spacing w:after="160" w:line="278" w:lineRule="auto"/>
+            </w:pPr>
+            <w:r>
+              <w:lastRenderedPageBreak/>
+              <w:t>TK-028</w:t>
+            </w:r>
+          </w:p>
+        </w:tc>
+        <w:tc>
+          <w:tcPr>
+            <w:tcW w:w="1440" w:type="dxa"/>
+            <w:tcBorders>
+              <w:top w:val="single" w:sz="4" w:space="0" w:color="auto"/>
+              <w:left w:val="single" w:sz="4" w:space="0" w:color="auto"/>
+              <w:bottom w:val="single" w:sz="4" w:space="0" w:color="auto"/>
+              <w:right w:val="single" w:sz="4" w:space="0" w:color="auto"/>
+            </w:tcBorders>
+            <w:hideMark/>
+          </w:tcPr>
+          <w:p>
+            <w:pPr>
+              <w:spacing w:after="160" w:line="278" w:lineRule="auto"/>
+            </w:pPr>
+            <w:r>
+              <w:t>Storage Tank 28</w:t>
+            </w:r>
+          </w:p>
+        </w:tc>
+        <w:tc>
+          <w:tcPr>
+            <w:tcW w:w="1440" w:type="dxa"/>
+            <w:tcBorders>
+              <w:top w:val="single" w:sz="4" w:space="0" w:color="auto"/>
+              <w:left w:val="single" w:sz="4" w:space="0" w:color="auto"/>
+              <w:bottom w:val="single" w:sz="4" w:space="0" w:color="auto"/>
+              <w:right w:val="single" w:sz="4" w:space="0" w:color="auto"/>
+            </w:tcBorders>
+            <w:hideMark/>
+          </w:tcPr>
+          <w:p>
+            <w:pPr>
+              <w:spacing w:after="160" w:line="278" w:lineRule="auto"/>
+            </w:pPr>
+            <w:r>
+              <w:t>7500</w:t>
+            </w:r>
+          </w:p>
+        </w:tc>
+        <w:tc>
+          <w:tcPr>
+            <w:tcW w:w="1440" w:type="dxa"/>
+            <w:tcBorders>
+              <w:top w:val="single" w:sz="4" w:space="0" w:color="auto"/>
+              <w:left w:val="single" w:sz="4" w:space="0" w:color="auto"/>
+              <w:bottom w:val="single" w:sz="4" w:space="0" w:color="auto"/>
+              <w:right w:val="single" w:sz="4" w:space="0" w:color="auto"/>
+            </w:tcBorders>
+            <w:hideMark/>
+          </w:tcPr>
+          <w:p>
+            <w:pPr>
+              <w:spacing w:after="160" w:line="278" w:lineRule="auto"/>
+            </w:pPr>
+            <w:r>
+              <w:t>11.85</w:t>
+            </w:r>
+          </w:p>
+        </w:tc>
+        <w:tc>
+          <w:tcPr>
+            <w:tcW w:w="1440" w:type="dxa"/>
+            <w:tcBorders>
+              <w:top w:val="single" w:sz="4" w:space="0" w:color="auto"/>
+              <w:left w:val="single" w:sz="4" w:space="0" w:color="auto"/>
+              <w:bottom w:val="single" w:sz="4" w:space="0" w:color="auto"/>
+              <w:right w:val="single" w:sz="4" w:space="0" w:color="auto"/>
+            </w:tcBorders>
+            <w:hideMark/>
+          </w:tcPr>
+          <w:p>
+            <w:pPr>
+              <w:spacing w:after="160" w:line="278" w:lineRule="auto"/>
+            </w:pPr>
+            <w:r>
+              <w:t>12.61</w:t>
+            </w:r>
+          </w:p>
+        </w:tc>
+        <w:tc>
+          <w:tcPr>
+            <w:tcW w:w="1440" w:type="dxa"/>
+            <w:tcBorders>
+              <w:top w:val="single" w:sz="4" w:space="0" w:color="auto"/>
+              <w:left w:val="single" w:sz="4" w:space="0" w:color="auto"/>
+              <w:bottom w:val="single" w:sz="4" w:space="0" w:color="auto"/>
+              <w:right w:val="single" w:sz="4" w:space="0" w:color="auto"/>
+            </w:tcBorders>
+            <w:hideMark/>
+          </w:tcPr>
+          <w:p>
+            <w:pPr>
+              <w:spacing w:after="160" w:line="278" w:lineRule="auto"/>
+            </w:pPr>
+            <w:r>
+              <w:t>1.29</w:t>
+            </w:r>
+          </w:p>
+        </w:tc>
+      </w:tr>
+      <w:tr>
+        <w:tc>
+          <w:tcPr>
+            <w:tcW w:w="1440" w:type="dxa"/>
+            <w:tcBorders>
+              <w:top w:val="single" w:sz="4" w:space="0" w:color="auto"/>
+              <w:left w:val="single" w:sz="4" w:space="0" w:color="auto"/>
+              <w:bottom w:val="single" w:sz="4" w:space="0" w:color="auto"/>
+              <w:right w:val="single" w:sz="4" w:space="0" w:color="auto"/>
+            </w:tcBorders>
+            <w:hideMark/>
+          </w:tcPr>
+          <w:p>
+            <w:pPr>
+              <w:spacing w:after="160" w:line="278" w:lineRule="auto"/>
+            </w:pPr>
+            <w:r>
+              <w:t>TK-029</w:t>
+            </w:r>
+          </w:p>
+        </w:tc>
+        <w:tc>
+          <w:tcPr>
+            <w:tcW w:w="1440" w:type="dxa"/>
+            <w:tcBorders>
+              <w:top w:val="single" w:sz="4" w:space="0" w:color="auto"/>
+              <w:left w:val="single" w:sz="4" w:space="0" w:color="auto"/>
+              <w:bottom w:val="single" w:sz="4" w:space="0" w:color="auto"/>
+              <w:right w:val="single" w:sz="4" w:space="0" w:color="auto"/>
+            </w:tcBorders>
+            <w:hideMark/>
+          </w:tcPr>
+          <w:p>
+            <w:pPr>
+              <w:spacing w:after="160" w:line="278" w:lineRule="auto"/>
+            </w:pPr>
+            <w:r>
+              <w:t>Storage Tank 29</w:t>
+            </w:r>
+          </w:p>
+        </w:tc>
+        <w:tc>
+          <w:tcPr>
+            <w:tcW w:w="1440" w:type="dxa"/>
+            <w:tcBorders>
+              <w:top w:val="single" w:sz="4" w:space="0" w:color="auto"/>
+              <w:left w:val="single" w:sz="4" w:space="0" w:color="auto"/>
+              <w:bottom w:val="single" w:sz="4" w:space="0" w:color="auto"/>
+              <w:right w:val="single" w:sz="4" w:space="0" w:color="auto"/>
+            </w:tcBorders>
+            <w:hideMark/>
+          </w:tcPr>
+          <w:p>
+            <w:pPr>
+              <w:spacing w:after="160" w:line="278" w:lineRule="auto"/>
+            </w:pPr>
+            <w:r>
+              <w:t>20000</w:t>
+            </w:r>
+          </w:p>
+        </w:tc>
+        <w:tc>
+          <w:tcPr>
+            <w:tcW w:w="1440" w:type="dxa"/>
+            <w:tcBorders>
+              <w:top w:val="single" w:sz="4" w:space="0" w:color="auto"/>
+              <w:left w:val="single" w:sz="4" w:space="0" w:color="auto"/>
+              <w:bottom w:val="single" w:sz="4" w:space="0" w:color="auto"/>
+              <w:right w:val="single" w:sz="4" w:space="0" w:color="auto"/>
+            </w:tcBorders>
+            <w:hideMark/>
+          </w:tcPr>
+          <w:p>
+            <w:pPr>
+              <w:spacing w:after="160" w:line="278" w:lineRule="auto"/>
+            </w:pPr>
+            <w:r>
+              <w:t>12.22</w:t>
+            </w:r>
+          </w:p>
+        </w:tc>
+        <w:tc>
+          <w:tcPr>
+            <w:tcW w:w="1440" w:type="dxa"/>
+            <w:tcBorders>
+              <w:top w:val="single" w:sz="4" w:space="0" w:color="auto"/>
+              <w:left w:val="single" w:sz="4" w:space="0" w:color="auto"/>
+              <w:bottom w:val="single" w:sz="4" w:space="0" w:color="auto"/>
+              <w:right w:val="single" w:sz="4" w:space="0" w:color="auto"/>
+            </w:tcBorders>
+            <w:hideMark/>
+          </w:tcPr>
+          <w:p>
+            <w:pPr>
+              <w:spacing w:after="160" w:line="278" w:lineRule="auto"/>
+            </w:pPr>
+            <w:r>
+              <w:t>13.6</w:t>
+            </w:r>
+          </w:p>
+        </w:tc>
+        <w:tc>
+          <w:tcPr>
+            <w:tcW w:w="1440" w:type="dxa"/>
+            <w:tcBorders>
+              <w:top w:val="single" w:sz="4" w:space="0" w:color="auto"/>
+              <w:left w:val="single" w:sz="4" w:space="0" w:color="auto"/>
+              <w:bottom w:val="single" w:sz="4" w:space="0" w:color="auto"/>
+              <w:right w:val="single" w:sz="4" w:space="0" w:color="auto"/>
+            </w:tcBorders>
+            <w:hideMark/>
+          </w:tcPr>
+          <w:p>
+            <w:pPr>
+              <w:spacing w:after="160" w:line="278" w:lineRule="auto"/>
+            </w:pPr>
+            <w:r>
+              <w:t>0.45</w:t>
+            </w:r>
+          </w:p>
+        </w:tc>
+      </w:tr>
+      <w:tr>
+        <w:tc>
+          <w:tcPr>
+            <w:tcW w:w="1440" w:type="dxa"/>
+            <w:tcBorders>
+              <w:top w:val="single" w:sz="4" w:space="0" w:color="auto"/>
+              <w:left w:val="single" w:sz="4" w:space="0" w:color="auto"/>
+              <w:bottom w:val="single" w:sz="4" w:space="0" w:color="auto"/>
+              <w:right w:val="single" w:sz="4" w:space="0" w:color="auto"/>
+            </w:tcBorders>
+            <w:hideMark/>
+          </w:tcPr>
+          <w:p>
+            <w:pPr>
+              <w:spacing w:after="160" w:line="278" w:lineRule="auto"/>
+            </w:pPr>
+            <w:r>
+              <w:t>TK-030</w:t>
+            </w:r>
+          </w:p>
+        </w:tc>
+        <w:tc>
+          <w:tcPr>
+            <w:tcW w:w="1440" w:type="dxa"/>
+            <w:tcBorders>
+              <w:top w:val="single" w:sz="4" w:space="0" w:color="auto"/>
+              <w:left w:val="single" w:sz="4" w:space="0" w:color="auto"/>
+              <w:bottom w:val="single" w:sz="4" w:space="0" w:color="auto"/>
+              <w:right w:val="single" w:sz="4" w:space="0" w:color="auto"/>
+            </w:tcBorders>
+            <w:hideMark/>
+          </w:tcPr>
+          <w:p>
+            <w:pPr>
+              <w:spacing w:after="160" w:line="278" w:lineRule="auto"/>
+            </w:pPr>
+            <w:r>
+              <w:t>Storage Tank 30</w:t>
+            </w:r>
+          </w:p>
+        </w:tc>
+        <w:tc>
+          <w:tcPr>
+            <w:tcW w:w="1440" w:type="dxa"/>
+            <w:tcBorders>
+              <w:top w:val="single" w:sz="4" w:space="0" w:color="auto"/>
+              <w:left w:val="single" w:sz="4" w:space="0" w:color="auto"/>
+              <w:bottom w:val="single" w:sz="4" w:space="0" w:color="auto"/>
+              <w:right w:val="single" w:sz="4" w:space="0" w:color="auto"/>
+            </w:tcBorders>
+            <w:hideMark/>
+          </w:tcPr>
+          <w:p>
+            <w:pPr>
+              <w:spacing w:after="160" w:line="278" w:lineRule="auto"/>
+            </w:pPr>
+            <w:r>
+              <w:t>7500</w:t>
+            </w:r>
+          </w:p>
+        </w:tc>
+        <w:tc>
+          <w:tcPr>
+            <w:tcW w:w="1440" w:type="dxa"/>
+            <w:tcBorders>
+              <w:top w:val="single" w:sz="4" w:space="0" w:color="auto"/>
+              <w:left w:val="single" w:sz="4" w:space="0" w:color="auto"/>
+              <w:bottom w:val="single" w:sz="4" w:space="0" w:color="auto"/>
+              <w:right w:val="single" w:sz="4" w:space="0" w:color="auto"/>
+            </w:tcBorders>
+            <w:hideMark/>
+          </w:tcPr>
+          <w:p>
+            <w:pPr>
+              <w:spacing w:after="160" w:line="278" w:lineRule="auto"/>
+            </w:pPr>
+            <w:r>
+              <w:t>11.0</w:t>
+            </w:r>
+          </w:p>
+        </w:tc>
+        <w:tc>
+          <w:tcPr>
+            <w:tcW w:w="1440" w:type="dxa"/>
+            <w:tcBorders>
+              <w:top w:val="single" w:sz="4" w:space="0" w:color="auto"/>
+              <w:left w:val="single" w:sz="4" w:space="0" w:color="auto"/>
+              <w:bottom w:val="single" w:sz="4" w:space="0" w:color="auto"/>
+              <w:right w:val="single" w:sz="4" w:space="0" w:color="auto"/>
+            </w:tcBorders>
+            <w:hideMark/>
+          </w:tcPr>
+          <w:p>
+            <w:pPr>
+              <w:spacing w:after="160" w:line="278" w:lineRule="auto"/>
+            </w:pPr>
+            <w:r>
+              <w:t>11.83</w:t>
+            </w:r>
+          </w:p>
+        </w:tc>
+        <w:tc>
+          <w:tcPr>
+            <w:tcW w:w="1440" w:type="dxa"/>
+            <w:tcBorders>
+              <w:top w:val="single" w:sz="4" w:space="0" w:color="auto"/>
+              <w:left w:val="single" w:sz="4" w:space="0" w:color="auto"/>
+              <w:bottom w:val="single" w:sz="4" w:space="0" w:color="auto"/>
+              <w:right w:val="single" w:sz="4" w:space="0" w:color="auto"/>
+            </w:tcBorders>
+            <w:hideMark/>
+          </w:tcPr>
+          <w:p>
+            <w:pPr>
+              <w:spacing w:after="160" w:line="278" w:lineRule="auto"/>
+            </w:pPr>
+            <w:r>
+              <w:t>1.39</w:t>
+            </w:r>
+          </w:p>
+        </w:tc>
+      </w:tr>
+      <w:tr>
+        <w:tc>
+          <w:tcPr>
+            <w:tcW w:w="1440" w:type="dxa"/>
+            <w:tcBorders>
+              <w:top w:val="single" w:sz="4" w:space="0" w:color="auto"/>
+              <w:left w:val="single" w:sz="4" w:space="0" w:color="auto"/>
+              <w:bottom w:val="single" w:sz="4" w:space="0" w:color="auto"/>
+              <w:right w:val="single" w:sz="4" w:space="0" w:color="auto"/>
+            </w:tcBorders>
+            <w:hideMark/>
+          </w:tcPr>
+          <w:p>
+            <w:pPr>
+              <w:spacing w:after="160" w:line="278" w:lineRule="auto"/>
+            </w:pPr>
+            <w:r>
+              <w:t>TK-031</w:t>
+            </w:r>
+          </w:p>
+        </w:tc>
+        <w:tc>
+          <w:tcPr>
+            <w:tcW w:w="1440" w:type="dxa"/>
+            <w:tcBorders>
+              <w:top w:val="single" w:sz="4" w:space="0" w:color="auto"/>
+              <w:left w:val="single" w:sz="4" w:space="0" w:color="auto"/>
+              <w:bottom w:val="single" w:sz="4" w:space="0" w:color="auto"/>
+              <w:right w:val="single" w:sz="4" w:space="0" w:color="auto"/>
+            </w:tcBorders>
+            <w:hideMark/>
+          </w:tcPr>
+          <w:p>
+            <w:pPr>
+              <w:spacing w:after="160" w:line="278" w:lineRule="auto"/>
+            </w:pPr>
+            <w:r>
+              <w:t>Storage Tank 31</w:t>
+            </w:r>
+          </w:p>
+        </w:tc>
+        <w:tc>
+          <w:tcPr>
+            <w:tcW w:w="1440" w:type="dxa"/>
+            <w:tcBorders>
+              <w:top w:val="single" w:sz="4" w:space="0" w:color="auto"/>
+              <w:left w:val="single" w:sz="4" w:space="0" w:color="auto"/>
+              <w:bottom w:val="single" w:sz="4" w:space="0" w:color="auto"/>
+              <w:right w:val="single" w:sz="4" w:space="0" w:color="auto"/>
+            </w:tcBorders>
+            <w:hideMark/>
+          </w:tcPr>
+          <w:p>
+            <w:pPr>
+              <w:spacing w:after="160" w:line="278" w:lineRule="auto"/>
+            </w:pPr>
+            <w:r>
+              <w:t>7500</w:t>
+            </w:r>
+          </w:p>
+        </w:tc>
+        <w:tc>
+          <w:tcPr>
+            <w:tcW w:w="1440" w:type="dxa"/>
+            <w:tcBorders>
+              <w:top w:val="single" w:sz="4" w:space="0" w:color="auto"/>
+              <w:left w:val="single" w:sz="4" w:space="0" w:color="auto"/>
+              <w:bottom w:val="single" w:sz="4" w:space="0" w:color="auto"/>
+              <w:right w:val="single" w:sz="4" w:space="0" w:color="auto"/>
+            </w:tcBorders>
+            <w:hideMark/>
+          </w:tcPr>
+          <w:p>
+            <w:pPr>
+              <w:spacing w:after="160" w:line="278" w:lineRule="auto"/>
+            </w:pPr>
+            <w:r>
+              <w:t>17.1</w:t>
+            </w:r>
+          </w:p>
+        </w:tc>
+        <w:tc>
+          <w:tcPr>
+            <w:tcW w:w="1440" w:type="dxa"/>
+            <w:tcBorders>
+              <w:top w:val="single" w:sz="4" w:space="0" w:color="auto"/>
+              <w:left w:val="single" w:sz="4" w:space="0" w:color="auto"/>
+              <w:bottom w:val="single" w:sz="4" w:space="0" w:color="auto"/>
+              <w:right w:val="single" w:sz="4" w:space="0" w:color="auto"/>
+            </w:tcBorders>
+            <w:hideMark/>
+          </w:tcPr>
+          <w:p>
+            <w:pPr>
+              <w:spacing w:after="160" w:line="278" w:lineRule="auto"/>
+            </w:pPr>
+            <w:r>
+              <w:t>18.69</w:t>
+            </w:r>
+          </w:p>
+        </w:tc>
+        <w:tc>
+          <w:tcPr>
+            <w:tcW w:w="1440" w:type="dxa"/>
+            <w:tcBorders>
+              <w:top w:val="single" w:sz="4" w:space="0" w:color="auto"/>
+              <w:left w:val="single" w:sz="4" w:space="0" w:color="auto"/>
+              <w:bottom w:val="single" w:sz="4" w:space="0" w:color="auto"/>
+              <w:right w:val="single" w:sz="4" w:space="0" w:color="auto"/>
+            </w:tcBorders>
+            <w:hideMark/>
+          </w:tcPr>
+          <w:p>
+            <w:pPr>
+              <w:spacing w:after="160" w:line="278" w:lineRule="auto"/>
+            </w:pPr>
+            <w:r>
+              <w:t>0.58</w:t>
+            </w:r>
+          </w:p>
+        </w:tc>
+      </w:tr>
+      <w:tr>
+        <w:tc>
+          <w:tcPr>
+            <w:tcW w:w="1440" w:type="dxa"/>
+            <w:tcBorders>
+              <w:top w:val="single" w:sz="4" w:space="0" w:color="auto"/>
+              <w:left w:val="single" w:sz="4" w:space="0" w:color="auto"/>
+              <w:bottom w:val="single" w:sz="4" w:space="0" w:color="auto"/>
+              <w:right w:val="single" w:sz="4" w:space="0" w:color="auto"/>
+            </w:tcBorders>
+            <w:hideMark/>
+          </w:tcPr>
+          <w:p>
+            <w:pPr>
+              <w:spacing w:after="160" w:line="278" w:lineRule="auto"/>
+            </w:pPr>
+            <w:r>
+              <w:t>TK-032</w:t>
+            </w:r>
+          </w:p>
+        </w:tc>
+        <w:tc>
+          <w:tcPr>
+            <w:tcW w:w="1440" w:type="dxa"/>
+            <w:tcBorders>
+              <w:top w:val="single" w:sz="4" w:space="0" w:color="auto"/>
+              <w:left w:val="single" w:sz="4" w:space="0" w:color="auto"/>
+              <w:bottom w:val="single" w:sz="4" w:space="0" w:color="auto"/>
+              <w:right w:val="single" w:sz="4" w:space="0" w:color="auto"/>
+            </w:tcBorders>
+            <w:hideMark/>
+          </w:tcPr>
+          <w:p>
+            <w:pPr>
+              <w:spacing w:after="160" w:line="278" w:lineRule="auto"/>
+            </w:pPr>
+            <w:r>
+              <w:t>Storage Tank 32</w:t>
+            </w:r>
+          </w:p>
+        </w:tc>
+        <w:tc>
+          <w:tcPr>
+            <w:tcW w:w="1440" w:type="dxa"/>
+            <w:tcBorders>
+              <w:top w:val="single" w:sz="4" w:space="0" w:color="auto"/>
+              <w:left w:val="single" w:sz="4" w:space="0" w:color="auto"/>
+              <w:bottom w:val="single" w:sz="4" w:space="0" w:color="auto"/>
+              <w:right w:val="single" w:sz="4" w:space="0" w:color="auto"/>
+            </w:tcBorders>
+            <w:hideMark/>
+          </w:tcPr>
+          <w:p>
+            <w:pPr>
+              <w:spacing w:after="160" w:line="278" w:lineRule="auto"/>
+            </w:pPr>
+            <w:r>
+              <w:t>5000</w:t>
+            </w:r>
+          </w:p>
+        </w:tc>
+        <w:tc>
+          <w:tcPr>
+            <w:tcW w:w="1440" w:type="dxa"/>
+            <w:tcBorders>
+              <w:top w:val="single" w:sz="4" w:space="0" w:color="auto"/>
+              <w:left w:val="single" w:sz="4" w:space="0" w:color="auto"/>
+              <w:bottom w:val="single" w:sz="4" w:space="0" w:color="auto"/>
+              <w:right w:val="single" w:sz="4" w:space="0" w:color="auto"/>
+            </w:tcBorders>
+            <w:hideMark/>
+          </w:tcPr>
+          <w:p>
+            <w:pPr>
+              <w:spacing w:after="160" w:line="278" w:lineRule="auto"/>
+            </w:pPr>
+            <w:r>
+              <w:t>12.4</w:t>
+            </w:r>
+          </w:p>
+        </w:tc>
+        <w:tc>
+          <w:tcPr>
+            <w:tcW w:w="1440" w:type="dxa"/>
+            <w:tcBorders>
+              <w:top w:val="single" w:sz="4" w:space="0" w:color="auto"/>
+              <w:left w:val="single" w:sz="4" w:space="0" w:color="auto"/>
+              <w:bottom w:val="single" w:sz="4" w:space="0" w:color="auto"/>
+              <w:right w:val="single" w:sz="4" w:space="0" w:color="auto"/>
+            </w:tcBorders>
+            <w:hideMark/>
+          </w:tcPr>
+          <w:p>
+            <w:pPr>
+              <w:spacing w:after="160" w:line="278" w:lineRule="auto"/>
+            </w:pPr>
+            <w:r>
+              <w:t>12.94</w:t>
+            </w:r>
+          </w:p>
+        </w:tc>
+        <w:tc>
+          <w:tcPr>
+            <w:tcW w:w="1440" w:type="dxa"/>
+            <w:tcBorders>
+              <w:top w:val="single" w:sz="4" w:space="0" w:color="auto"/>
+              <w:left w:val="single" w:sz="4" w:space="0" w:color="auto"/>
+              <w:bottom w:val="single" w:sz="4" w:space="0" w:color="auto"/>
+              <w:right w:val="single" w:sz="4" w:space="0" w:color="auto"/>
+            </w:tcBorders>
+            <w:hideMark/>
+          </w:tcPr>
+          <w:p>
+            <w:pPr>
+              <w:spacing w:after="160" w:line="278" w:lineRule="auto"/>
+            </w:pPr>
+            <w:r>
+              <w:t>0.57</w:t>
+            </w:r>
+          </w:p>
+        </w:tc>
+      </w:tr>
+      <w:tr>
+        <w:tc>
+          <w:tcPr>
+            <w:tcW w:w="1440" w:type="dxa"/>
+            <w:tcBorders>
+              <w:top w:val="single" w:sz="4" w:space="0" w:color="auto"/>
+              <w:left w:val="single" w:sz="4" w:space="0" w:color="auto"/>
+              <w:bottom w:val="single" w:sz="4" w:space="0" w:color="auto"/>
+              <w:right w:val="single" w:sz="4" w:space="0" w:color="auto"/>
+            </w:tcBorders>
+            <w:hideMark/>
+          </w:tcPr>
+          <w:p>
+            <w:pPr>
+              <w:spacing w:after="160" w:line="278" w:lineRule="auto"/>
+            </w:pPr>
+            <w:r>
+              <w:t>TK-033</w:t>
+            </w:r>
+          </w:p>
+        </w:tc>
+        <w:tc>
+          <w:tcPr>
+            <w:tcW w:w="1440" w:type="dxa"/>
+            <w:tcBorders>
+              <w:top w:val="single" w:sz="4" w:space="0" w:color="auto"/>
+              <w:left w:val="single" w:sz="4" w:space="0" w:color="auto"/>
+              <w:bottom w:val="single" w:sz="4" w:space="0" w:color="auto"/>
+              <w:right w:val="single" w:sz="4" w:space="0" w:color="auto"/>
+            </w:tcBorders>
+            <w:hideMark/>
+          </w:tcPr>
+          <w:p>
+            <w:pPr>
+              <w:spacing w:after="160" w:line="278" w:lineRule="auto"/>
+            </w:pPr>
+            <w:r>
+              <w:t>Storage Tank 33</w:t>
+            </w:r>
+          </w:p>
+        </w:tc>
+        <w:tc>
+          <w:tcPr>
+            <w:tcW w:w="1440" w:type="dxa"/>
+            <w:tcBorders>
+              <w:top w:val="single" w:sz="4" w:space="0" w:color="auto"/>
+              <w:left w:val="single" w:sz="4" w:space="0" w:color="auto"/>
+              <w:bottom w:val="single" w:sz="4" w:space="0" w:color="auto"/>
+              <w:right w:val="single" w:sz="4" w:space="0" w:color="auto"/>
+            </w:tcBorders>
+            <w:hideMark/>
+          </w:tcPr>
+          <w:p>
+            <w:pPr>
+              <w:spacing w:after="160" w:line="278" w:lineRule="auto"/>
+            </w:pPr>
+            <w:r>
+              <w:t>12000</w:t>
+            </w:r>
+          </w:p>
+        </w:tc>
+        <w:tc>
+          <w:tcPr>
+            <w:tcW w:w="1440" w:type="dxa"/>
+            <w:tcBorders>
+              <w:top w:val="single" w:sz="4" w:space="0" w:color="auto"/>
+              <w:left w:val="single" w:sz="4" w:space="0" w:color="auto"/>
+              <w:bottom w:val="single" w:sz="4" w:space="0" w:color="auto"/>
+              <w:right w:val="single" w:sz="4" w:space="0" w:color="auto"/>
+            </w:tcBorders>
+            <w:hideMark/>
+          </w:tcPr>
+          <w:p>
+            <w:pPr>
+              <w:spacing w:after="160" w:line="278" w:lineRule="auto"/>
+            </w:pPr>
+            <w:r>
+              <w:t>11.55</w:t>
+            </w:r>
+          </w:p>
+        </w:tc>
+        <w:tc>
+          <w:tcPr>
+            <w:tcW w:w="1440" w:type="dxa"/>
+            <w:tcBorders>
+              <w:top w:val="single" w:sz="4" w:space="0" w:color="auto"/>
+              <w:left w:val="single" w:sz="4" w:space="0" w:color="auto"/>
+              <w:bottom w:val="single" w:sz="4" w:space="0" w:color="auto"/>
+              <w:right w:val="single" w:sz="4" w:space="0" w:color="auto"/>
+            </w:tcBorders>
+            <w:hideMark/>
+          </w:tcPr>
+          <w:p>
+            <w:pPr>
+              <w:spacing w:after="160" w:line="278" w:lineRule="auto"/>
+            </w:pPr>
+            <w:r>
+              <w:t>13.45</w:t>
+            </w:r>
+          </w:p>
+        </w:tc>
+        <w:tc>
+          <w:tcPr>
+            <w:tcW w:w="1440" w:type="dxa"/>
+            <w:tcBorders>
+              <w:top w:val="single" w:sz="4" w:space="0" w:color="auto"/>
+              <w:left w:val="single" w:sz="4" w:space="0" w:color="auto"/>
+              <w:bottom w:val="single" w:sz="4" w:space="0" w:color="auto"/>
+              <w:right w:val="single" w:sz="4" w:space="0" w:color="auto"/>
+            </w:tcBorders>
+            <w:hideMark/>
+          </w:tcPr>
+          <w:p>
+            <w:pPr>
+              <w:spacing w:after="160" w:line="278" w:lineRule="auto"/>
+            </w:pPr>
+            <w:r>
+              <w:t>1.31</w:t>
+            </w:r>
+          </w:p>
+        </w:tc>
+      </w:tr>
+      <w:tr>
+        <w:tc>
+          <w:tcPr>
+            <w:tcW w:w="1440" w:type="dxa"/>
+            <w:tcBorders>
+              <w:top w:val="single" w:sz="4" w:space="0" w:color="auto"/>
+              <w:left w:val="single" w:sz="4" w:space="0" w:color="auto"/>
+              <w:bottom w:val="single" w:sz="4" w:space="0" w:color="auto"/>
+              <w:right w:val="single" w:sz="4" w:space="0" w:color="auto"/>
+            </w:tcBorders>
+            <w:hideMark/>
+          </w:tcPr>
+          <w:p>
+            <w:pPr>
+              <w:spacing w:after="160" w:line="278" w:lineRule="auto"/>
+            </w:pPr>
+            <w:r>
+              <w:t>TK-034</w:t>
+            </w:r>
+          </w:p>
+        </w:tc>
+        <w:tc>
+          <w:tcPr>
+            <w:tcW w:w="1440" w:type="dxa"/>
+            <w:tcBorders>
+              <w:top w:val="single" w:sz="4" w:space="0" w:color="auto"/>
+              <w:left w:val="single" w:sz="4" w:space="0" w:color="auto"/>
+              <w:bottom w:val="single" w:sz="4" w:space="0" w:color="auto"/>
+              <w:right w:val="single" w:sz="4" w:space="0" w:color="auto"/>
+            </w:tcBorders>
+            <w:hideMark/>
+          </w:tcPr>
+          <w:p>
+            <w:pPr>
+              <w:spacing w:after="160" w:line="278" w:lineRule="auto"/>
+            </w:pPr>
+            <w:r>
+              <w:t>Storage Tank 34</w:t>
+            </w:r>
+          </w:p>
+        </w:tc>
+        <w:tc>
+          <w:tcPr>
+            <w:tcW w:w="1440" w:type="dxa"/>
+            <w:tcBorders>
+              <w:top w:val="single" w:sz="4" w:space="0" w:color="auto"/>
+              <w:left w:val="single" w:sz="4" w:space="0" w:color="auto"/>
+              <w:bottom w:val="single" w:sz="4" w:space="0" w:color="auto"/>
+              <w:right w:val="single" w:sz="4" w:space="0" w:color="auto"/>
+            </w:tcBorders>
+            <w:hideMark/>
+          </w:tcPr>
+          <w:p>
+            <w:pPr>
+              <w:spacing w:after="160" w:line="278" w:lineRule="auto"/>
+            </w:pPr>
+            <w:r>
+              <w:t>15000</w:t>
+            </w:r>
+          </w:p>
+        </w:tc>
+        <w:tc>
+          <w:tcPr>
+            <w:tcW w:w="1440" w:type="dxa"/>
+            <w:tcBorders>
+              <w:top w:val="single" w:sz="4" w:space="0" w:color="auto"/>
+              <w:left w:val="single" w:sz="4" w:space="0" w:color="auto"/>
+              <w:bottom w:val="single" w:sz="4" w:space="0" w:color="auto"/>
+              <w:right w:val="single" w:sz="4" w:space="0" w:color="auto"/>
+            </w:tcBorders>
+            <w:hideMark/>
+          </w:tcPr>
+          <w:p>
+            <w:pPr>
+              <w:spacing w:after="160" w:line="278" w:lineRule="auto"/>
+            </w:pPr>
+            <w:r>
+              <w:t>12.07</w:t>
+            </w:r>
+          </w:p>
+        </w:tc>
+        <w:tc>
+          <w:tcPr>
+            <w:tcW w:w="1440" w:type="dxa"/>
+            <w:tcBorders>
+              <w:top w:val="single" w:sz="4" w:space="0" w:color="auto"/>
+              <w:left w:val="single" w:sz="4" w:space="0" w:color="auto"/>
+              <w:bottom w:val="single" w:sz="4" w:space="0" w:color="auto"/>
+              <w:right w:val="single" w:sz="4" w:space="0" w:color="auto"/>
+            </w:tcBorders>
+            <w:hideMark/>
+          </w:tcPr>
+          <w:p>
+            <w:pPr>
+              <w:spacing w:after="160" w:line="278" w:lineRule="auto"/>
+            </w:pPr>
+            <w:r>
+              <w:t>12.77</w:t>
+            </w:r>
+          </w:p>
+        </w:tc>
+        <w:tc>
+          <w:tcPr>
+            <w:tcW w:w="1440" w:type="dxa"/>
+            <w:tcBorders>
+              <w:top w:val="single" w:sz="4" w:space="0" w:color="auto"/>
+              <w:left w:val="single" w:sz="4" w:space="0" w:color="auto"/>
+              <w:bottom w:val="single" w:sz="4" w:space="0" w:color="auto"/>
+              <w:right w:val="single" w:sz="4" w:space="0" w:color="auto"/>
+            </w:tcBorders>
+            <w:hideMark/>
+          </w:tcPr>
+          <w:p>
+            <w:pPr>
+              <w:spacing w:after="160" w:line="278" w:lineRule="auto"/>
+            </w:pPr>
+            <w:r>
+              <w:t>0.49</w:t>
+            </w:r>
+          </w:p>
+        </w:tc>
+      </w:tr>
+      <w:tr>
+        <w:tc>
+          <w:tcPr>
+            <w:tcW w:w="1440" w:type="dxa"/>
+            <w:tcBorders>
+              <w:top w:val="single" w:sz="4" w:space="0" w:color="auto"/>
+              <w:left w:val="single" w:sz="4" w:space="0" w:color="auto"/>
+              <w:bottom w:val="single" w:sz="4" w:space="0" w:color="auto"/>
+              <w:right w:val="single" w:sz="4" w:space="0" w:color="auto"/>
+            </w:tcBorders>
+            <w:hideMark/>
+          </w:tcPr>
+          <w:p>
+            <w:pPr>
+              <w:spacing w:after="160" w:line="278" w:lineRule="auto"/>
+            </w:pPr>
+            <w:r>
+              <w:t>TK-035</w:t>
+            </w:r>
+          </w:p>
+        </w:tc>
+        <w:tc>
+          <w:tcPr>
+            <w:tcW w:w="1440" w:type="dxa"/>
+            <w:tcBorders>
+              <w:top w:val="single" w:sz="4" w:space="0" w:color="auto"/>
+              <w:left w:val="single" w:sz="4" w:space="0" w:color="auto"/>
+              <w:bottom w:val="single" w:sz="4" w:space="0" w:color="auto"/>
+              <w:right w:val="single" w:sz="4" w:space="0" w:color="auto"/>
+            </w:tcBorders>
+            <w:hideMark/>
+          </w:tcPr>
+          <w:p>
+            <w:pPr>
+              <w:spacing w:after="160" w:line="278" w:lineRule="auto"/>
+            </w:pPr>
+            <w:r>
+              <w:t>Storage Tank 35</w:t>
+            </w:r>
+          </w:p>
+        </w:tc>
+        <w:tc>
+          <w:tcPr>
+            <w:tcW w:w="1440" w:type="dxa"/>
+            <w:tcBorders>
+              <w:top w:val="single" w:sz="4" w:space="0" w:color="auto"/>
+              <w:left w:val="single" w:sz="4" w:space="0" w:color="auto"/>
+              <w:bottom w:val="single" w:sz="4" w:space="0" w:color="auto"/>
+              <w:right w:val="single" w:sz="4" w:space="0" w:color="auto"/>
+            </w:tcBorders>
+            <w:hideMark/>
+          </w:tcPr>
+          <w:p>
+            <w:pPr>
+              <w:spacing w:after="160" w:line="278" w:lineRule="auto"/>
+            </w:pPr>
+            <w:r>
+              <w:t>7500</w:t>
+            </w:r>
+          </w:p>
+        </w:tc>
+        <w:tc>
+          <w:tcPr>
+            <w:tcW w:w="1440" w:type="dxa"/>
+            <w:tcBorders>
+              <w:top w:val="single" w:sz="4" w:space="0" w:color="auto"/>
+              <w:left w:val="single" w:sz="4" w:space="0" w:color="auto"/>
+              <w:bottom w:val="single" w:sz="4" w:space="0" w:color="auto"/>
+              <w:right w:val="single" w:sz="4" w:space="0" w:color="auto"/>
+            </w:tcBorders>
+            <w:hideMark/>
+          </w:tcPr>
+          <w:p>
+            <w:pPr>
+              <w:spacing w:after="160" w:line="278" w:lineRule="auto"/>
+            </w:pPr>
+            <w:r>
+              <w:t>11.09</w:t>
+            </w:r>
+          </w:p>
+        </w:tc>
+        <w:tc>
+          <w:tcPr>
+            <w:tcW w:w="1440" w:type="dxa"/>
+            <w:tcBorders>
+              <w:top w:val="single" w:sz="4" w:space="0" w:color="auto"/>
+              <w:left w:val="single" w:sz="4" w:space="0" w:color="auto"/>
+              <w:bottom w:val="single" w:sz="4" w:space="0" w:color="auto"/>
+              <w:right w:val="single" w:sz="4" w:space="0" w:color="auto"/>
+            </w:tcBorders>
+            <w:hideMark/>
+          </w:tcPr>
+          <w:p>
+            <w:pPr>
+              <w:spacing w:after="160" w:line="278" w:lineRule="auto"/>
+            </w:pPr>
+            <w:r>
+              <w:t>12.4</w:t>
+            </w:r>
+          </w:p>
+        </w:tc>
+        <w:tc>
+          <w:tcPr>
+            <w:tcW w:w="1440" w:type="dxa"/>
+            <w:tcBorders>
+              <w:top w:val="single" w:sz="4" w:space="0" w:color="auto"/>
+              <w:left w:val="single" w:sz="4" w:space="0" w:color="auto"/>
+              <w:bottom w:val="single" w:sz="4" w:space="0" w:color="auto"/>
+              <w:right w:val="single" w:sz="4" w:space="0" w:color="auto"/>
+            </w:tcBorders>
+            <w:hideMark/>
+          </w:tcPr>
+          <w:p>
+            <w:pPr>
+              <w:spacing w:after="160" w:line="278" w:lineRule="auto"/>
+            </w:pPr>
+            <w:r>
+              <w:t>1.43</w:t>
+            </w:r>
+          </w:p>
+        </w:tc>
+      </w:tr>
+      <w:tr>
+        <w:tc>
+          <w:tcPr>
+            <w:tcW w:w="1440" w:type="dxa"/>
+            <w:tcBorders>
+              <w:top w:val="single" w:sz="4" w:space="0" w:color="auto"/>
+              <w:left w:val="single" w:sz="4" w:space="0" w:color="auto"/>
+              <w:bottom w:val="single" w:sz="4" w:space="0" w:color="auto"/>
+              <w:right w:val="single" w:sz="4" w:space="0" w:color="auto"/>
+            </w:tcBorders>
+            <w:hideMark/>
+          </w:tcPr>
+          <w:p>
+            <w:pPr>
+              <w:spacing w:after="160" w:line="278" w:lineRule="auto"/>
+            </w:pPr>
+            <w:r>
+              <w:t>TK-036</w:t>
+            </w:r>
+          </w:p>
+        </w:tc>
+        <w:tc>
+          <w:tcPr>
+            <w:tcW w:w="1440" w:type="dxa"/>
+            <w:tcBorders>
+              <w:top w:val="single" w:sz="4" w:space="0" w:color="auto"/>
+              <w:left w:val="single" w:sz="4" w:space="0" w:color="auto"/>
+              <w:bottom w:val="single" w:sz="4" w:space="0" w:color="auto"/>
+              <w:right w:val="single" w:sz="4" w:space="0" w:color="auto"/>
+            </w:tcBorders>
+            <w:hideMark/>
+          </w:tcPr>
+          <w:p>
+            <w:pPr>
+              <w:spacing w:after="160" w:line="278" w:lineRule="auto"/>
+            </w:pPr>
+            <w:r>
+              <w:t>Storage Tank 36</w:t>
+            </w:r>
+          </w:p>
+        </w:tc>
+        <w:tc>
+          <w:tcPr>
+            <w:tcW w:w="1440" w:type="dxa"/>
+            <w:tcBorders>
+              <w:top w:val="single" w:sz="4" w:space="0" w:color="auto"/>
+              <w:left w:val="single" w:sz="4" w:space="0" w:color="auto"/>
+              <w:bottom w:val="single" w:sz="4" w:space="0" w:color="auto"/>
+              <w:right w:val="single" w:sz="4" w:space="0" w:color="auto"/>
+            </w:tcBorders>
+            <w:hideMark/>
+          </w:tcPr>
+          <w:p>
+            <w:pPr>
+              <w:spacing w:after="160" w:line="278" w:lineRule="auto"/>
+            </w:pPr>
+            <w:r>
+              <w:t>7500</w:t>
+            </w:r>
+          </w:p>
+        </w:tc>
+        <w:tc>
+          <w:tcPr>
+            <w:tcW w:w="1440" w:type="dxa"/>
+            <w:tcBorders>
+              <w:top w:val="single" w:sz="4" w:space="0" w:color="auto"/>
+              <w:left w:val="single" w:sz="4" w:space="0" w:color="auto"/>
+              <w:bottom w:val="single" w:sz="4" w:space="0" w:color="auto"/>
+              <w:right w:val="single" w:sz="4" w:space="0" w:color="auto"/>
+            </w:tcBorders>
+            <w:hideMark/>
+          </w:tcPr>
+          <w:p>
+            <w:pPr>
+              <w:spacing w:after="160" w:line="278" w:lineRule="auto"/>
+            </w:pPr>
+            <w:r>
+              <w:t>10.95</w:t>
+            </w:r>
+          </w:p>
+        </w:tc>
+        <w:tc>
+          <w:tcPr>
+            <w:tcW w:w="1440" w:type="dxa"/>
+            <w:tcBorders>
+              <w:top w:val="single" w:sz="4" w:space="0" w:color="auto"/>
+              <w:left w:val="single" w:sz="4" w:space="0" w:color="auto"/>
+              <w:bottom w:val="single" w:sz="4" w:space="0" w:color="auto"/>
+              <w:right w:val="single" w:sz="4" w:space="0" w:color="auto"/>
+            </w:tcBorders>
+            <w:hideMark/>
+          </w:tcPr>
+          <w:p>
+            <w:pPr>
+              <w:spacing w:after="160" w:line="278" w:lineRule="auto"/>
+            </w:pPr>
+            <w:r>
+              <w:t>11.96</w:t>
+            </w:r>
+          </w:p>
+        </w:tc>
+        <w:tc>
+          <w:tcPr>
+            <w:tcW w:w="1440" w:type="dxa"/>
+            <w:tcBorders>
+              <w:top w:val="single" w:sz="4" w:space="0" w:color="auto"/>
+              <w:left w:val="single" w:sz="4" w:space="0" w:color="auto"/>
+              <w:bottom w:val="single" w:sz="4" w:space="0" w:color="auto"/>
+              <w:right w:val="single" w:sz="4" w:space="0" w:color="auto"/>
+            </w:tcBorders>
+            <w:hideMark/>
+          </w:tcPr>
+          <w:p>
+            <w:pPr>
+              <w:spacing w:after="160" w:line="278" w:lineRule="auto"/>
+            </w:pPr>
+            <w:r>
+              <w:t>0.54</w:t>
+            </w:r>
+          </w:p>
+        </w:tc>
+      </w:tr>
+      <w:tr>
+        <w:tc>
+          <w:tcPr>
+            <w:tcW w:w="1440" w:type="dxa"/>
+            <w:tcBorders>
+              <w:top w:val="single" w:sz="4" w:space="0" w:color="auto"/>
+              <w:left w:val="single" w:sz="4" w:space="0" w:color="auto"/>
+              <w:bottom w:val="single" w:sz="4" w:space="0" w:color="auto"/>
+              <w:right w:val="single" w:sz="4" w:space="0" w:color="auto"/>
+            </w:tcBorders>
+            <w:hideMark/>
+          </w:tcPr>
+          <w:p>
+            <w:pPr>
+              <w:spacing w:after="160" w:line="278" w:lineRule="auto"/>
+            </w:pPr>
+            <w:r>
+              <w:t>TK-037</w:t>
+            </w:r>
+          </w:p>
+        </w:tc>
+        <w:tc>
+          <w:tcPr>
+            <w:tcW w:w="1440" w:type="dxa"/>
+            <w:tcBorders>
+              <w:top w:val="single" w:sz="4" w:space="0" w:color="auto"/>
+              <w:left w:val="single" w:sz="4" w:space="0" w:color="auto"/>
+              <w:bottom w:val="single" w:sz="4" w:space="0" w:color="auto"/>
+              <w:right w:val="single" w:sz="4" w:space="0" w:color="auto"/>
+            </w:tcBorders>
+            <w:hideMark/>
+          </w:tcPr>
+          <w:p>
+            <w:pPr>
+              <w:spacing w:after="160" w:line="278" w:lineRule="auto"/>
+            </w:pPr>
+            <w:r>
+              <w:t>Storage Tank 37</w:t>
+            </w:r>
+          </w:p>
+        </w:tc>
+        <w:tc>
+          <w:tcPr>
+            <w:tcW w:w="1440" w:type="dxa"/>
+            <w:tcBorders>
+              <w:top w:val="single" w:sz="4" w:space="0" w:color="auto"/>
+              <w:left w:val="single" w:sz="4" w:space="0" w:color="auto"/>
+              <w:bottom w:val="single" w:sz="4" w:space="0" w:color="auto"/>
+              <w:right w:val="single" w:sz="4" w:space="0" w:color="auto"/>
+            </w:tcBorders>
+            <w:hideMark/>
+          </w:tcPr>
+          <w:p>
+            <w:pPr>
+              <w:spacing w:after="160" w:line="278" w:lineRule="auto"/>
+            </w:pPr>
+            <w:r>
+              <w:t>15000</w:t>
+            </w:r>
+          </w:p>
+        </w:tc>
+        <w:tc>
+          <w:tcPr>
+            <w:tcW w:w="1440" w:type="dxa"/>
+            <w:tcBorders>
+              <w:top w:val="single" w:sz="4" w:space="0" w:color="auto"/>
+              <w:left w:val="single" w:sz="4" w:space="0" w:color="auto"/>
+              <w:bottom w:val="single" w:sz="4" w:space="0" w:color="auto"/>
+              <w:right w:val="single" w:sz="4" w:space="0" w:color="auto"/>
+            </w:tcBorders>
+            <w:hideMark/>
+          </w:tcPr>
+          <w:p>
+            <w:pPr>
+              <w:spacing w:after="160" w:line="278" w:lineRule="auto"/>
+            </w:pPr>
+            <w:r>
+              <w:t>14.94</w:t>
+            </w:r>
+          </w:p>
+        </w:tc>
+        <w:tc>
+          <w:tcPr>
+            <w:tcW w:w="1440" w:type="dxa"/>
+            <w:tcBorders>
+              <w:top w:val="single" w:sz="4" w:space="0" w:color="auto"/>
+              <w:left w:val="single" w:sz="4" w:space="0" w:color="auto"/>
+              <w:bottom w:val="single" w:sz="4" w:space="0" w:color="auto"/>
+              <w:right w:val="single" w:sz="4" w:space="0" w:color="auto"/>
+            </w:tcBorders>
+            <w:hideMark/>
+          </w:tcPr>
+          <w:p>
+            <w:pPr>
+              <w:spacing w:after="160" w:line="278" w:lineRule="auto"/>
+            </w:pPr>
+            <w:r>
+              <w:t>16.36</w:t>
+            </w:r>
+          </w:p>
+        </w:tc>
+        <w:tc>
+          <w:tcPr>
+            <w:tcW w:w="1440" w:type="dxa"/>
+            <w:tcBorders>
+              <w:top w:val="single" w:sz="4" w:space="0" w:color="auto"/>
+              <w:left w:val="single" w:sz="4" w:space="0" w:color="auto"/>
+              <w:bottom w:val="single" w:sz="4" w:space="0" w:color="auto"/>
+              <w:right w:val="single" w:sz="4" w:space="0" w:color="auto"/>
+            </w:tcBorders>
+            <w:hideMark/>
+          </w:tcPr>
+          <w:p>
+            <w:pPr>
+              <w:spacing w:after="160" w:line="278" w:lineRule="auto"/>
+            </w:pPr>
+            <w:r>
+              <w:t>1.17</w:t>
+            </w:r>
+          </w:p>
+        </w:tc>
+      </w:tr>
+      <w:tr>
+        <w:tc>
+          <w:tcPr>
+            <w:tcW w:w="1440" w:type="dxa"/>
+            <w:tcBorders>
+              <w:top w:val="single" w:sz="4" w:space="0" w:color="auto"/>
+              <w:left w:val="single" w:sz="4" w:space="0" w:color="auto"/>
+              <w:bottom w:val="single" w:sz="4" w:space="0" w:color="auto"/>
+              <w:right w:val="single" w:sz="4" w:space="0" w:color="auto"/>
+            </w:tcBorders>
+            <w:hideMark/>
+          </w:tcPr>
+          <w:p>
+            <w:pPr>
+              <w:spacing w:after="160" w:line="278" w:lineRule="auto"/>
+            </w:pPr>
+            <w:r>
+              <w:t>TK-038</w:t>
+            </w:r>
+          </w:p>
+        </w:tc>
+        <w:tc>
+          <w:tcPr>
+            <w:tcW w:w="1440" w:type="dxa"/>
+            <w:tcBorders>
+              <w:top w:val="single" w:sz="4" w:space="0" w:color="auto"/>
+              <w:left w:val="single" w:sz="4" w:space="0" w:color="auto"/>
+              <w:bottom w:val="single" w:sz="4" w:space="0" w:color="auto"/>
+              <w:right w:val="single" w:sz="4" w:space="0" w:color="auto"/>
+            </w:tcBorders>
+            <w:hideMark/>
+          </w:tcPr>
+          <w:p>
+            <w:pPr>
+              <w:spacing w:after="160" w:line="278" w:lineRule="auto"/>
+            </w:pPr>
+            <w:r>
+              <w:t>Storage Tank 38</w:t>
+            </w:r>
+          </w:p>
+        </w:tc>
+        <w:tc>
+          <w:tcPr>
+            <w:tcW w:w="1440" w:type="dxa"/>
+            <w:tcBorders>
+              <w:top w:val="single" w:sz="4" w:space="0" w:color="auto"/>
+              <w:left w:val="single" w:sz="4" w:space="0" w:color="auto"/>
+              <w:bottom w:val="single" w:sz="4" w:space="0" w:color="auto"/>
+              <w:right w:val="single" w:sz="4" w:space="0" w:color="auto"/>
+            </w:tcBorders>
+            <w:hideMark/>
+          </w:tcPr>
+          <w:p>
+            <w:pPr>
+              <w:spacing w:after="160" w:line="278" w:lineRule="auto"/>
+            </w:pPr>
+            <w:r>
+              <w:t>15000</w:t>
+            </w:r>
+          </w:p>
+        </w:tc>
+        <w:tc>
+          <w:tcPr>
+            <w:tcW w:w="1440" w:type="dxa"/>
+            <w:tcBorders>
+              <w:top w:val="single" w:sz="4" w:space="0" w:color="auto"/>
+              <w:left w:val="single" w:sz="4" w:space="0" w:color="auto"/>
+              <w:bottom w:val="single" w:sz="4" w:space="0" w:color="auto"/>
+              <w:right w:val="single" w:sz="4" w:space="0" w:color="auto"/>
+            </w:tcBorders>
+            <w:hideMark/>
+          </w:tcPr>
+          <w:p>
+            <w:pPr>
+              <w:spacing w:after="160" w:line="278" w:lineRule="auto"/>
+            </w:pPr>
+            <w:r>
+              <w:t>12.95</w:t>
+            </w:r>
+          </w:p>
+        </w:tc>
+        <w:tc>
+          <w:tcPr>
+            <w:tcW w:w="1440" w:type="dxa"/>
+            <w:tcBorders>
+              <w:top w:val="single" w:sz="4" w:space="0" w:color="auto"/>
+              <w:left w:val="single" w:sz="4" w:space="0" w:color="auto"/>
+              <w:bottom w:val="single" w:sz="4" w:space="0" w:color="auto"/>
+              <w:right w:val="single" w:sz="4" w:space="0" w:color="auto"/>
+            </w:tcBorders>
+            <w:hideMark/>
+          </w:tcPr>
+          <w:p>
+            <w:pPr>
+              <w:spacing w:after="160" w:line="278" w:lineRule="auto"/>
+            </w:pPr>
+            <w:r>
+              <w:t>14.69</w:t>
+            </w:r>
+          </w:p>
+        </w:tc>
+        <w:tc>
+          <w:tcPr>
+            <w:tcW w:w="1440" w:type="dxa"/>
+            <w:tcBorders>
+              <w:top w:val="single" w:sz="4" w:space="0" w:color="auto"/>
+              <w:left w:val="single" w:sz="4" w:space="0" w:color="auto"/>
+              <w:bottom w:val="single" w:sz="4" w:space="0" w:color="auto"/>
+              <w:right w:val="single" w:sz="4" w:space="0" w:color="auto"/>
+            </w:tcBorders>
+            <w:hideMark/>
+          </w:tcPr>
+          <w:p>
+            <w:pPr>
+              <w:spacing w:after="160" w:line="278" w:lineRule="auto"/>
+            </w:pPr>
+            <w:r>
+              <w:t>1.48</w:t>
+            </w:r>
+          </w:p>
+        </w:tc>
+      </w:tr>
+      <w:tr>
+        <w:tc>
+          <w:tcPr>
+            <w:tcW w:w="1440" w:type="dxa"/>
+            <w:tcBorders>
+              <w:top w:val="single" w:sz="4" w:space="0" w:color="auto"/>
+              <w:left w:val="single" w:sz="4" w:space="0" w:color="auto"/>
+              <w:bottom w:val="single" w:sz="4" w:space="0" w:color="auto"/>
+              <w:right w:val="single" w:sz="4" w:space="0" w:color="auto"/>
+            </w:tcBorders>
+            <w:hideMark/>
+          </w:tcPr>
+          <w:p>
+            <w:pPr>
+              <w:spacing w:after="160" w:line="278" w:lineRule="auto"/>
+            </w:pPr>
+            <w:r>
+              <w:t>TK-039</w:t>
+            </w:r>
+          </w:p>
+        </w:tc>
+        <w:tc>
+          <w:tcPr>
+            <w:tcW w:w="1440" w:type="dxa"/>
+            <w:tcBorders>
+              <w:top w:val="single" w:sz="4" w:space="0" w:color="auto"/>
+              <w:left w:val="single" w:sz="4" w:space="0" w:color="auto"/>
+              <w:bottom w:val="single" w:sz="4" w:space="0" w:color="auto"/>
+              <w:right w:val="single" w:sz="4" w:space="0" w:color="auto"/>
+            </w:tcBorders>
+            <w:hideMark/>
+          </w:tcPr>
+          <w:p>
+            <w:pPr>
+              <w:spacing w:after="160" w:line="278" w:lineRule="auto"/>
+            </w:pPr>
+            <w:r>
+              <w:t>Storage Tank 39</w:t>
+            </w:r>
+          </w:p>
+        </w:tc>
+        <w:tc>
+          <w:tcPr>
+            <w:tcW w:w="1440" w:type="dxa"/>
+            <w:tcBorders>
+              <w:top w:val="single" w:sz="4" w:space="0" w:color="auto"/>
+              <w:left w:val="single" w:sz="4" w:space="0" w:color="auto"/>
+              <w:bottom w:val="single" w:sz="4" w:space="0" w:color="auto"/>
+              <w:right w:val="single" w:sz="4" w:space="0" w:color="auto"/>
+            </w:tcBorders>
+            <w:hideMark/>
+          </w:tcPr>
+          <w:p>
+            <w:pPr>
+              <w:spacing w:after="160" w:line="278" w:lineRule="auto"/>
+            </w:pPr>
+            <w:r>
+              <w:t>12000</w:t>
+            </w:r>
+          </w:p>
+        </w:tc>
+        <w:tc>
+          <w:tcPr>
+            <w:tcW w:w="1440" w:type="dxa"/>
+            <w:tcBorders>
+              <w:top w:val="single" w:sz="4" w:space="0" w:color="auto"/>
+              <w:left w:val="single" w:sz="4" w:space="0" w:color="auto"/>
+              <w:bottom w:val="single" w:sz="4" w:space="0" w:color="auto"/>
+              <w:right w:val="single" w:sz="4" w:space="0" w:color="auto"/>
+            </w:tcBorders>
+            <w:hideMark/>
+          </w:tcPr>
+          <w:p>
+            <w:pPr>
+              <w:spacing w:after="160" w:line="278" w:lineRule="auto"/>
+            </w:pPr>
+            <w:r>
+              <w:t>17.82</w:t>
+            </w:r>
+          </w:p>
+        </w:tc>
+        <w:tc>
+          <w:tcPr>
+            <w:tcW w:w="1440" w:type="dxa"/>
+            <w:tcBorders>
+              <w:top w:val="single" w:sz="4" w:space="0" w:color="auto"/>
+              <w:left w:val="single" w:sz="4" w:space="0" w:color="auto"/>
+              <w:bottom w:val="single" w:sz="4" w:space="0" w:color="auto"/>
+              <w:right w:val="single" w:sz="4" w:space="0" w:color="auto"/>
+            </w:tcBorders>
+            <w:hideMark/>
+          </w:tcPr>
+          <w:p>
+            <w:pPr>
+              <w:spacing w:after="160" w:line="278" w:lineRule="auto"/>
+            </w:pPr>
+            <w:r>
+              <w:t>18.9</w:t>
+            </w:r>
+          </w:p>
+        </w:tc>
+        <w:tc>
+          <w:tcPr>
+            <w:tcW w:w="1440" w:type="dxa"/>
+            <w:tcBorders>
+              <w:top w:val="single" w:sz="4" w:space="0" w:color="auto"/>
+              <w:left w:val="single" w:sz="4" w:space="0" w:color="auto"/>
+              <w:bottom w:val="single" w:sz="4" w:space="0" w:color="auto"/>
+              <w:right w:val="single" w:sz="4" w:space="0" w:color="auto"/>
+            </w:tcBorders>
+            <w:hideMark/>
+          </w:tcPr>
+          <w:p>
+            <w:pPr>
+              <w:spacing w:after="160" w:line="278" w:lineRule="auto"/>
+            </w:pPr>
+            <w:r>
+              <w:t>0.71</w:t>
+            </w:r>
+          </w:p>
+        </w:tc>
+      </w:tr>
+      <w:tr>
+        <w:tc>
+          <w:tcPr>
+            <w:tcW w:w="1440" w:type="dxa"/>
+            <w:tcBorders>
+              <w:top w:val="single" w:sz="4" w:space="0" w:color="auto"/>
+              <w:left w:val="single" w:sz="4" w:space="0" w:color="auto"/>
+              <w:bottom w:val="single" w:sz="4" w:space="0" w:color="auto"/>
+              <w:right w:val="single" w:sz="4" w:space="0" w:color="auto"/>
+            </w:tcBorders>
+            <w:hideMark/>
+          </w:tcPr>
+          <w:p>
+            <w:pPr>
+              <w:spacing w:after="160" w:line="278" w:lineRule="auto"/>
+            </w:pPr>
+            <w:r>
+              <w:t>TK-040</w:t>
+            </w:r>
+          </w:p>
+        </w:tc>
+        <w:tc>
+          <w:tcPr>
+            <w:tcW w:w="1440" w:type="dxa"/>
+            <w:tcBorders>
+              <w:top w:val="single" w:sz="4" w:space="0" w:color="auto"/>
+              <w:left w:val="single" w:sz="4" w:space="0" w:color="auto"/>
+              <w:bottom w:val="single" w:sz="4" w:space="0" w:color="auto"/>
+              <w:right w:val="single" w:sz="4" w:space="0" w:color="auto"/>
+            </w:tcBorders>
+            <w:hideMark/>
+          </w:tcPr>
+          <w:p>
+            <w:pPr>
+              <w:spacing w:after="160" w:line="278" w:lineRule="auto"/>
+            </w:pPr>
+            <w:r>
+              <w:t>Storage Tank 40</w:t>
+            </w:r>
+          </w:p>
+        </w:tc>
+        <w:tc>
+          <w:tcPr>
+            <w:tcW w:w="1440" w:type="dxa"/>
+            <w:tcBorders>
+              <w:top w:val="single" w:sz="4" w:space="0" w:color="auto"/>
+              <w:left w:val="single" w:sz="4" w:space="0" w:color="auto"/>
+              <w:bottom w:val="single" w:sz="4" w:space="0" w:color="auto"/>
+              <w:right w:val="single" w:sz="4" w:space="0" w:color="auto"/>
+            </w:tcBorders>
+            <w:hideMark/>
+          </w:tcPr>
+          <w:p>
+            <w:pPr>
+              <w:spacing w:after="160" w:line="278" w:lineRule="auto"/>
+            </w:pPr>
+            <w:r>
+              <w:t>20000</w:t>
+            </w:r>
+          </w:p>
+        </w:tc>
+        <w:tc>
+          <w:tcPr>
+            <w:tcW w:w="1440" w:type="dxa"/>
+            <w:tcBorders>
+              <w:top w:val="single" w:sz="4" w:space="0" w:color="auto"/>
+              <w:left w:val="single" w:sz="4" w:space="0" w:color="auto"/>
+              <w:bottom w:val="single" w:sz="4" w:space="0" w:color="auto"/>
+              <w:right w:val="single" w:sz="4" w:space="0" w:color="auto"/>
+            </w:tcBorders>
+            <w:hideMark/>
+          </w:tcPr>
+          <w:p>
+            <w:pPr>
+              <w:spacing w:after="160" w:line="278" w:lineRule="auto"/>
+            </w:pPr>
+            <w:r>
+              <w:t>14.23</w:t>
+            </w:r>
+          </w:p>
+        </w:tc>
+        <w:tc>
+          <w:tcPr>
+            <w:tcW w:w="1440" w:type="dxa"/>
+            <w:tcBorders>
+              <w:top w:val="single" w:sz="4" w:space="0" w:color="auto"/>
+              <w:left w:val="single" w:sz="4" w:space="0" w:color="auto"/>
+              <w:bottom w:val="single" w:sz="4" w:space="0" w:color="auto"/>
+              <w:right w:val="single" w:sz="4" w:space="0" w:color="auto"/>
+            </w:tcBorders>
+            <w:hideMark/>
+          </w:tcPr>
+          <w:p>
+            <w:pPr>
+              <w:spacing w:after="160" w:line="278" w:lineRule="auto"/>
+            </w:pPr>
+            <w:r>
+              <w:t>15.38</w:t>
+            </w:r>
+          </w:p>
+        </w:tc>
+        <w:tc>
+          <w:tcPr>
+            <w:tcW w:w="1440" w:type="dxa"/>
+            <w:tcBorders>
+              <w:top w:val="single" w:sz="4" w:space="0" w:color="auto"/>
+              <w:left w:val="single" w:sz="4" w:space="0" w:color="auto"/>
+              <w:bottom w:val="single" w:sz="4" w:space="0" w:color="auto"/>
+              <w:right w:val="single" w:sz="4" w:space="0" w:color="auto"/>
+            </w:tcBorders>
+            <w:hideMark/>
+          </w:tcPr>
+          <w:p>
+            <w:pPr>
+              <w:spacing w:after="160" w:line="278" w:lineRule="auto"/>
+            </w:pPr>
+            <w:r>
+              <w:t>0.53</w:t>
+            </w:r>
+          </w:p>
+        </w:tc>
+      </w:tr>
+      <w:tr>
+        <w:tc>
+          <w:tcPr>
+            <w:tcW w:w="1440" w:type="dxa"/>
+            <w:tcBorders>
+              <w:top w:val="single" w:sz="4" w:space="0" w:color="auto"/>
+              <w:left w:val="single" w:sz="4" w:space="0" w:color="auto"/>
+              <w:bottom w:val="single" w:sz="4" w:space="0" w:color="auto"/>
+              <w:right w:val="single" w:sz="4" w:space="0" w:color="auto"/>
+            </w:tcBorders>
+            <w:hideMark/>
+          </w:tcPr>
+          <w:p>
+            <w:pPr>
+              <w:spacing w:after="160" w:line="278" w:lineRule="auto"/>
+            </w:pPr>
+            <w:r>
+              <w:t>TK-041</w:t>
+            </w:r>
+          </w:p>
+        </w:tc>
+        <w:tc>
+          <w:tcPr>
+            <w:tcW w:w="1440" w:type="dxa"/>
+            <w:tcBorders>
+              <w:top w:val="single" w:sz="4" w:space="0" w:color="auto"/>
+              <w:left w:val="single" w:sz="4" w:space="0" w:color="auto"/>
+              <w:bottom w:val="single" w:sz="4" w:space="0" w:color="auto"/>
+              <w:right w:val="single" w:sz="4" w:space="0" w:color="auto"/>
+            </w:tcBorders>
+            <w:hideMark/>
+          </w:tcPr>
+          <w:p>
+            <w:pPr>
+              <w:spacing w:after="160" w:line="278" w:lineRule="auto"/>
+            </w:pPr>
+            <w:r>
+              <w:t>Storage Tank 41</w:t>
+            </w:r>
+          </w:p>
+        </w:tc>
+        <w:tc>
+          <w:tcPr>
+            <w:tcW w:w="1440" w:type="dxa"/>
+            <w:tcBorders>
+              <w:top w:val="single" w:sz="4" w:space="0" w:color="auto"/>
+              <w:left w:val="single" w:sz="4" w:space="0" w:color="auto"/>
+              <w:bottom w:val="single" w:sz="4" w:space="0" w:color="auto"/>
+              <w:right w:val="single" w:sz="4" w:space="0" w:color="auto"/>
+            </w:tcBorders>
+            <w:hideMark/>
+          </w:tcPr>
+          <w:p>
+            <w:pPr>
+              <w:spacing w:after="160" w:line="278" w:lineRule="auto"/>
+            </w:pPr>
+            <w:r>
+              <w:t>5000</w:t>
+            </w:r>
+          </w:p>
+        </w:tc>
+        <w:tc>
+          <w:tcPr>
+            <w:tcW w:w="1440" w:type="dxa"/>
+            <w:tcBorders>
+              <w:top w:val="single" w:sz="4" w:space="0" w:color="auto"/>
+              <w:left w:val="single" w:sz="4" w:space="0" w:color="auto"/>
+              <w:bottom w:val="single" w:sz="4" w:space="0" w:color="auto"/>
+              <w:right w:val="single" w:sz="4" w:space="0" w:color="auto"/>
+            </w:tcBorders>
+            <w:hideMark/>
+          </w:tcPr>
+          <w:p>
+            <w:pPr>
+              <w:spacing w:after="160" w:line="278" w:lineRule="auto"/>
+            </w:pPr>
+            <w:r>
+              <w:t>14.57</w:t>
+            </w:r>
+          </w:p>
+        </w:tc>
+        <w:tc>
+          <w:tcPr>
+            <w:tcW w:w="1440" w:type="dxa"/>
+            <w:tcBorders>
+              <w:top w:val="single" w:sz="4" w:space="0" w:color="auto"/>
+              <w:left w:val="single" w:sz="4" w:space="0" w:color="auto"/>
+              <w:bottom w:val="single" w:sz="4" w:space="0" w:color="auto"/>
+              <w:right w:val="single" w:sz="4" w:space="0" w:color="auto"/>
+            </w:tcBorders>
+            <w:hideMark/>
+          </w:tcPr>
+          <w:p>
+            <w:pPr>
+              <w:spacing w:after="160" w:line="278" w:lineRule="auto"/>
+            </w:pPr>
+            <w:r>
+              <w:t>16.26</w:t>
+            </w:r>
+          </w:p>
+        </w:tc>
+        <w:tc>
+          <w:tcPr>
+            <w:tcW w:w="1440" w:type="dxa"/>
+            <w:tcBorders>
+              <w:top w:val="single" w:sz="4" w:space="0" w:color="auto"/>
+              <w:left w:val="single" w:sz="4" w:space="0" w:color="auto"/>
+              <w:bottom w:val="single" w:sz="4" w:space="0" w:color="auto"/>
+              <w:right w:val="single" w:sz="4" w:space="0" w:color="auto"/>
+            </w:tcBorders>
+            <w:hideMark/>
+          </w:tcPr>
+          <w:p>
+            <w:pPr>
+              <w:spacing w:after="160" w:line="278" w:lineRule="auto"/>
+            </w:pPr>
+            <w:r>
+              <w:t>0.81</w:t>
+            </w:r>
+          </w:p>
+        </w:tc>
+      </w:tr>
+      <w:tr>
+        <w:tc>
+          <w:tcPr>
+            <w:tcW w:w="1440" w:type="dxa"/>
+            <w:tcBorders>
+              <w:top w:val="single" w:sz="4" w:space="0" w:color="auto"/>
+              <w:left w:val="single" w:sz="4" w:space="0" w:color="auto"/>
+              <w:bottom w:val="single" w:sz="4" w:space="0" w:color="auto"/>
+              <w:right w:val="single" w:sz="4" w:space="0" w:color="auto"/>
+            </w:tcBorders>
+            <w:hideMark/>
+          </w:tcPr>
+          <w:p>
+            <w:pPr>
+              <w:spacing w:after="160" w:line="278" w:lineRule="auto"/>
+            </w:pPr>
+            <w:r>
+              <w:t>TK-042</w:t>
+            </w:r>
+          </w:p>
+        </w:tc>
+        <w:tc>
+          <w:tcPr>
+            <w:tcW w:w="1440" w:type="dxa"/>
+            <w:tcBorders>
+              <w:top w:val="single" w:sz="4" w:space="0" w:color="auto"/>
+              <w:left w:val="single" w:sz="4" w:space="0" w:color="auto"/>
+              <w:bottom w:val="single" w:sz="4" w:space="0" w:color="auto"/>
+              <w:right w:val="single" w:sz="4" w:space="0" w:color="auto"/>
+            </w:tcBorders>
+            <w:hideMark/>
+          </w:tcPr>
+          <w:p>
+            <w:pPr>
+              <w:spacing w:after="160" w:line="278" w:lineRule="auto"/>
+            </w:pPr>
+            <w:r>
+              <w:t>Storage Tank 42</w:t>
+            </w:r>
+          </w:p>
+        </w:tc>
+        <w:tc>
+          <w:tcPr>
+            <w:tcW w:w="1440" w:type="dxa"/>
+            <w:tcBorders>
+              <w:top w:val="single" w:sz="4" w:space="0" w:color="auto"/>
+              <w:left w:val="single" w:sz="4" w:space="0" w:color="auto"/>
+              <w:bottom w:val="single" w:sz="4" w:space="0" w:color="auto"/>
+              <w:right w:val="single" w:sz="4" w:space="0" w:color="auto"/>
+            </w:tcBorders>
+            <w:hideMark/>
+          </w:tcPr>
+          <w:p>
+            <w:pPr>
+              <w:spacing w:after="160" w:line="278" w:lineRule="auto"/>
+            </w:pPr>
+            <w:r>
+              <w:t>12000</w:t>
+            </w:r>
+          </w:p>
+        </w:tc>
+        <w:tc>
+          <w:tcPr>
+            <w:tcW w:w="1440" w:type="dxa"/>
+            <w:tcBorders>
+              <w:top w:val="single" w:sz="4" w:space="0" w:color="auto"/>
+              <w:left w:val="single" w:sz="4" w:space="0" w:color="auto"/>
+              <w:bottom w:val="single" w:sz="4" w:space="0" w:color="auto"/>
+              <w:right w:val="single" w:sz="4" w:space="0" w:color="auto"/>
+            </w:tcBorders>
+            <w:hideMark/>
+          </w:tcPr>
+          <w:p>
+            <w:pPr>
+              <w:spacing w:after="160" w:line="278" w:lineRule="auto"/>
+            </w:pPr>
+            <w:r>
+              <w:t>17.79</w:t>
+            </w:r>
+          </w:p>
+        </w:tc>
+        <w:tc>
+          <w:tcPr>
+            <w:tcW w:w="1440" w:type="dxa"/>
+            <w:tcBorders>
+              <w:top w:val="single" w:sz="4" w:space="0" w:color="auto"/>
+              <w:left w:val="single" w:sz="4" w:space="0" w:color="auto"/>
+              <w:bottom w:val="single" w:sz="4" w:space="0" w:color="auto"/>
+              <w:right w:val="single" w:sz="4" w:space="0" w:color="auto"/>
+            </w:tcBorders>
+            <w:hideMark/>
+          </w:tcPr>
+          <w:p>
+            <w:pPr>
+              <w:spacing w:after="160" w:line="278" w:lineRule="auto"/>
+            </w:pPr>
+            <w:r>
+              <w:t>18.89</w:t>
+            </w:r>
+          </w:p>
+        </w:tc>
+        <w:tc>
+          <w:tcPr>
+            <w:tcW w:w="1440" w:type="dxa"/>
+            <w:tcBorders>
+              <w:top w:val="single" w:sz="4" w:space="0" w:color="auto"/>
+              <w:left w:val="single" w:sz="4" w:space="0" w:color="auto"/>
+              <w:bottom w:val="single" w:sz="4" w:space="0" w:color="auto"/>
+              <w:right w:val="single" w:sz="4" w:space="0" w:color="auto"/>
+            </w:tcBorders>
+            <w:hideMark/>
+          </w:tcPr>
+          <w:p>
+            <w:pPr>
+              <w:spacing w:after="160" w:line="278" w:lineRule="auto"/>
+            </w:pPr>
+            <w:r>
+              <w:t>1.24</w:t>
+            </w:r>
+          </w:p>
+        </w:tc>
+      </w:tr>
+      <w:tr>
+        <w:tc>
+          <w:tcPr>
+            <w:tcW w:w="1440" w:type="dxa"/>
+            <w:tcBorders>
+              <w:top w:val="single" w:sz="4" w:space="0" w:color="auto"/>
+              <w:left w:val="single" w:sz="4" w:space="0" w:color="auto"/>
+              <w:bottom w:val="single" w:sz="4" w:space="0" w:color="auto"/>
+              <w:right w:val="single" w:sz="4" w:space="0" w:color="auto"/>
+            </w:tcBorders>
+            <w:hideMark/>
+          </w:tcPr>
+          <w:p>
+            <w:pPr>
+              <w:spacing w:after="160" w:line="278" w:lineRule="auto"/>
+            </w:pPr>
+            <w:r>
+              <w:lastRenderedPageBreak/>
+              <w:t>TK-043</w:t>
+            </w:r>
+          </w:p>
+        </w:tc>
+        <w:tc>
+          <w:tcPr>
+            <w:tcW w:w="1440" w:type="dxa"/>
+            <w:tcBorders>
+              <w:top w:val="single" w:sz="4" w:space="0" w:color="auto"/>
+              <w:left w:val="single" w:sz="4" w:space="0" w:color="auto"/>
+              <w:bottom w:val="single" w:sz="4" w:space="0" w:color="auto"/>
+              <w:right w:val="single" w:sz="4" w:space="0" w:color="auto"/>
+            </w:tcBorders>
+            <w:hideMark/>
+          </w:tcPr>
+          <w:p>
+            <w:pPr>
+              <w:spacing w:after="160" w:line="278" w:lineRule="auto"/>
+            </w:pPr>
+            <w:r>
+              <w:t>Storage Tank 43</w:t>
+            </w:r>
+          </w:p>
+        </w:tc>
+        <w:tc>
+          <w:tcPr>
+            <w:tcW w:w="1440" w:type="dxa"/>
+            <w:tcBorders>
+              <w:top w:val="single" w:sz="4" w:space="0" w:color="auto"/>
+              <w:left w:val="single" w:sz="4" w:space="0" w:color="auto"/>
+              <w:bottom w:val="single" w:sz="4" w:space="0" w:color="auto"/>
+              <w:right w:val="single" w:sz="4" w:space="0" w:color="auto"/>
+            </w:tcBorders>
+            <w:hideMark/>
+          </w:tcPr>
+          <w:p>
+            <w:pPr>
+              <w:spacing w:after="160" w:line="278" w:lineRule="auto"/>
+            </w:pPr>
+            <w:r>
+              <w:t>12000</w:t>
+            </w:r>
+          </w:p>
+        </w:tc>
+        <w:tc>
+          <w:tcPr>
+            <w:tcW w:w="1440" w:type="dxa"/>
+            <w:tcBorders>
+              <w:top w:val="single" w:sz="4" w:space="0" w:color="auto"/>
+              <w:left w:val="single" w:sz="4" w:space="0" w:color="auto"/>
+              <w:bottom w:val="single" w:sz="4" w:space="0" w:color="auto"/>
+              <w:right w:val="single" w:sz="4" w:space="0" w:color="auto"/>
+            </w:tcBorders>
+            <w:hideMark/>
+          </w:tcPr>
+          <w:p>
+            <w:pPr>
+              <w:spacing w:after="160" w:line="278" w:lineRule="auto"/>
+            </w:pPr>
+            <w:r>
+              <w:t>13.78</w:t>
+            </w:r>
+          </w:p>
+        </w:tc>
+        <w:tc>
+          <w:tcPr>
+            <w:tcW w:w="1440" w:type="dxa"/>
+            <w:tcBorders>
+              <w:top w:val="single" w:sz="4" w:space="0" w:color="auto"/>
+              <w:left w:val="single" w:sz="4" w:space="0" w:color="auto"/>
+              <w:bottom w:val="single" w:sz="4" w:space="0" w:color="auto"/>
+              <w:right w:val="single" w:sz="4" w:space="0" w:color="auto"/>
+            </w:tcBorders>
+            <w:hideMark/>
+          </w:tcPr>
+          <w:p>
+            <w:pPr>
+              <w:spacing w:after="160" w:line="278" w:lineRule="auto"/>
+            </w:pPr>
+            <w:r>
+              <w:t>15.06</w:t>
+            </w:r>
+          </w:p>
+        </w:tc>
+        <w:tc>
+          <w:tcPr>
+            <w:tcW w:w="1440" w:type="dxa"/>
+            <w:tcBorders>
+              <w:top w:val="single" w:sz="4" w:space="0" w:color="auto"/>
+              <w:left w:val="single" w:sz="4" w:space="0" w:color="auto"/>
+              <w:bottom w:val="single" w:sz="4" w:space="0" w:color="auto"/>
+              <w:right w:val="single" w:sz="4" w:space="0" w:color="auto"/>
+            </w:tcBorders>
+            <w:hideMark/>
+          </w:tcPr>
+          <w:p>
+            <w:pPr>
+              <w:spacing w:after="160" w:line="278" w:lineRule="auto"/>
+            </w:pPr>
+            <w:r>
+              <w:t>0.81</w:t>
+            </w:r>
+          </w:p>
+        </w:tc>
+      </w:tr>
+      <w:tr>
+        <w:tc>
+          <w:tcPr>
+            <w:tcW w:w="1440" w:type="dxa"/>
+            <w:tcBorders>
+              <w:top w:val="single" w:sz="4" w:space="0" w:color="auto"/>
+              <w:left w:val="single" w:sz="4" w:space="0" w:color="auto"/>
+              <w:bottom w:val="single" w:sz="4" w:space="0" w:color="auto"/>
+              <w:right w:val="single" w:sz="4" w:space="0" w:color="auto"/>
+            </w:tcBorders>
+            <w:hideMark/>
+          </w:tcPr>
+          <w:p>
+            <w:pPr>
+              <w:spacing w:after="160" w:line="278" w:lineRule="auto"/>
+            </w:pPr>
+            <w:r>
+              <w:t>TK-044</w:t>
+            </w:r>
+          </w:p>
+        </w:tc>
+        <w:tc>
+          <w:tcPr>
+            <w:tcW w:w="1440" w:type="dxa"/>
+            <w:tcBorders>
+              <w:top w:val="single" w:sz="4" w:space="0" w:color="auto"/>
+              <w:left w:val="single" w:sz="4" w:space="0" w:color="auto"/>
+              <w:bottom w:val="single" w:sz="4" w:space="0" w:color="auto"/>
+              <w:right w:val="single" w:sz="4" w:space="0" w:color="auto"/>
+            </w:tcBorders>
+            <w:hideMark/>
+          </w:tcPr>
+          <w:p>
+            <w:pPr>
+              <w:spacing w:after="160" w:line="278" w:lineRule="auto"/>
+            </w:pPr>
+            <w:r>
+              <w:t>Storage Tank 44</w:t>
+            </w:r>
+          </w:p>
+        </w:tc>
+        <w:tc>
+          <w:tcPr>
+            <w:tcW w:w="1440" w:type="dxa"/>
+            <w:tcBorders>
+              <w:top w:val="single" w:sz="4" w:space="0" w:color="auto"/>
+              <w:left w:val="single" w:sz="4" w:space="0" w:color="auto"/>
+              <w:bottom w:val="single" w:sz="4" w:space="0" w:color="auto"/>
+              <w:right w:val="single" w:sz="4" w:space="0" w:color="auto"/>
+            </w:tcBorders>
+            <w:hideMark/>
+          </w:tcPr>
+          <w:p>
+            <w:pPr>
+              <w:spacing w:after="160" w:line="278" w:lineRule="auto"/>
+            </w:pPr>
+            <w:r>
+              <w:t>12000</w:t>
+            </w:r>
+          </w:p>
+        </w:tc>
+        <w:tc>
+          <w:tcPr>
+            <w:tcW w:w="1440" w:type="dxa"/>
+            <w:tcBorders>
+              <w:top w:val="single" w:sz="4" w:space="0" w:color="auto"/>
+              <w:left w:val="single" w:sz="4" w:space="0" w:color="auto"/>
+              <w:bottom w:val="single" w:sz="4" w:space="0" w:color="auto"/>
+              <w:right w:val="single" w:sz="4" w:space="0" w:color="auto"/>
+            </w:tcBorders>
+            <w:hideMark/>
+          </w:tcPr>
+          <w:p>
+            <w:pPr>
+              <w:spacing w:after="160" w:line="278" w:lineRule="auto"/>
+            </w:pPr>
+            <w:r>
+              <w:t>14.6</w:t>
+            </w:r>
+          </w:p>
+        </w:tc>
+        <w:tc>
+          <w:tcPr>
+            <w:tcW w:w="1440" w:type="dxa"/>
+            <w:tcBorders>
+              <w:top w:val="single" w:sz="4" w:space="0" w:color="auto"/>
+              <w:left w:val="single" w:sz="4" w:space="0" w:color="auto"/>
+              <w:bottom w:val="single" w:sz="4" w:space="0" w:color="auto"/>
+              <w:right w:val="single" w:sz="4" w:space="0" w:color="auto"/>
+            </w:tcBorders>
+            <w:hideMark/>
+          </w:tcPr>
+          <w:p>
+            <w:pPr>
+              <w:spacing w:after="160" w:line="278" w:lineRule="auto"/>
+            </w:pPr>
+            <w:r>
+              <w:t>15.27</w:t>
+            </w:r>
+          </w:p>
+        </w:tc>
+        <w:tc>
+          <w:tcPr>
+            <w:tcW w:w="1440" w:type="dxa"/>
+            <w:tcBorders>
+              <w:top w:val="single" w:sz="4" w:space="0" w:color="auto"/>
+              <w:left w:val="single" w:sz="4" w:space="0" w:color="auto"/>
+              <w:bottom w:val="single" w:sz="4" w:space="0" w:color="auto"/>
+              <w:right w:val="single" w:sz="4" w:space="0" w:color="auto"/>
+            </w:tcBorders>
+            <w:hideMark/>
+          </w:tcPr>
+          <w:p>
+            <w:pPr>
+              <w:spacing w:after="160" w:line="278" w:lineRule="auto"/>
+            </w:pPr>
+            <w:r>
+              <w:t>1.17</w:t>
+            </w:r>
+          </w:p>
+        </w:tc>
+      </w:tr>
+      <w:tr>
+        <w:tc>
+          <w:tcPr>
+            <w:tcW w:w="1440" w:type="dxa"/>
+            <w:tcBorders>
+              <w:top w:val="single" w:sz="4" w:space="0" w:color="auto"/>
+              <w:left w:val="single" w:sz="4" w:space="0" w:color="auto"/>
+              <w:bottom w:val="single" w:sz="4" w:space="0" w:color="auto"/>
+              <w:right w:val="single" w:sz="4" w:space="0" w:color="auto"/>
+            </w:tcBorders>
+            <w:hideMark/>
+          </w:tcPr>
+          <w:p>
+            <w:pPr>
+              <w:spacing w:after="160" w:line="278" w:lineRule="auto"/>
+            </w:pPr>
+            <w:r>
+              <w:t>TK-045</w:t>
+            </w:r>
+          </w:p>
+        </w:tc>
+        <w:tc>
+          <w:tcPr>
+            <w:tcW w:w="1440" w:type="dxa"/>
+            <w:tcBorders>
+              <w:top w:val="single" w:sz="4" w:space="0" w:color="auto"/>
+              <w:left w:val="single" w:sz="4" w:space="0" w:color="auto"/>
+              <w:bottom w:val="single" w:sz="4" w:space="0" w:color="auto"/>
+              <w:right w:val="single" w:sz="4" w:space="0" w:color="auto"/>
+            </w:tcBorders>
+            <w:hideMark/>
+          </w:tcPr>
+          <w:p>
+            <w:pPr>
+              <w:spacing w:after="160" w:line="278" w:lineRule="auto"/>
+            </w:pPr>
+            <w:r>
+              <w:t>Storage Tank 45</w:t>
+            </w:r>
+          </w:p>
+        </w:tc>
+        <w:tc>
+          <w:tcPr>
+            <w:tcW w:w="1440" w:type="dxa"/>
+            <w:tcBorders>
+              <w:top w:val="single" w:sz="4" w:space="0" w:color="auto"/>
+              <w:left w:val="single" w:sz="4" w:space="0" w:color="auto"/>
+              <w:bottom w:val="single" w:sz="4" w:space="0" w:color="auto"/>
+              <w:right w:val="single" w:sz="4" w:space="0" w:color="auto"/>
+            </w:tcBorders>
+            <w:hideMark/>
+          </w:tcPr>
+          <w:p>
+            <w:pPr>
+              <w:spacing w:after="160" w:line="278" w:lineRule="auto"/>
+            </w:pPr>
+            <w:r>
+              <w:t>12000</w:t>
+            </w:r>
+          </w:p>
+        </w:tc>
+        <w:tc>
+          <w:tcPr>
+            <w:tcW w:w="1440" w:type="dxa"/>
+            <w:tcBorders>
+              <w:top w:val="single" w:sz="4" w:space="0" w:color="auto"/>
+              <w:left w:val="single" w:sz="4" w:space="0" w:color="auto"/>
+              <w:bottom w:val="single" w:sz="4" w:space="0" w:color="auto"/>
+              <w:right w:val="single" w:sz="4" w:space="0" w:color="auto"/>
+            </w:tcBorders>
+            <w:hideMark/>
+          </w:tcPr>
+          <w:p>
+            <w:pPr>
+              <w:spacing w:after="160" w:line="278" w:lineRule="auto"/>
+            </w:pPr>
+            <w:r>
+              <w:t>12.99</w:t>
+            </w:r>
+          </w:p>
+        </w:tc>
+        <w:tc>
+          <w:tcPr>
+            <w:tcW w:w="1440" w:type="dxa"/>
+            <w:tcBorders>
+              <w:top w:val="single" w:sz="4" w:space="0" w:color="auto"/>
+              <w:left w:val="single" w:sz="4" w:space="0" w:color="auto"/>
+              <w:bottom w:val="single" w:sz="4" w:space="0" w:color="auto"/>
+              <w:right w:val="single" w:sz="4" w:space="0" w:color="auto"/>
+            </w:tcBorders>
+            <w:hideMark/>
+          </w:tcPr>
+          <w:p>
+            <w:pPr>
+              <w:spacing w:after="160" w:line="278" w:lineRule="auto"/>
+            </w:pPr>
+            <w:r>
+              <w:t>13.57</w:t>
+            </w:r>
+          </w:p>
+        </w:tc>
+        <w:tc>
+          <w:tcPr>
+            <w:tcW w:w="1440" w:type="dxa"/>
+            <w:tcBorders>
+              <w:top w:val="single" w:sz="4" w:space="0" w:color="auto"/>
+              <w:left w:val="single" w:sz="4" w:space="0" w:color="auto"/>
+              <w:bottom w:val="single" w:sz="4" w:space="0" w:color="auto"/>
+              <w:right w:val="single" w:sz="4" w:space="0" w:color="auto"/>
+            </w:tcBorders>
+            <w:hideMark/>
+          </w:tcPr>
+          <w:p>
+            <w:pPr>
+              <w:spacing w:after="160" w:line="278" w:lineRule="auto"/>
+            </w:pPr>
+            <w:r>
+              <w:t>1.26</w:t>
+            </w:r>
+          </w:p>
+        </w:tc>
+      </w:tr>
+      <w:tr>
+        <w:tc>
+          <w:tcPr>
+            <w:tcW w:w="1440" w:type="dxa"/>
+            <w:tcBorders>
+              <w:top w:val="single" w:sz="4" w:space="0" w:color="auto"/>
+              <w:left w:val="single" w:sz="4" w:space="0" w:color="auto"/>
+              <w:bottom w:val="single" w:sz="4" w:space="0" w:color="auto"/>
+              <w:right w:val="single" w:sz="4" w:space="0" w:color="auto"/>
+            </w:tcBorders>
+            <w:hideMark/>
+          </w:tcPr>
+          <w:p>
+            <w:pPr>
+              <w:spacing w:after="160" w:line="278" w:lineRule="auto"/>
+            </w:pPr>
+            <w:r>
+              <w:t>TK-046</w:t>
+            </w:r>
+          </w:p>
+        </w:tc>
+        <w:tc>
+          <w:tcPr>
+            <w:tcW w:w="1440" w:type="dxa"/>
+            <w:tcBorders>
+              <w:top w:val="single" w:sz="4" w:space="0" w:color="auto"/>
+              <w:left w:val="single" w:sz="4" w:space="0" w:color="auto"/>
+              <w:bottom w:val="single" w:sz="4" w:space="0" w:color="auto"/>
+              <w:right w:val="single" w:sz="4" w:space="0" w:color="auto"/>
+            </w:tcBorders>
+            <w:hideMark/>
+          </w:tcPr>
+          <w:p>
+            <w:pPr>
+              <w:spacing w:after="160" w:line="278" w:lineRule="auto"/>
+            </w:pPr>
+            <w:r>
+              <w:t>Storage Tank 46</w:t>
+            </w:r>
+          </w:p>
+        </w:tc>
+        <w:tc>
+          <w:tcPr>
+            <w:tcW w:w="1440" w:type="dxa"/>
+            <w:tcBorders>
+              <w:top w:val="single" w:sz="4" w:space="0" w:color="auto"/>
+              <w:left w:val="single" w:sz="4" w:space="0" w:color="auto"/>
+              <w:bottom w:val="single" w:sz="4" w:space="0" w:color="auto"/>
+              <w:right w:val="single" w:sz="4" w:space="0" w:color="auto"/>
+            </w:tcBorders>
+            <w:hideMark/>
+          </w:tcPr>
+          <w:p>
+            <w:pPr>
+              <w:spacing w:after="160" w:line="278" w:lineRule="auto"/>
+            </w:pPr>
+            <w:r>
+              <w:t>5000</w:t>
+            </w:r>
+          </w:p>
+        </w:tc>
+        <w:tc>
+          <w:tcPr>
+            <w:tcW w:w="1440" w:type="dxa"/>
+            <w:tcBorders>
+              <w:top w:val="single" w:sz="4" w:space="0" w:color="auto"/>
+              <w:left w:val="single" w:sz="4" w:space="0" w:color="auto"/>
+              <w:bottom w:val="single" w:sz="4" w:space="0" w:color="auto"/>
+              <w:right w:val="single" w:sz="4" w:space="0" w:color="auto"/>
+            </w:tcBorders>
+            <w:hideMark/>
+          </w:tcPr>
+          <w:p>
+            <w:pPr>
+              <w:spacing w:after="160" w:line="278" w:lineRule="auto"/>
+            </w:pPr>
+            <w:r>
+              <w:t>15.95</w:t>
+            </w:r>
+          </w:p>
+        </w:tc>
+        <w:tc>
+          <w:tcPr>
+            <w:tcW w:w="1440" w:type="dxa"/>
+            <w:tcBorders>
+              <w:top w:val="single" w:sz="4" w:space="0" w:color="auto"/>
+              <w:left w:val="single" w:sz="4" w:space="0" w:color="auto"/>
+              <w:bottom w:val="single" w:sz="4" w:space="0" w:color="auto"/>
+              <w:right w:val="single" w:sz="4" w:space="0" w:color="auto"/>
+            </w:tcBorders>
+            <w:hideMark/>
+          </w:tcPr>
+          <w:p>
+            <w:pPr>
+              <w:spacing w:after="160" w:line="278" w:lineRule="auto"/>
+            </w:pPr>
+            <w:r>
+              <w:t>17.13</w:t>
+            </w:r>
+          </w:p>
+        </w:tc>
+        <w:tc>
+          <w:tcPr>
+            <w:tcW w:w="1440" w:type="dxa"/>
+            <w:tcBorders>
+              <w:top w:val="single" w:sz="4" w:space="0" w:color="auto"/>
+              <w:left w:val="single" w:sz="4" w:space="0" w:color="auto"/>
+              <w:bottom w:val="single" w:sz="4" w:space="0" w:color="auto"/>
+              <w:right w:val="single" w:sz="4" w:space="0" w:color="auto"/>
+            </w:tcBorders>
+            <w:hideMark/>
+          </w:tcPr>
+          <w:p>
+            <w:pPr>
+              <w:spacing w:after="160" w:line="278" w:lineRule="auto"/>
+            </w:pPr>
+            <w:r>
+              <w:t>1.43</w:t>
+            </w:r>
+          </w:p>
+        </w:tc>
+      </w:tr>
+      <w:tr>
+        <w:tc>
+          <w:tcPr>
+            <w:tcW w:w="1440" w:type="dxa"/>
+            <w:tcBorders>
+              <w:top w:val="single" w:sz="4" w:space="0" w:color="auto"/>
+              <w:left w:val="single" w:sz="4" w:space="0" w:color="auto"/>
+              <w:bottom w:val="single" w:sz="4" w:space="0" w:color="auto"/>
+              <w:right w:val="single" w:sz="4" w:space="0" w:color="auto"/>
+            </w:tcBorders>
+            <w:hideMark/>
+          </w:tcPr>
+          <w:p>
+            <w:pPr>
+              <w:spacing w:after="160" w:line="278" w:lineRule="auto"/>
+            </w:pPr>
+            <w:r>
+              <w:t>TK-047</w:t>
+            </w:r>
+          </w:p>
+        </w:tc>
+        <w:tc>
+          <w:tcPr>
+            <w:tcW w:w="1440" w:type="dxa"/>
+            <w:tcBorders>
+              <w:top w:val="single" w:sz="4" w:space="0" w:color="auto"/>
+              <w:left w:val="single" w:sz="4" w:space="0" w:color="auto"/>
+              <w:bottom w:val="single" w:sz="4" w:space="0" w:color="auto"/>
+              <w:right w:val="single" w:sz="4" w:space="0" w:color="auto"/>
+            </w:tcBorders>
+            <w:hideMark/>
+          </w:tcPr>
+          <w:p>
+            <w:pPr>
+              <w:spacing w:after="160" w:line="278" w:lineRule="auto"/>
+            </w:pPr>
+            <w:r>
+              <w:t>Storage Tank 47</w:t>
+            </w:r>
+          </w:p>
+        </w:tc>
+        <w:tc>
+          <w:tcPr>
+            <w:tcW w:w="1440" w:type="dxa"/>
+            <w:tcBorders>
+              <w:top w:val="single" w:sz="4" w:space="0" w:color="auto"/>
+              <w:left w:val="single" w:sz="4" w:space="0" w:color="auto"/>
+              <w:bottom w:val="single" w:sz="4" w:space="0" w:color="auto"/>
+              <w:right w:val="single" w:sz="4" w:space="0" w:color="auto"/>
+            </w:tcBorders>
+            <w:hideMark/>
+          </w:tcPr>
+          <w:p>
+            <w:pPr>
+              <w:spacing w:after="160" w:line="278" w:lineRule="auto"/>
+            </w:pPr>
+            <w:r>
+              <w:t>20000</w:t>
+            </w:r>
+          </w:p>
+        </w:tc>
+        <w:tc>
+          <w:tcPr>
+            <w:tcW w:w="1440" w:type="dxa"/>
+            <w:tcBorders>
+              <w:top w:val="single" w:sz="4" w:space="0" w:color="auto"/>
+              <w:left w:val="single" w:sz="4" w:space="0" w:color="auto"/>
+              <w:bottom w:val="single" w:sz="4" w:space="0" w:color="auto"/>
+              <w:right w:val="single" w:sz="4" w:space="0" w:color="auto"/>
+            </w:tcBorders>
+            <w:hideMark/>
+          </w:tcPr>
+          <w:p>
+            <w:pPr>
+              <w:spacing w:after="160" w:line="278" w:lineRule="auto"/>
+            </w:pPr>
+            <w:r>
+              <w:t>13.49</w:t>
+            </w:r>
+          </w:p>
+        </w:tc>
+        <w:tc>
+          <w:tcPr>
+            <w:tcW w:w="1440" w:type="dxa"/>
+            <w:tcBorders>
+              <w:top w:val="single" w:sz="4" w:space="0" w:color="auto"/>
+              <w:left w:val="single" w:sz="4" w:space="0" w:color="auto"/>
+              <w:bottom w:val="single" w:sz="4" w:space="0" w:color="auto"/>
+              <w:right w:val="single" w:sz="4" w:space="0" w:color="auto"/>
+            </w:tcBorders>
+            <w:hideMark/>
+          </w:tcPr>
+          <w:p>
+            <w:pPr>
+              <w:spacing w:after="160" w:line="278" w:lineRule="auto"/>
+            </w:pPr>
+            <w:r>
+              <w:t>15.08</w:t>
+            </w:r>
+          </w:p>
+        </w:tc>
+        <w:tc>
+          <w:tcPr>
+            <w:tcW w:w="1440" w:type="dxa"/>
+            <w:tcBorders>
+              <w:top w:val="single" w:sz="4" w:space="0" w:color="auto"/>
+              <w:left w:val="single" w:sz="4" w:space="0" w:color="auto"/>
+              <w:bottom w:val="single" w:sz="4" w:space="0" w:color="auto"/>
+              <w:right w:val="single" w:sz="4" w:space="0" w:color="auto"/>
+            </w:tcBorders>
+            <w:hideMark/>
+          </w:tcPr>
+          <w:p>
+            <w:pPr>
+              <w:spacing w:after="160" w:line="278" w:lineRule="auto"/>
+            </w:pPr>
+            <w:r>
+              <w:t>1.09</w:t>
+            </w:r>
+          </w:p>
+        </w:tc>
+      </w:tr>
+      <w:tr>
+        <w:tc>
+          <w:tcPr>
+            <w:tcW w:w="1440" w:type="dxa"/>
+            <w:tcBorders>
+              <w:top w:val="single" w:sz="4" w:space="0" w:color="auto"/>
+              <w:left w:val="single" w:sz="4" w:space="0" w:color="auto"/>
+              <w:bottom w:val="single" w:sz="4" w:space="0" w:color="auto"/>
+              <w:right w:val="single" w:sz="4" w:space="0" w:color="auto"/>
+            </w:tcBorders>
+            <w:hideMark/>
+          </w:tcPr>
+          <w:p>
+            <w:pPr>
+              <w:spacing w:after="160" w:line="278" w:lineRule="auto"/>
+            </w:pPr>
+            <w:r>
+              <w:t>TK-048</w:t>
+            </w:r>
+          </w:p>
+        </w:tc>
+        <w:tc>
+          <w:tcPr>
+            <w:tcW w:w="1440" w:type="dxa"/>
+            <w:tcBorders>
+              <w:top w:val="single" w:sz="4" w:space="0" w:color="auto"/>
+              <w:left w:val="single" w:sz="4" w:space="0" w:color="auto"/>
+              <w:bottom w:val="single" w:sz="4" w:space="0" w:color="auto"/>
+              <w:right w:val="single" w:sz="4" w:space="0" w:color="auto"/>
+            </w:tcBorders>
+            <w:hideMark/>
+          </w:tcPr>
+          <w:p>
+            <w:pPr>
+              <w:spacing w:after="160" w:line="278" w:lineRule="auto"/>
+            </w:pPr>
+            <w:r>
+              <w:t>Storage Tank 48</w:t>
+            </w:r>
+          </w:p>
+        </w:tc>
+        <w:tc>
+          <w:tcPr>
+            <w:tcW w:w="1440" w:type="dxa"/>
+            <w:tcBorders>
+              <w:top w:val="single" w:sz="4" w:space="0" w:color="auto"/>
+              <w:left w:val="single" w:sz="4" w:space="0" w:color="auto"/>
+              <w:bottom w:val="single" w:sz="4" w:space="0" w:color="auto"/>
+              <w:right w:val="single" w:sz="4" w:space="0" w:color="auto"/>
+            </w:tcBorders>
+            <w:hideMark/>
+          </w:tcPr>
+          <w:p>
+            <w:pPr>
+              <w:spacing w:after="160" w:line="278" w:lineRule="auto"/>
+            </w:pPr>
+            <w:r>
+              <w:t>10000</w:t>
+            </w:r>
+          </w:p>
+        </w:tc>
+        <w:tc>
+          <w:tcPr>
+            <w:tcW w:w="1440" w:type="dxa"/>
+            <w:tcBorders>
+              <w:top w:val="single" w:sz="4" w:space="0" w:color="auto"/>
+              <w:left w:val="single" w:sz="4" w:space="0" w:color="auto"/>
+              <w:bottom w:val="single" w:sz="4" w:space="0" w:color="auto"/>
+              <w:right w:val="single" w:sz="4" w:space="0" w:color="auto"/>
+            </w:tcBorders>
+            <w:hideMark/>
+          </w:tcPr>
+          <w:p>
+            <w:pPr>
+              <w:spacing w:after="160" w:line="278" w:lineRule="auto"/>
+            </w:pPr>
+            <w:r>
+              <w:t>11.45</w:t>
+            </w:r>
+          </w:p>
+        </w:tc>
+        <w:tc>
+          <w:tcPr>
+            <w:tcW w:w="1440" w:type="dxa"/>
+            <w:tcBorders>
+              <w:top w:val="single" w:sz="4" w:space="0" w:color="auto"/>
+              <w:left w:val="single" w:sz="4" w:space="0" w:color="auto"/>
+              <w:bottom w:val="single" w:sz="4" w:space="0" w:color="auto"/>
+              <w:right w:val="single" w:sz="4" w:space="0" w:color="auto"/>
+            </w:tcBorders>
+            <w:hideMark/>
+          </w:tcPr>
+          <w:p>
+            <w:pPr>
+              <w:spacing w:after="160" w:line="278" w:lineRule="auto"/>
+            </w:pPr>
+            <w:r>
+              <w:t>13.05</w:t>
+            </w:r>
+          </w:p>
+        </w:tc>
+        <w:tc>
+          <w:tcPr>
+            <w:tcW w:w="1440" w:type="dxa"/>
+            <w:tcBorders>
+              <w:top w:val="single" w:sz="4" w:space="0" w:color="auto"/>
+              <w:left w:val="single" w:sz="4" w:space="0" w:color="auto"/>
+              <w:bottom w:val="single" w:sz="4" w:space="0" w:color="auto"/>
+              <w:right w:val="single" w:sz="4" w:space="0" w:color="auto"/>
+            </w:tcBorders>
+            <w:hideMark/>
+          </w:tcPr>
+          <w:p>
+            <w:pPr>
+              <w:spacing w:after="160" w:line="278" w:lineRule="auto"/>
+            </w:pPr>
+            <w:r>
+              <w:t>0.86</w:t>
+            </w:r>
+          </w:p>
+        </w:tc>
+      </w:tr>
+      <w:tr>
+        <w:tc>
+          <w:tcPr>
+            <w:tcW w:w="1440" w:type="dxa"/>
+            <w:tcBorders>
+              <w:top w:val="single" w:sz="4" w:space="0" w:color="auto"/>
+              <w:left w:val="single" w:sz="4" w:space="0" w:color="auto"/>
+              <w:bottom w:val="single" w:sz="4" w:space="0" w:color="auto"/>
+              <w:right w:val="single" w:sz="4" w:space="0" w:color="auto"/>
+            </w:tcBorders>
+            <w:hideMark/>
+          </w:tcPr>
+          <w:p>
+            <w:pPr>
+              <w:spacing w:after="160" w:line="278" w:lineRule="auto"/>
+            </w:pPr>
+            <w:r>
+              <w:t>TK-049</w:t>
+            </w:r>
+          </w:p>
+        </w:tc>
+        <w:tc>
+          <w:tcPr>
+            <w:tcW w:w="1440" w:type="dxa"/>
+            <w:tcBorders>
+              <w:top w:val="single" w:sz="4" w:space="0" w:color="auto"/>
+              <w:left w:val="single" w:sz="4" w:space="0" w:color="auto"/>
+              <w:bottom w:val="single" w:sz="4" w:space="0" w:color="auto"/>
+              <w:right w:val="single" w:sz="4" w:space="0" w:color="auto"/>
+            </w:tcBorders>
+            <w:hideMark/>
+          </w:tcPr>
+          <w:p>
+            <w:pPr>
+              <w:spacing w:after="160" w:line="278" w:lineRule="auto"/>
+            </w:pPr>
+            <w:r>
+              <w:t>Storage Tank 49</w:t>
+            </w:r>
+          </w:p>
+        </w:tc>
+        <w:tc>
+          <w:tcPr>
+            <w:tcW w:w="1440" w:type="dxa"/>
+            <w:tcBorders>
+              <w:top w:val="single" w:sz="4" w:space="0" w:color="auto"/>
+              <w:left w:val="single" w:sz="4" w:space="0" w:color="auto"/>
+              <w:bottom w:val="single" w:sz="4" w:space="0" w:color="auto"/>
+              <w:right w:val="single" w:sz="4" w:space="0" w:color="auto"/>
+            </w:tcBorders>
+            <w:hideMark/>
+          </w:tcPr>
+          <w:p>
+            <w:pPr>
+              <w:spacing w:after="160" w:line="278" w:lineRule="auto"/>
+            </w:pPr>
+            <w:r>
+              <w:t>10000</w:t>
+            </w:r>
+          </w:p>
+        </w:tc>
+        <w:tc>
+          <w:tcPr>
+            <w:tcW w:w="1440" w:type="dxa"/>
+            <w:tcBorders>
+              <w:top w:val="single" w:sz="4" w:space="0" w:color="auto"/>
+              <w:left w:val="single" w:sz="4" w:space="0" w:color="auto"/>
+              <w:bottom w:val="single" w:sz="4" w:space="0" w:color="auto"/>
+              <w:right w:val="single" w:sz="4" w:space="0" w:color="auto"/>
+            </w:tcBorders>
+            <w:hideMark/>
+          </w:tcPr>
+          <w:p>
+            <w:pPr>
+              <w:spacing w:after="160" w:line="278" w:lineRule="auto"/>
+            </w:pPr>
+            <w:r>
+              <w:t>11.89</w:t>
+            </w:r>
+          </w:p>
+        </w:tc>
+        <w:tc>
+          <w:tcPr>
+            <w:tcW w:w="1440" w:type="dxa"/>
+            <w:tcBorders>
+              <w:top w:val="single" w:sz="4" w:space="0" w:color="auto"/>
+              <w:left w:val="single" w:sz="4" w:space="0" w:color="auto"/>
+              <w:bottom w:val="single" w:sz="4" w:space="0" w:color="auto"/>
+              <w:right w:val="single" w:sz="4" w:space="0" w:color="auto"/>
+            </w:tcBorders>
+            <w:hideMark/>
+          </w:tcPr>
+          <w:p>
+            <w:pPr>
+              <w:spacing w:after="160" w:line="278" w:lineRule="auto"/>
+            </w:pPr>
+            <w:r>
+              <w:t>12.54</w:t>
+            </w:r>
+          </w:p>
+        </w:tc>
+        <w:tc>
+          <w:tcPr>
+            <w:tcW w:w="1440" w:type="dxa"/>
+            <w:tcBorders>
+              <w:top w:val="single" w:sz="4" w:space="0" w:color="auto"/>
+              <w:left w:val="single" w:sz="4" w:space="0" w:color="auto"/>
+              <w:bottom w:val="single" w:sz="4" w:space="0" w:color="auto"/>
+              <w:right w:val="single" w:sz="4" w:space="0" w:color="auto"/>
+            </w:tcBorders>
+            <w:hideMark/>
+          </w:tcPr>
+          <w:p>
+            <w:pPr>
+              <w:spacing w:after="160" w:line="278" w:lineRule="auto"/>
+            </w:pPr>
+            <w:r>
+              <w:t>0.79</w:t>
+            </w:r>
+          </w:p>
+        </w:tc>
+      </w:tr>
+      <w:tr>
+        <w:tc>
+          <w:tcPr>
+            <w:tcW w:w="1440" w:type="dxa"/>
+            <w:tcBorders>
+              <w:top w:val="single" w:sz="4" w:space="0" w:color="auto"/>
+              <w:left w:val="single" w:sz="4" w:space="0" w:color="auto"/>
+              <w:bottom w:val="single" w:sz="4" w:space="0" w:color="auto"/>
+              <w:right w:val="single" w:sz="4" w:space="0" w:color="auto"/>
+            </w:tcBorders>
+            <w:hideMark/>
+          </w:tcPr>
+          <w:p>
+            <w:pPr>
+              <w:spacing w:after="160" w:line="278" w:lineRule="auto"/>
+            </w:pPr>
+            <w:r>
+              <w:t>TK-050</w:t>
+            </w:r>
+          </w:p>
+        </w:tc>
+        <w:tc>
+          <w:tcPr>
+            <w:tcW w:w="1440" w:type="dxa"/>
+            <w:tcBorders>
+              <w:top w:val="single" w:sz="4" w:space="0" w:color="auto"/>
+              <w:left w:val="single" w:sz="4" w:space="0" w:color="auto"/>
+              <w:bottom w:val="single" w:sz="4" w:space="0" w:color="auto"/>
+              <w:right w:val="single" w:sz="4" w:space="0" w:color="auto"/>
+            </w:tcBorders>
+            <w:hideMark/>
+          </w:tcPr>
+          <w:p>
+            <w:pPr>
+              <w:spacing w:after="160" w:line="278" w:lineRule="auto"/>
+            </w:pPr>
+            <w:r>
+              <w:t>Storage Tank 50</w:t>
+            </w:r>
+          </w:p>
+        </w:tc>
+        <w:tc>
+          <w:tcPr>
+            <w:tcW w:w="1440" w:type="dxa"/>
+            <w:tcBorders>
+              <w:top w:val="single" w:sz="4" w:space="0" w:color="auto"/>
+              <w:left w:val="single" w:sz="4" w:space="0" w:color="auto"/>
+              <w:bottom w:val="single" w:sz="4" w:space="0" w:color="auto"/>
+              <w:right w:val="single" w:sz="4" w:space="0" w:color="auto"/>
+            </w:tcBorders>
+            <w:hideMark/>
+          </w:tcPr>
+          <w:p>
+            <w:pPr>
+              <w:spacing w:after="160" w:line="278" w:lineRule="auto"/>
+            </w:pPr>
+            <w:r>
+              <w:t>10000</w:t>
+            </w:r>
+          </w:p>
+        </w:tc>
+        <w:tc>
+          <w:tcPr>
+            <w:tcW w:w="1440" w:type="dxa"/>
+            <w:tcBorders>
+              <w:top w:val="single" w:sz="4" w:space="0" w:color="auto"/>
+              <w:left w:val="single" w:sz="4" w:space="0" w:color="auto"/>
+              <w:bottom w:val="single" w:sz="4" w:space="0" w:color="auto"/>
+              <w:right w:val="single" w:sz="4" w:space="0" w:color="auto"/>
+            </w:tcBorders>
+            <w:hideMark/>
+          </w:tcPr>
+          <w:p>
+            <w:pPr>
+              <w:spacing w:after="160" w:line="278" w:lineRule="auto"/>
+            </w:pPr>
+            <w:r>
+              <w:t>15.6</w:t>
+            </w:r>
+          </w:p>
+        </w:tc>
+        <w:tc>
+          <w:tcPr>
+            <w:tcW w:w="1440" w:type="dxa"/>
+            <w:tcBorders>
+              <w:top w:val="single" w:sz="4" w:space="0" w:color="auto"/>
+              <w:left w:val="single" w:sz="4" w:space="0" w:color="auto"/>
+              <w:bottom w:val="single" w:sz="4" w:space="0" w:color="auto"/>
+              <w:right w:val="single" w:sz="4" w:space="0" w:color="auto"/>
+            </w:tcBorders>
+            <w:hideMark/>
+          </w:tcPr>
+          <w:p>
+            <w:pPr>
+              <w:spacing w:after="160" w:line="278" w:lineRule="auto"/>
+            </w:pPr>
+            <w:r>
+              <w:t>16.27</w:t>
+            </w:r>
+          </w:p>
+        </w:tc>
+        <w:tc>
+          <w:tcPr>
+            <w:tcW w:w="1440" w:type="dxa"/>
+            <w:tcBorders>
+              <w:top w:val="single" w:sz="4" w:space="0" w:color="auto"/>
+              <w:left w:val="single" w:sz="4" w:space="0" w:color="auto"/>
+              <w:bottom w:val="single" w:sz="4" w:space="0" w:color="auto"/>
+              <w:right w:val="single" w:sz="4" w:space="0" w:color="auto"/>
+            </w:tcBorders>
+            <w:hideMark/>
+          </w:tcPr>
+          <w:p>
+            <w:pPr>
+              <w:spacing w:after="160" w:line="278" w:lineRule="auto"/>
+            </w:pPr>
+            <w:r>
+              <w:t>0.42</w:t>
+            </w:r>
+          </w:p>
+        </w:tc>
+      </w:tr>
+    </w:tbl>
+    <w:p/>
+    <w:p/>
     <w:p/>
     <w:sectPr>
       <w:pgSz w:w="12240" w:h="15840"/>
@@ -2122,6 +8283,25 @@
       <w:rFonts w:ascii="Times New Roman" w:hAnsi="Times New Roman" w:cs="Times New Roman"/>
     </w:rPr>
   </w:style>
+  <w:style w:type="table" w:styleId="TableGrid">
+    <w:name w:val="Table Grid"/>
+    <w:basedOn w:val="TableNormal"/>
+    <w:uiPriority w:val="39"/>
+    <w:rsid w:val="001F5697"/>
+    <w:pPr>
+      <w:spacing w:after="0" w:line="240" w:lineRule="auto"/>
+    </w:pPr>
+    <w:tblPr>
+      <w:tblBorders>
+        <w:top w:val="single" w:sz="4" w:space="0" w:color="auto"/>
+        <w:left w:val="single" w:sz="4" w:space="0" w:color="auto"/>
+        <w:bottom w:val="single" w:sz="4" w:space="0" w:color="auto"/>
+        <w:right w:val="single" w:sz="4" w:space="0" w:color="auto"/>
+        <w:insideH w:val="single" w:sz="4" w:space="0" w:color="auto"/>
+        <w:insideV w:val="single" w:sz="4" w:space="0" w:color="auto"/>
+      </w:tblBorders>
+    </w:tblPr>
+  </w:style>
 </w:styles>
 </file>
 
